--- a/PROYECTO_3ºV_DIPLOMADO_EN_ESTADISTICA_APLICADA.docx
+++ b/PROYECTO_3ºV_DIPLOMADO_EN_ESTADISTICA_APLICADA.docx
@@ -16,7 +16,7 @@
       <w:r>
         <w:t xml:space="preserve">                 </w:t>
       </w:r>
-      <w:bookmarkStart w:id="1" w:name="_Toc195598626"/>
+      <w:bookmarkStart w:id="1" w:name="_Toc196777297"/>
       <w:r>
         <w:t>UNIVERSIDAD MAYOR DE SAN SIMÓN</w:t>
       </w:r>
@@ -383,6 +383,9 @@
                             <w:pPr>
                               <w:jc w:val="right"/>
                               <w:textDirection w:val="btLr"/>
+                              <w:rPr>
+                                <w:lang w:val="es-BO"/>
+                              </w:rPr>
                             </w:pPr>
                             <w:r>
                               <w:rPr>
@@ -390,15 +393,10 @@
                                 <w:b/>
                                 <w:color w:val="000000"/>
                                 <w:sz w:val="40"/>
+                                <w:lang w:val="es-BO"/>
                               </w:rPr>
-                              <w:t>OPTIMIZACIÓN DE HORARIOS EN LA ACADEMIA NACIONAL DE MÚSICA 'MAN CESPED' MEDIANTE ALGORITMOS GENÉTICOS</w:t>
+                              <w:t>OPTIMIZACIÓN DE HORARIOS MEDIANTE ALGORITMOS GENÉTICOS</w:t>
                             </w:r>
-                          </w:p>
-                          <w:p>
-                            <w:pPr>
-                              <w:jc w:val="right"/>
-                              <w:textDirection w:val="btLr"/>
-                            </w:pPr>
                           </w:p>
                         </w:txbxContent>
                       </wps:txbx>
@@ -420,6 +418,9 @@
                       <w:pPr>
                         <w:jc w:val="right"/>
                         <w:textDirection w:val="btLr"/>
+                        <w:rPr>
+                          <w:lang w:val="es-BO"/>
+                        </w:rPr>
                       </w:pPr>
                       <w:r>
                         <w:rPr>
@@ -427,15 +428,10 @@
                           <w:b/>
                           <w:color w:val="000000"/>
                           <w:sz w:val="40"/>
+                          <w:lang w:val="es-BO"/>
                         </w:rPr>
-                        <w:t>OPTIMIZACIÓN DE HORARIOS EN LA ACADEMIA NACIONAL DE MÚSICA 'MAN CESPED' MEDIANTE ALGORITMOS GENÉTICOS</w:t>
+                        <w:t>OPTIMIZACIÓN DE HORARIOS MEDIANTE ALGORITMOS GENÉTICOS</w:t>
                       </w:r>
-                    </w:p>
-                    <w:p>
-                      <w:pPr>
-                        <w:jc w:val="right"/>
-                        <w:textDirection w:val="btLr"/>
-                      </w:pPr>
                     </w:p>
                   </w:txbxContent>
                 </v:textbox>
@@ -2429,249 +2425,286 @@
           <w:i/>
           <w:sz w:val="23"/>
           <w:szCs w:val="23"/>
+          <w:lang w:val="es-BO"/>
         </w:rPr>
       </w:pPr>
       <w:r>
         <w:rPr>
           <w:rFonts w:ascii="Garamond" w:eastAsia="Garamond" w:hAnsi="Garamond" w:cs="Garamond"/>
           <w:i/>
-          <w:sz w:val="23"/>
-          <w:szCs w:val="23"/>
-        </w:rPr>
-        <w:t>Agradecimientos con Texto Garamond en cursiva tamaño 11.5, interlineado múltiple 1.2 con espaciado anterior y posterior de 6 puntos.</w:t>
-      </w:r>
-    </w:p>
-    <w:p>
-      <w:pPr>
-        <w:pBdr>
-          <w:top w:val="nil"/>
-          <w:left w:val="nil"/>
-          <w:bottom w:val="nil"/>
-          <w:right w:val="nil"/>
-          <w:between w:val="nil"/>
-        </w:pBdr>
-        <w:spacing w:after="240"/>
+          <w:iCs/>
+          <w:sz w:val="23"/>
+          <w:szCs w:val="23"/>
+          <w:lang w:val="es-BO"/>
+        </w:rPr>
+        <w:t xml:space="preserve">Deseo </w:t>
+      </w:r>
+      <w:r>
+        <w:rPr>
+          <w:rFonts w:ascii="Garamond" w:eastAsia="Garamond" w:hAnsi="Garamond" w:cs="Garamond"/>
+          <w:i/>
+          <w:iCs/>
+          <w:sz w:val="23"/>
+          <w:szCs w:val="23"/>
+          <w:lang w:val="es-BO"/>
+        </w:rPr>
+        <w:t>expresar mi más sincero agradecimiento a todas aquellas personas e instituciones que, de una u otra manera contribuyeron a la realización y culminación de este proyecto de grado.</w:t>
+      </w:r>
+    </w:p>
+    <w:p>
+      <w:pPr>
+        <w:spacing w:before="120" w:after="120"/>
         <w:jc w:val="both"/>
         <w:rPr>
           <w:rFonts w:ascii="Garamond" w:eastAsia="Garamond" w:hAnsi="Garamond" w:cs="Garamond"/>
           <w:i/>
-          <w:color w:val="000000"/>
-          <w:sz w:val="23"/>
-          <w:szCs w:val="23"/>
+          <w:sz w:val="23"/>
+          <w:szCs w:val="23"/>
+          <w:lang w:val="es-BO"/>
         </w:rPr>
       </w:pPr>
       <w:r>
         <w:rPr>
           <w:rFonts w:ascii="Garamond" w:eastAsia="Garamond" w:hAnsi="Garamond" w:cs="Garamond"/>
           <w:i/>
-          <w:color w:val="000000"/>
-          <w:sz w:val="23"/>
-          <w:szCs w:val="23"/>
-        </w:rPr>
-        <w:t>Se sugiere un máximo de 1/2 página.</w:t>
-      </w:r>
-    </w:p>
-    <w:p>
-      <w:pPr>
-        <w:pBdr>
-          <w:top w:val="nil"/>
-          <w:left w:val="nil"/>
-          <w:bottom w:val="nil"/>
-          <w:right w:val="nil"/>
-          <w:between w:val="nil"/>
-        </w:pBdr>
-        <w:spacing w:after="240"/>
+          <w:iCs/>
+          <w:sz w:val="23"/>
+          <w:szCs w:val="23"/>
+          <w:lang w:val="es-BO"/>
+        </w:rPr>
+        <w:t>En primer lugar, mi gratitud a</w:t>
+      </w:r>
+      <w:r>
+        <w:rPr>
+          <w:rFonts w:ascii="Garamond" w:eastAsia="Garamond" w:hAnsi="Garamond" w:cs="Garamond"/>
+          <w:i/>
+          <w:iCs/>
+          <w:sz w:val="23"/>
+          <w:szCs w:val="23"/>
+          <w:lang w:val="es-BO"/>
+        </w:rPr>
+        <w:t xml:space="preserve"> la</w:t>
+      </w:r>
+      <w:r>
+        <w:rPr>
+          <w:rFonts w:ascii="Garamond" w:eastAsia="Garamond" w:hAnsi="Garamond" w:cs="Garamond"/>
+          <w:i/>
+          <w:iCs/>
+          <w:sz w:val="23"/>
+          <w:szCs w:val="23"/>
+          <w:lang w:val="es-BO"/>
+        </w:rPr>
+        <w:t xml:space="preserve"> Ing.</w:t>
+      </w:r>
+      <w:r>
+        <w:rPr>
+          <w:rFonts w:ascii="Garamond" w:eastAsia="Garamond" w:hAnsi="Garamond" w:cs="Garamond"/>
+          <w:i/>
+          <w:iCs/>
+          <w:sz w:val="23"/>
+          <w:szCs w:val="23"/>
+          <w:lang w:val="es-BO"/>
+        </w:rPr>
+        <w:t xml:space="preserve"> Carmen Rosa García </w:t>
+      </w:r>
+      <w:proofErr w:type="spellStart"/>
+      <w:r>
+        <w:rPr>
+          <w:rFonts w:ascii="Garamond" w:eastAsia="Garamond" w:hAnsi="Garamond" w:cs="Garamond"/>
+          <w:i/>
+          <w:iCs/>
+          <w:sz w:val="23"/>
+          <w:szCs w:val="23"/>
+          <w:lang w:val="es-BO"/>
+        </w:rPr>
+        <w:t>Perez</w:t>
+      </w:r>
+      <w:proofErr w:type="spellEnd"/>
+      <w:r>
+        <w:rPr>
+          <w:rFonts w:ascii="Garamond" w:eastAsia="Garamond" w:hAnsi="Garamond" w:cs="Garamond"/>
+          <w:i/>
+          <w:iCs/>
+          <w:sz w:val="23"/>
+          <w:szCs w:val="23"/>
+          <w:lang w:val="es-BO"/>
+        </w:rPr>
+        <w:t xml:space="preserve">, [Título Académico, </w:t>
+      </w:r>
+      <w:proofErr w:type="spellStart"/>
+      <w:r>
+        <w:rPr>
+          <w:rFonts w:ascii="Garamond" w:eastAsia="Garamond" w:hAnsi="Garamond" w:cs="Garamond"/>
+          <w:i/>
+          <w:iCs/>
+          <w:sz w:val="23"/>
+          <w:szCs w:val="23"/>
+          <w:lang w:val="es-BO"/>
+        </w:rPr>
+        <w:t>e.g</w:t>
+      </w:r>
+      <w:proofErr w:type="spellEnd"/>
+      <w:r>
+        <w:rPr>
+          <w:rFonts w:ascii="Garamond" w:eastAsia="Garamond" w:hAnsi="Garamond" w:cs="Garamond"/>
+          <w:i/>
+          <w:iCs/>
+          <w:sz w:val="23"/>
+          <w:szCs w:val="23"/>
+          <w:lang w:val="es-BO"/>
+        </w:rPr>
+        <w:t xml:space="preserve">., </w:t>
+      </w:r>
+      <w:proofErr w:type="spellStart"/>
+      <w:r>
+        <w:rPr>
+          <w:rFonts w:ascii="Garamond" w:eastAsia="Garamond" w:hAnsi="Garamond" w:cs="Garamond"/>
+          <w:i/>
+          <w:iCs/>
+          <w:sz w:val="23"/>
+          <w:szCs w:val="23"/>
+          <w:lang w:val="es-BO"/>
+        </w:rPr>
+        <w:t>MSc</w:t>
+      </w:r>
+      <w:proofErr w:type="spellEnd"/>
+      <w:r>
+        <w:rPr>
+          <w:rFonts w:ascii="Garamond" w:eastAsia="Garamond" w:hAnsi="Garamond" w:cs="Garamond"/>
+          <w:i/>
+          <w:iCs/>
+          <w:sz w:val="23"/>
+          <w:szCs w:val="23"/>
+          <w:lang w:val="es-BO"/>
+        </w:rPr>
+        <w:t>., PhD.], por su invaluable y desinteresada colaboración como tutor</w:t>
+      </w:r>
+      <w:r>
+        <w:rPr>
+          <w:rFonts w:ascii="Garamond" w:eastAsia="Garamond" w:hAnsi="Garamond" w:cs="Garamond"/>
+          <w:i/>
+          <w:iCs/>
+          <w:sz w:val="23"/>
+          <w:szCs w:val="23"/>
+          <w:lang w:val="es-BO"/>
+        </w:rPr>
+        <w:t>a</w:t>
+      </w:r>
+      <w:r>
+        <w:rPr>
+          <w:rFonts w:ascii="Garamond" w:eastAsia="Garamond" w:hAnsi="Garamond" w:cs="Garamond"/>
+          <w:i/>
+          <w:iCs/>
+          <w:sz w:val="23"/>
+          <w:szCs w:val="23"/>
+          <w:lang w:val="es-BO"/>
+        </w:rPr>
+        <w:t xml:space="preserve"> de este trabajo. Su guía experta, paciencia y oportunas recomendaciones fueron fundamentales durante todo el proceso de investigación.</w:t>
+      </w:r>
+    </w:p>
+    <w:p>
+      <w:pPr>
+        <w:spacing w:before="120" w:after="120"/>
         <w:jc w:val="both"/>
         <w:rPr>
           <w:rFonts w:ascii="Garamond" w:eastAsia="Garamond" w:hAnsi="Garamond" w:cs="Garamond"/>
           <w:i/>
-          <w:color w:val="000000"/>
+          <w:sz w:val="23"/>
+          <w:szCs w:val="23"/>
+          <w:lang w:val="es-BO"/>
         </w:rPr>
       </w:pPr>
       <w:r>
         <w:rPr>
           <w:rFonts w:ascii="Garamond" w:eastAsia="Garamond" w:hAnsi="Garamond" w:cs="Garamond"/>
           <w:i/>
-          <w:color w:val="000000"/>
-          <w:sz w:val="23"/>
-          <w:szCs w:val="23"/>
-        </w:rPr>
-        <w:t>Ejemplo:</w:t>
-      </w:r>
-    </w:p>
-    <w:p>
-      <w:pPr>
-        <w:pBdr>
-          <w:top w:val="nil"/>
-          <w:left w:val="nil"/>
-          <w:bottom w:val="nil"/>
-          <w:right w:val="nil"/>
-          <w:between w:val="nil"/>
-        </w:pBdr>
-        <w:spacing w:after="240"/>
+          <w:iCs/>
+          <w:sz w:val="23"/>
+          <w:szCs w:val="23"/>
+          <w:lang w:val="es-BO"/>
+        </w:rPr>
+        <w:t>Extiendo un especial agradecimiento a todo el equipo de profesionales del Centro de Estadística Aplicada CESA y la Dirección de Posgrado de la Facultad de Ciencias y Tecnología, por la generosa transmisión de sus conocimientos</w:t>
+      </w:r>
+      <w:r>
+        <w:rPr>
+          <w:rFonts w:ascii="Garamond" w:eastAsia="Garamond" w:hAnsi="Garamond" w:cs="Garamond"/>
+          <w:i/>
+          <w:iCs/>
+          <w:sz w:val="23"/>
+          <w:szCs w:val="23"/>
+          <w:lang w:val="es-BO"/>
+        </w:rPr>
+        <w:t>.</w:t>
+      </w:r>
+    </w:p>
+    <w:p>
+      <w:pPr>
+        <w:spacing w:before="120" w:after="120"/>
         <w:jc w:val="both"/>
         <w:rPr>
           <w:rFonts w:ascii="Garamond" w:eastAsia="Garamond" w:hAnsi="Garamond" w:cs="Garamond"/>
           <w:i/>
-          <w:color w:val="000000"/>
-          <w:sz w:val="23"/>
-          <w:szCs w:val="23"/>
+          <w:sz w:val="23"/>
+          <w:szCs w:val="23"/>
+          <w:lang w:val="es-BO"/>
         </w:rPr>
       </w:pPr>
       <w:r>
         <w:rPr>
           <w:rFonts w:ascii="Garamond" w:eastAsia="Garamond" w:hAnsi="Garamond" w:cs="Garamond"/>
           <w:i/>
-          <w:color w:val="000000"/>
-        </w:rPr>
-        <w:t xml:space="preserve">Al(la) Ing. </w:t>
-      </w:r>
-      <w:proofErr w:type="gramStart"/>
+          <w:iCs/>
+          <w:sz w:val="23"/>
+          <w:szCs w:val="23"/>
+          <w:lang w:val="es-BO"/>
+        </w:rPr>
+        <w:t xml:space="preserve">A los técnicos de </w:t>
+      </w:r>
       <w:r>
         <w:rPr>
           <w:rFonts w:ascii="Garamond" w:eastAsia="Garamond" w:hAnsi="Garamond" w:cs="Garamond"/>
           <w:i/>
-          <w:color w:val="000000"/>
-        </w:rPr>
-        <w:t>…….</w:t>
-      </w:r>
-      <w:proofErr w:type="gramEnd"/>
+          <w:iCs/>
+          <w:sz w:val="23"/>
+          <w:szCs w:val="23"/>
+          <w:lang w:val="es-BO"/>
+        </w:rPr>
+        <w:t xml:space="preserve">la Academia Nacional de música ‘Man Césped’, </w:t>
+      </w:r>
       <w:r>
         <w:rPr>
           <w:rFonts w:ascii="Garamond" w:eastAsia="Garamond" w:hAnsi="Garamond" w:cs="Garamond"/>
           <w:i/>
-          <w:color w:val="000000"/>
-        </w:rPr>
-        <w:t xml:space="preserve">. </w:t>
-      </w:r>
-      <w:proofErr w:type="spellStart"/>
-      <w:r>
+          <w:iCs/>
+          <w:sz w:val="23"/>
+          <w:szCs w:val="23"/>
+          <w:lang w:val="es-BO"/>
+        </w:rPr>
+        <w:t>mi reconocimiento por su valiosa disposición y por los datos brindados oportunamente para el desarrollo de este estudio.</w:t>
+      </w:r>
+    </w:p>
+    <w:p>
+      <w:pPr>
+        <w:spacing w:before="120" w:after="120"/>
+        <w:jc w:val="both"/>
         <w:rPr>
           <w:rFonts w:ascii="Garamond" w:eastAsia="Garamond" w:hAnsi="Garamond" w:cs="Garamond"/>
           <w:i/>
-          <w:color w:val="000000"/>
-        </w:rPr>
-        <w:t>MSc</w:t>
-      </w:r>
-      <w:proofErr w:type="spellEnd"/>
+          <w:sz w:val="23"/>
+          <w:szCs w:val="23"/>
+          <w:lang w:val="es-BO"/>
+        </w:rPr>
+      </w:pPr>
       <w:r>
         <w:rPr>
           <w:rFonts w:ascii="Garamond" w:eastAsia="Garamond" w:hAnsi="Garamond" w:cs="Garamond"/>
           <w:i/>
-          <w:color w:val="000000"/>
-          <w:sz w:val="23"/>
-          <w:szCs w:val="23"/>
-        </w:rPr>
-        <w:t>. por su valiosa y desinteresada colaboración.</w:t>
-      </w:r>
-    </w:p>
-    <w:p>
-      <w:pPr>
-        <w:pBdr>
-          <w:top w:val="nil"/>
-          <w:left w:val="nil"/>
-          <w:bottom w:val="nil"/>
-          <w:right w:val="nil"/>
-          <w:between w:val="nil"/>
-        </w:pBdr>
-        <w:spacing w:after="240"/>
-        <w:jc w:val="both"/>
-        <w:rPr>
-          <w:rFonts w:ascii="Garamond" w:eastAsia="Garamond" w:hAnsi="Garamond" w:cs="Garamond"/>
-          <w:i/>
-          <w:color w:val="000000"/>
-          <w:sz w:val="23"/>
-          <w:szCs w:val="23"/>
-        </w:rPr>
-      </w:pPr>
-      <w:r>
-        <w:rPr>
-          <w:rFonts w:ascii="Garamond" w:eastAsia="Garamond" w:hAnsi="Garamond" w:cs="Garamond"/>
-          <w:i/>
-          <w:color w:val="000000"/>
-          <w:sz w:val="23"/>
-          <w:szCs w:val="23"/>
-        </w:rPr>
-        <w:t xml:space="preserve">A todo el equipo de profesionales </w:t>
-      </w:r>
-      <w:proofErr w:type="gramStart"/>
-      <w:r>
-        <w:rPr>
-          <w:rFonts w:ascii="Garamond" w:eastAsia="Garamond" w:hAnsi="Garamond" w:cs="Garamond"/>
-          <w:i/>
-          <w:color w:val="000000"/>
-          <w:sz w:val="23"/>
-          <w:szCs w:val="23"/>
-        </w:rPr>
-        <w:t>del….</w:t>
-      </w:r>
-      <w:proofErr w:type="gramEnd"/>
-      <w:r>
-        <w:rPr>
-          <w:rFonts w:ascii="Garamond" w:eastAsia="Garamond" w:hAnsi="Garamond" w:cs="Garamond"/>
-          <w:i/>
-          <w:color w:val="000000"/>
-          <w:sz w:val="23"/>
-          <w:szCs w:val="23"/>
-        </w:rPr>
-        <w:t>. por la transmisión de sus conocimientos y por brindarme la información generada en ……… utilizada en el presente proyecto.</w:t>
-      </w:r>
-    </w:p>
-    <w:p>
-      <w:pPr>
-        <w:pBdr>
-          <w:top w:val="nil"/>
-          <w:left w:val="nil"/>
-          <w:bottom w:val="nil"/>
-          <w:right w:val="nil"/>
-          <w:between w:val="nil"/>
-        </w:pBdr>
-        <w:spacing w:after="240"/>
-        <w:jc w:val="both"/>
-        <w:rPr>
-          <w:rFonts w:ascii="Garamond" w:eastAsia="Garamond" w:hAnsi="Garamond" w:cs="Garamond"/>
-          <w:i/>
-          <w:color w:val="000000"/>
-          <w:sz w:val="23"/>
-          <w:szCs w:val="23"/>
-        </w:rPr>
-        <w:sectPr>
-          <w:pgSz w:w="12242" w:h="15842"/>
-          <w:pgMar w:top="1699" w:right="1440" w:bottom="1699" w:left="1584" w:header="720" w:footer="720" w:gutter="0"/>
-          <w:cols w:space="720"/>
-        </w:sectPr>
-      </w:pPr>
-      <w:r>
-        <w:rPr>
-          <w:rFonts w:ascii="Garamond" w:eastAsia="Garamond" w:hAnsi="Garamond" w:cs="Garamond"/>
-          <w:i/>
-          <w:color w:val="000000"/>
-          <w:sz w:val="23"/>
-          <w:szCs w:val="23"/>
-        </w:rPr>
-        <w:t>A los técnicos de …</w:t>
-      </w:r>
-      <w:proofErr w:type="gramStart"/>
-      <w:r>
-        <w:rPr>
-          <w:rFonts w:ascii="Garamond" w:eastAsia="Garamond" w:hAnsi="Garamond" w:cs="Garamond"/>
-          <w:i/>
-          <w:color w:val="000000"/>
-          <w:sz w:val="23"/>
-          <w:szCs w:val="23"/>
-        </w:rPr>
-        <w:t>…….</w:t>
-      </w:r>
-      <w:proofErr w:type="gramEnd"/>
-      <w:r>
-        <w:rPr>
-          <w:rFonts w:ascii="Garamond" w:eastAsia="Garamond" w:hAnsi="Garamond" w:cs="Garamond"/>
-          <w:i/>
-          <w:color w:val="000000"/>
-          <w:sz w:val="23"/>
-          <w:szCs w:val="23"/>
-        </w:rPr>
-        <w:t>. por los datos brindados.</w:t>
+          <w:iCs/>
+          <w:sz w:val="23"/>
+          <w:szCs w:val="23"/>
+          <w:lang w:val="es-BO"/>
+        </w:rPr>
+        <w:t>Finalmente, un agradecimiento profundo a mi familia y amigos, por su comprensión, ánimo constante y apoyo incondicional en cada etapa de este desafío académico. Su presencia fue mi mayor fortaleza.</w:t>
       </w:r>
     </w:p>
     <w:p>
@@ -2771,7 +2804,9 @@
               <w:tab w:val="right" w:leader="dot" w:pos="9208"/>
             </w:tabs>
             <w:rPr>
+              <w:rFonts w:asciiTheme="minorHAnsi" w:eastAsiaTheme="minorEastAsia" w:hAnsiTheme="minorHAnsi" w:cstheme="minorBidi"/>
               <w:noProof/>
+              <w:lang w:val="es-BO"/>
             </w:rPr>
           </w:pPr>
           <w:r>
@@ -2783,7 +2818,7 @@
           <w:r>
             <w:fldChar w:fldCharType="separate"/>
           </w:r>
-          <w:hyperlink w:anchor="_Toc195598626" w:history="1">
+          <w:hyperlink w:anchor="_Toc196777297" w:history="1">
             <w:r>
               <w:rPr>
                 <w:rStyle w:val="Hipervnculo"/>
@@ -2810,7 +2845,7 @@
                 <w:noProof/>
                 <w:webHidden/>
               </w:rPr>
-              <w:instrText xml:space="preserve"> PAGEREF _Toc195598626 \h </w:instrText>
+              <w:instrText xml:space="preserve"> PAGEREF _Toc196777297 \h </w:instrText>
             </w:r>
             <w:r>
               <w:rPr>
@@ -2849,10 +2884,12 @@
               <w:tab w:val="right" w:leader="dot" w:pos="9208"/>
             </w:tabs>
             <w:rPr>
+              <w:rFonts w:asciiTheme="minorHAnsi" w:eastAsiaTheme="minorEastAsia" w:hAnsiTheme="minorHAnsi" w:cstheme="minorBidi"/>
               <w:noProof/>
+              <w:lang w:val="es-BO"/>
             </w:rPr>
           </w:pPr>
-          <w:hyperlink w:anchor="_Toc195598627" w:history="1">
+          <w:hyperlink w:anchor="_Toc196777298" w:history="1">
             <w:r>
               <w:rPr>
                 <w:rStyle w:val="Hipervnculo"/>
@@ -2862,7 +2899,9 @@
             </w:r>
             <w:r>
               <w:rPr>
-                <w:noProof/>
+                <w:rFonts w:asciiTheme="minorHAnsi" w:eastAsiaTheme="minorEastAsia" w:hAnsiTheme="minorHAnsi" w:cstheme="minorBidi"/>
+                <w:noProof/>
+                <w:lang w:val="es-BO"/>
               </w:rPr>
               <w:tab/>
             </w:r>
@@ -2892,7 +2931,7 @@
                 <w:noProof/>
                 <w:webHidden/>
               </w:rPr>
-              <w:instrText xml:space="preserve"> PAGEREF _Toc195598627 \h </w:instrText>
+              <w:instrText xml:space="preserve"> PAGEREF _Toc196777298 \h </w:instrText>
             </w:r>
             <w:r>
               <w:rPr>
@@ -2931,10 +2970,12 @@
               <w:tab w:val="right" w:leader="dot" w:pos="9208"/>
             </w:tabs>
             <w:rPr>
+              <w:rFonts w:asciiTheme="minorHAnsi" w:eastAsiaTheme="minorEastAsia" w:hAnsiTheme="minorHAnsi" w:cstheme="minorBidi"/>
               <w:noProof/>
+              <w:lang w:val="es-BO"/>
             </w:rPr>
           </w:pPr>
-          <w:hyperlink w:anchor="_Toc195598628" w:history="1">
+          <w:hyperlink w:anchor="_Toc196777299" w:history="1">
             <w:r>
               <w:rPr>
                 <w:rStyle w:val="Hipervnculo"/>
@@ -2944,7 +2985,9 @@
             </w:r>
             <w:r>
               <w:rPr>
-                <w:noProof/>
+                <w:rFonts w:asciiTheme="minorHAnsi" w:eastAsiaTheme="minorEastAsia" w:hAnsiTheme="minorHAnsi" w:cstheme="minorBidi"/>
+                <w:noProof/>
+                <w:lang w:val="es-BO"/>
               </w:rPr>
               <w:tab/>
             </w:r>
@@ -2974,7 +3017,7 @@
                 <w:noProof/>
                 <w:webHidden/>
               </w:rPr>
-              <w:instrText xml:space="preserve"> PAGEREF _Toc195598628 \h </w:instrText>
+              <w:instrText xml:space="preserve"> PAGEREF _Toc196777299 \h </w:instrText>
             </w:r>
             <w:r>
               <w:rPr>
@@ -3013,10 +3056,12 @@
               <w:tab w:val="right" w:leader="dot" w:pos="9208"/>
             </w:tabs>
             <w:rPr>
+              <w:rFonts w:asciiTheme="minorHAnsi" w:eastAsiaTheme="minorEastAsia" w:hAnsiTheme="minorHAnsi" w:cstheme="minorBidi"/>
               <w:noProof/>
+              <w:lang w:val="es-BO"/>
             </w:rPr>
           </w:pPr>
-          <w:hyperlink w:anchor="_Toc195598629" w:history="1">
+          <w:hyperlink w:anchor="_Toc196777300" w:history="1">
             <w:r>
               <w:rPr>
                 <w:rStyle w:val="Hipervnculo"/>
@@ -3026,7 +3071,9 @@
             </w:r>
             <w:r>
               <w:rPr>
-                <w:noProof/>
+                <w:rFonts w:asciiTheme="minorHAnsi" w:eastAsiaTheme="minorEastAsia" w:hAnsiTheme="minorHAnsi" w:cstheme="minorBidi"/>
+                <w:noProof/>
+                <w:lang w:val="es-BO"/>
               </w:rPr>
               <w:tab/>
             </w:r>
@@ -3056,7 +3103,7 @@
                 <w:noProof/>
                 <w:webHidden/>
               </w:rPr>
-              <w:instrText xml:space="preserve"> PAGEREF _Toc195598629 \h </w:instrText>
+              <w:instrText xml:space="preserve"> PAGEREF _Toc196777300 \h </w:instrText>
             </w:r>
             <w:r>
               <w:rPr>
@@ -3095,10 +3142,12 @@
               <w:tab w:val="right" w:leader="dot" w:pos="9208"/>
             </w:tabs>
             <w:rPr>
+              <w:rFonts w:asciiTheme="minorHAnsi" w:eastAsiaTheme="minorEastAsia" w:hAnsiTheme="minorHAnsi" w:cstheme="minorBidi"/>
               <w:noProof/>
+              <w:lang w:val="es-BO"/>
             </w:rPr>
           </w:pPr>
-          <w:hyperlink w:anchor="_Toc195598630" w:history="1">
+          <w:hyperlink w:anchor="_Toc196777301" w:history="1">
             <w:r>
               <w:rPr>
                 <w:rStyle w:val="Hipervnculo"/>
@@ -3108,7 +3157,9 @@
             </w:r>
             <w:r>
               <w:rPr>
-                <w:noProof/>
+                <w:rFonts w:asciiTheme="minorHAnsi" w:eastAsiaTheme="minorEastAsia" w:hAnsiTheme="minorHAnsi" w:cstheme="minorBidi"/>
+                <w:noProof/>
+                <w:lang w:val="es-BO"/>
               </w:rPr>
               <w:tab/>
             </w:r>
@@ -3138,7 +3189,7 @@
                 <w:noProof/>
                 <w:webHidden/>
               </w:rPr>
-              <w:instrText xml:space="preserve"> PAGEREF _Toc195598630 \h </w:instrText>
+              <w:instrText xml:space="preserve"> PAGEREF _Toc196777301 \h </w:instrText>
             </w:r>
             <w:r>
               <w:rPr>
@@ -3177,10 +3228,12 @@
               <w:tab w:val="right" w:leader="dot" w:pos="9208"/>
             </w:tabs>
             <w:rPr>
+              <w:rFonts w:asciiTheme="minorHAnsi" w:eastAsiaTheme="minorEastAsia" w:hAnsiTheme="minorHAnsi" w:cstheme="minorBidi"/>
               <w:noProof/>
+              <w:lang w:val="es-BO"/>
             </w:rPr>
           </w:pPr>
-          <w:hyperlink w:anchor="_Toc195598631" w:history="1">
+          <w:hyperlink w:anchor="_Toc196777302" w:history="1">
             <w:r>
               <w:rPr>
                 <w:rStyle w:val="Hipervnculo"/>
@@ -3190,7 +3243,9 @@
             </w:r>
             <w:r>
               <w:rPr>
-                <w:noProof/>
+                <w:rFonts w:asciiTheme="minorHAnsi" w:eastAsiaTheme="minorEastAsia" w:hAnsiTheme="minorHAnsi" w:cstheme="minorBidi"/>
+                <w:noProof/>
+                <w:lang w:val="es-BO"/>
               </w:rPr>
               <w:tab/>
             </w:r>
@@ -3220,7 +3275,7 @@
                 <w:noProof/>
                 <w:webHidden/>
               </w:rPr>
-              <w:instrText xml:space="preserve"> PAGEREF _Toc195598631 \h </w:instrText>
+              <w:instrText xml:space="preserve"> PAGEREF _Toc196777302 \h </w:instrText>
             </w:r>
             <w:r>
               <w:rPr>
@@ -3259,10 +3314,12 @@
               <w:tab w:val="right" w:leader="dot" w:pos="9208"/>
             </w:tabs>
             <w:rPr>
+              <w:rFonts w:asciiTheme="minorHAnsi" w:eastAsiaTheme="minorEastAsia" w:hAnsiTheme="minorHAnsi" w:cstheme="minorBidi"/>
               <w:noProof/>
+              <w:lang w:val="es-BO"/>
             </w:rPr>
           </w:pPr>
-          <w:hyperlink w:anchor="_Toc195598632" w:history="1">
+          <w:hyperlink w:anchor="_Toc196777303" w:history="1">
             <w:r>
               <w:rPr>
                 <w:rStyle w:val="Hipervnculo"/>
@@ -3272,7 +3329,9 @@
             </w:r>
             <w:r>
               <w:rPr>
-                <w:noProof/>
+                <w:rFonts w:asciiTheme="minorHAnsi" w:eastAsiaTheme="minorEastAsia" w:hAnsiTheme="minorHAnsi" w:cstheme="minorBidi"/>
+                <w:noProof/>
+                <w:lang w:val="es-BO"/>
               </w:rPr>
               <w:tab/>
             </w:r>
@@ -3302,7 +3361,7 @@
                 <w:noProof/>
                 <w:webHidden/>
               </w:rPr>
-              <w:instrText xml:space="preserve"> PAGEREF _Toc195598632 \h </w:instrText>
+              <w:instrText xml:space="preserve"> PAGEREF _Toc196777303 \h </w:instrText>
             </w:r>
             <w:r>
               <w:rPr>
@@ -3341,10 +3400,12 @@
               <w:tab w:val="right" w:leader="dot" w:pos="9208"/>
             </w:tabs>
             <w:rPr>
+              <w:rFonts w:asciiTheme="minorHAnsi" w:eastAsiaTheme="minorEastAsia" w:hAnsiTheme="minorHAnsi" w:cstheme="minorBidi"/>
               <w:noProof/>
+              <w:lang w:val="es-BO"/>
             </w:rPr>
           </w:pPr>
-          <w:hyperlink w:anchor="_Toc195598633" w:history="1">
+          <w:hyperlink w:anchor="_Toc196777304" w:history="1">
             <w:r>
               <w:rPr>
                 <w:rStyle w:val="Hipervnculo"/>
@@ -3354,7 +3415,9 @@
             </w:r>
             <w:r>
               <w:rPr>
-                <w:noProof/>
+                <w:rFonts w:asciiTheme="minorHAnsi" w:eastAsiaTheme="minorEastAsia" w:hAnsiTheme="minorHAnsi" w:cstheme="minorBidi"/>
+                <w:noProof/>
+                <w:lang w:val="es-BO"/>
               </w:rPr>
               <w:tab/>
             </w:r>
@@ -3384,7 +3447,7 @@
                 <w:noProof/>
                 <w:webHidden/>
               </w:rPr>
-              <w:instrText xml:space="preserve"> PAGEREF _Toc195598633 \h </w:instrText>
+              <w:instrText xml:space="preserve"> PAGEREF _Toc196777304 \h </w:instrText>
             </w:r>
             <w:r>
               <w:rPr>
@@ -3423,10 +3486,12 @@
               <w:tab w:val="right" w:leader="dot" w:pos="9208"/>
             </w:tabs>
             <w:rPr>
+              <w:rFonts w:asciiTheme="minorHAnsi" w:eastAsiaTheme="minorEastAsia" w:hAnsiTheme="minorHAnsi" w:cstheme="minorBidi"/>
               <w:noProof/>
+              <w:lang w:val="es-BO"/>
             </w:rPr>
           </w:pPr>
-          <w:hyperlink w:anchor="_Toc195598634" w:history="1">
+          <w:hyperlink w:anchor="_Toc196777305" w:history="1">
             <w:r>
               <w:rPr>
                 <w:rStyle w:val="Hipervnculo"/>
@@ -3436,7 +3501,9 @@
             </w:r>
             <w:r>
               <w:rPr>
-                <w:noProof/>
+                <w:rFonts w:asciiTheme="minorHAnsi" w:eastAsiaTheme="minorEastAsia" w:hAnsiTheme="minorHAnsi" w:cstheme="minorBidi"/>
+                <w:noProof/>
+                <w:lang w:val="es-BO"/>
               </w:rPr>
               <w:tab/>
             </w:r>
@@ -3466,7 +3533,7 @@
                 <w:noProof/>
                 <w:webHidden/>
               </w:rPr>
-              <w:instrText xml:space="preserve"> PAGEREF _Toc195598634 \h </w:instrText>
+              <w:instrText xml:space="preserve"> PAGEREF _Toc196777305 \h </w:instrText>
             </w:r>
             <w:r>
               <w:rPr>
@@ -3505,10 +3572,12 @@
               <w:tab w:val="right" w:leader="dot" w:pos="9208"/>
             </w:tabs>
             <w:rPr>
+              <w:rFonts w:asciiTheme="minorHAnsi" w:eastAsiaTheme="minorEastAsia" w:hAnsiTheme="minorHAnsi" w:cstheme="minorBidi"/>
               <w:noProof/>
+              <w:lang w:val="es-BO"/>
             </w:rPr>
           </w:pPr>
-          <w:hyperlink w:anchor="_Toc195598638" w:history="1">
+          <w:hyperlink w:anchor="_Toc196777309" w:history="1">
             <w:r>
               <w:rPr>
                 <w:rStyle w:val="Hipervnculo"/>
@@ -3518,7 +3587,9 @@
             </w:r>
             <w:r>
               <w:rPr>
-                <w:noProof/>
+                <w:rFonts w:asciiTheme="minorHAnsi" w:eastAsiaTheme="minorEastAsia" w:hAnsiTheme="minorHAnsi" w:cstheme="minorBidi"/>
+                <w:noProof/>
+                <w:lang w:val="es-BO"/>
               </w:rPr>
               <w:tab/>
             </w:r>
@@ -3548,7 +3619,7 @@
                 <w:noProof/>
                 <w:webHidden/>
               </w:rPr>
-              <w:instrText xml:space="preserve"> PAGEREF _Toc195598638 \h </w:instrText>
+              <w:instrText xml:space="preserve"> PAGEREF _Toc196777309 \h </w:instrText>
             </w:r>
             <w:r>
               <w:rPr>
@@ -3587,10 +3658,12 @@
               <w:tab w:val="right" w:leader="dot" w:pos="9208"/>
             </w:tabs>
             <w:rPr>
+              <w:rFonts w:asciiTheme="minorHAnsi" w:eastAsiaTheme="minorEastAsia" w:hAnsiTheme="minorHAnsi" w:cstheme="minorBidi"/>
               <w:noProof/>
+              <w:lang w:val="es-BO"/>
             </w:rPr>
           </w:pPr>
-          <w:hyperlink w:anchor="_Toc195598643" w:history="1">
+          <w:hyperlink w:anchor="_Toc196777314" w:history="1">
             <w:r>
               <w:rPr>
                 <w:rStyle w:val="Hipervnculo"/>
@@ -3600,7 +3673,9 @@
             </w:r>
             <w:r>
               <w:rPr>
-                <w:noProof/>
+                <w:rFonts w:asciiTheme="minorHAnsi" w:eastAsiaTheme="minorEastAsia" w:hAnsiTheme="minorHAnsi" w:cstheme="minorBidi"/>
+                <w:noProof/>
+                <w:lang w:val="es-BO"/>
               </w:rPr>
               <w:tab/>
             </w:r>
@@ -3630,7 +3705,7 @@
                 <w:noProof/>
                 <w:webHidden/>
               </w:rPr>
-              <w:instrText xml:space="preserve"> PAGEREF _Toc195598643 \h </w:instrText>
+              <w:instrText xml:space="preserve"> PAGEREF _Toc196777314 \h </w:instrText>
             </w:r>
             <w:r>
               <w:rPr>
@@ -3669,10 +3744,12 @@
               <w:tab w:val="right" w:leader="dot" w:pos="9208"/>
             </w:tabs>
             <w:rPr>
+              <w:rFonts w:asciiTheme="minorHAnsi" w:eastAsiaTheme="minorEastAsia" w:hAnsiTheme="minorHAnsi" w:cstheme="minorBidi"/>
               <w:noProof/>
+              <w:lang w:val="es-BO"/>
             </w:rPr>
           </w:pPr>
-          <w:hyperlink w:anchor="_Toc195598644" w:history="1">
+          <w:hyperlink w:anchor="_Toc196777315" w:history="1">
             <w:r>
               <w:rPr>
                 <w:rStyle w:val="Hipervnculo"/>
@@ -3682,7 +3759,9 @@
             </w:r>
             <w:r>
               <w:rPr>
-                <w:noProof/>
+                <w:rFonts w:asciiTheme="minorHAnsi" w:eastAsiaTheme="minorEastAsia" w:hAnsiTheme="minorHAnsi" w:cstheme="minorBidi"/>
+                <w:noProof/>
+                <w:lang w:val="es-BO"/>
               </w:rPr>
               <w:tab/>
             </w:r>
@@ -3712,7 +3791,7 @@
                 <w:noProof/>
                 <w:webHidden/>
               </w:rPr>
-              <w:instrText xml:space="preserve"> PAGEREF _Toc195598644 \h </w:instrText>
+              <w:instrText xml:space="preserve"> PAGEREF _Toc196777315 \h </w:instrText>
             </w:r>
             <w:r>
               <w:rPr>
@@ -3751,10 +3830,12 @@
               <w:tab w:val="right" w:leader="dot" w:pos="9208"/>
             </w:tabs>
             <w:rPr>
+              <w:rFonts w:asciiTheme="minorHAnsi" w:eastAsiaTheme="minorEastAsia" w:hAnsiTheme="minorHAnsi" w:cstheme="minorBidi"/>
               <w:noProof/>
+              <w:lang w:val="es-BO"/>
             </w:rPr>
           </w:pPr>
-          <w:hyperlink w:anchor="_Toc195598645" w:history="1">
+          <w:hyperlink w:anchor="_Toc196777316" w:history="1">
             <w:r>
               <w:rPr>
                 <w:rStyle w:val="Hipervnculo"/>
@@ -3764,7 +3845,9 @@
             </w:r>
             <w:r>
               <w:rPr>
-                <w:noProof/>
+                <w:rFonts w:asciiTheme="minorHAnsi" w:eastAsiaTheme="minorEastAsia" w:hAnsiTheme="minorHAnsi" w:cstheme="minorBidi"/>
+                <w:noProof/>
+                <w:lang w:val="es-BO"/>
               </w:rPr>
               <w:tab/>
             </w:r>
@@ -3794,7 +3877,7 @@
                 <w:noProof/>
                 <w:webHidden/>
               </w:rPr>
-              <w:instrText xml:space="preserve"> PAGEREF _Toc195598645 \h </w:instrText>
+              <w:instrText xml:space="preserve"> PAGEREF _Toc196777316 \h </w:instrText>
             </w:r>
             <w:r>
               <w:rPr>
@@ -3833,10 +3916,12 @@
               <w:tab w:val="right" w:leader="dot" w:pos="9208"/>
             </w:tabs>
             <w:rPr>
+              <w:rFonts w:asciiTheme="minorHAnsi" w:eastAsiaTheme="minorEastAsia" w:hAnsiTheme="minorHAnsi" w:cstheme="minorBidi"/>
               <w:noProof/>
+              <w:lang w:val="es-BO"/>
             </w:rPr>
           </w:pPr>
-          <w:hyperlink w:anchor="_Toc195598646" w:history="1">
+          <w:hyperlink w:anchor="_Toc196777317" w:history="1">
             <w:r>
               <w:rPr>
                 <w:rStyle w:val="Hipervnculo"/>
@@ -3846,7 +3931,9 @@
             </w:r>
             <w:r>
               <w:rPr>
-                <w:noProof/>
+                <w:rFonts w:asciiTheme="minorHAnsi" w:eastAsiaTheme="minorEastAsia" w:hAnsiTheme="minorHAnsi" w:cstheme="minorBidi"/>
+                <w:noProof/>
+                <w:lang w:val="es-BO"/>
               </w:rPr>
               <w:tab/>
             </w:r>
@@ -3876,7 +3963,7 @@
                 <w:noProof/>
                 <w:webHidden/>
               </w:rPr>
-              <w:instrText xml:space="preserve"> PAGEREF _Toc195598646 \h </w:instrText>
+              <w:instrText xml:space="preserve"> PAGEREF _Toc196777317 \h </w:instrText>
             </w:r>
             <w:r>
               <w:rPr>
@@ -3915,10 +4002,12 @@
               <w:tab w:val="right" w:leader="dot" w:pos="9208"/>
             </w:tabs>
             <w:rPr>
+              <w:rFonts w:asciiTheme="minorHAnsi" w:eastAsiaTheme="minorEastAsia" w:hAnsiTheme="minorHAnsi" w:cstheme="minorBidi"/>
               <w:noProof/>
+              <w:lang w:val="es-BO"/>
             </w:rPr>
           </w:pPr>
-          <w:hyperlink w:anchor="_Toc195598647" w:history="1">
+          <w:hyperlink w:anchor="_Toc196777318" w:history="1">
             <w:r>
               <w:rPr>
                 <w:rStyle w:val="Hipervnculo"/>
@@ -3928,7 +4017,9 @@
             </w:r>
             <w:r>
               <w:rPr>
-                <w:noProof/>
+                <w:rFonts w:asciiTheme="minorHAnsi" w:eastAsiaTheme="minorEastAsia" w:hAnsiTheme="minorHAnsi" w:cstheme="minorBidi"/>
+                <w:noProof/>
+                <w:lang w:val="es-BO"/>
               </w:rPr>
               <w:tab/>
             </w:r>
@@ -3958,7 +4049,7 @@
                 <w:noProof/>
                 <w:webHidden/>
               </w:rPr>
-              <w:instrText xml:space="preserve"> PAGEREF _Toc195598647 \h </w:instrText>
+              <w:instrText xml:space="preserve"> PAGEREF _Toc196777318 \h </w:instrText>
             </w:r>
             <w:r>
               <w:rPr>
@@ -3978,7 +4069,7 @@
                 <w:noProof/>
                 <w:webHidden/>
               </w:rPr>
-              <w:t>7</w:t>
+              <w:t>6</w:t>
             </w:r>
             <w:r>
               <w:rPr>
@@ -3997,10 +4088,12 @@
               <w:tab w:val="right" w:leader="dot" w:pos="9208"/>
             </w:tabs>
             <w:rPr>
+              <w:rFonts w:asciiTheme="minorHAnsi" w:eastAsiaTheme="minorEastAsia" w:hAnsiTheme="minorHAnsi" w:cstheme="minorBidi"/>
               <w:noProof/>
+              <w:lang w:val="es-BO"/>
             </w:rPr>
           </w:pPr>
-          <w:hyperlink w:anchor="_Toc195598648" w:history="1">
+          <w:hyperlink w:anchor="_Toc196777319" w:history="1">
             <w:r>
               <w:rPr>
                 <w:rStyle w:val="Hipervnculo"/>
@@ -4010,7 +4103,9 @@
             </w:r>
             <w:r>
               <w:rPr>
-                <w:noProof/>
+                <w:rFonts w:asciiTheme="minorHAnsi" w:eastAsiaTheme="minorEastAsia" w:hAnsiTheme="minorHAnsi" w:cstheme="minorBidi"/>
+                <w:noProof/>
+                <w:lang w:val="es-BO"/>
               </w:rPr>
               <w:tab/>
             </w:r>
@@ -4048,7 +4143,7 @@
                 <w:noProof/>
                 <w:webHidden/>
               </w:rPr>
-              <w:instrText xml:space="preserve"> PAGEREF _Toc195598648 \h </w:instrText>
+              <w:instrText xml:space="preserve"> PAGEREF _Toc196777319 \h </w:instrText>
             </w:r>
             <w:r>
               <w:rPr>
@@ -4087,10 +4182,12 @@
               <w:tab w:val="right" w:leader="dot" w:pos="9208"/>
             </w:tabs>
             <w:rPr>
+              <w:rFonts w:asciiTheme="minorHAnsi" w:eastAsiaTheme="minorEastAsia" w:hAnsiTheme="minorHAnsi" w:cstheme="minorBidi"/>
               <w:noProof/>
+              <w:lang w:val="es-BO"/>
             </w:rPr>
           </w:pPr>
-          <w:hyperlink w:anchor="_Toc195598649" w:history="1">
+          <w:hyperlink w:anchor="_Toc196777320" w:history="1">
             <w:r>
               <w:rPr>
                 <w:rStyle w:val="Hipervnculo"/>
@@ -4100,7 +4197,9 @@
             </w:r>
             <w:r>
               <w:rPr>
-                <w:noProof/>
+                <w:rFonts w:asciiTheme="minorHAnsi" w:eastAsiaTheme="minorEastAsia" w:hAnsiTheme="minorHAnsi" w:cstheme="minorBidi"/>
+                <w:noProof/>
+                <w:lang w:val="es-BO"/>
               </w:rPr>
               <w:tab/>
             </w:r>
@@ -4130,7 +4229,7 @@
                 <w:noProof/>
                 <w:webHidden/>
               </w:rPr>
-              <w:instrText xml:space="preserve"> PAGEREF _Toc195598649 \h </w:instrText>
+              <w:instrText xml:space="preserve"> PAGEREF _Toc196777320 \h </w:instrText>
             </w:r>
             <w:r>
               <w:rPr>
@@ -4169,10 +4268,12 @@
               <w:tab w:val="right" w:leader="dot" w:pos="9208"/>
             </w:tabs>
             <w:rPr>
+              <w:rFonts w:asciiTheme="minorHAnsi" w:eastAsiaTheme="minorEastAsia" w:hAnsiTheme="minorHAnsi" w:cstheme="minorBidi"/>
               <w:noProof/>
+              <w:lang w:val="es-BO"/>
             </w:rPr>
           </w:pPr>
-          <w:hyperlink w:anchor="_Toc195598650" w:history="1">
+          <w:hyperlink w:anchor="_Toc196777321" w:history="1">
             <w:r>
               <w:rPr>
                 <w:rStyle w:val="Hipervnculo"/>
@@ -4182,7 +4283,9 @@
             </w:r>
             <w:r>
               <w:rPr>
-                <w:noProof/>
+                <w:rFonts w:asciiTheme="minorHAnsi" w:eastAsiaTheme="minorEastAsia" w:hAnsiTheme="minorHAnsi" w:cstheme="minorBidi"/>
+                <w:noProof/>
+                <w:lang w:val="es-BO"/>
               </w:rPr>
               <w:tab/>
             </w:r>
@@ -4191,7 +4294,7 @@
                 <w:rStyle w:val="Hipervnculo"/>
                 <w:noProof/>
               </w:rPr>
-              <w:t>Función de aptitud (fitness)</w:t>
+              <w:t>Diseño del algoritmo genético</w:t>
             </w:r>
             <w:r>
               <w:rPr>
@@ -4212,7 +4315,7 @@
                 <w:noProof/>
                 <w:webHidden/>
               </w:rPr>
-              <w:instrText xml:space="preserve"> PAGEREF _Toc195598650 \h </w:instrText>
+              <w:instrText xml:space="preserve"> PAGEREF _Toc196777321 \h </w:instrText>
             </w:r>
             <w:r>
               <w:rPr>
@@ -4232,7 +4335,101 @@
                 <w:noProof/>
                 <w:webHidden/>
               </w:rPr>
-              <w:t>11</w:t>
+              <w:t>8</w:t>
+            </w:r>
+            <w:r>
+              <w:rPr>
+                <w:noProof/>
+                <w:webHidden/>
+              </w:rPr>
+              <w:fldChar w:fldCharType="end"/>
+            </w:r>
+          </w:hyperlink>
+        </w:p>
+        <w:p>
+          <w:pPr>
+            <w:pStyle w:val="TDC3"/>
+            <w:tabs>
+              <w:tab w:val="left" w:pos="1320"/>
+              <w:tab w:val="right" w:leader="dot" w:pos="9208"/>
+            </w:tabs>
+            <w:rPr>
+              <w:rFonts w:asciiTheme="minorHAnsi" w:eastAsiaTheme="minorEastAsia" w:hAnsiTheme="minorHAnsi" w:cstheme="minorBidi"/>
+              <w:noProof/>
+              <w:lang w:val="es-BO"/>
+            </w:rPr>
+          </w:pPr>
+          <w:hyperlink w:anchor="_Toc196777328" w:history="1">
+            <w:r>
+              <w:rPr>
+                <w:rStyle w:val="Hipervnculo"/>
+                <w:noProof/>
+              </w:rPr>
+              <w:t>2.8.1.</w:t>
+            </w:r>
+            <w:r>
+              <w:rPr>
+                <w:rFonts w:asciiTheme="minorHAnsi" w:eastAsiaTheme="minorEastAsia" w:hAnsiTheme="minorHAnsi" w:cstheme="minorBidi"/>
+                <w:noProof/>
+                <w:lang w:val="es-BO"/>
+              </w:rPr>
+              <w:tab/>
+            </w:r>
+            <w:r>
+              <w:rPr>
+                <w:rStyle w:val="Hipervnculo"/>
+                <w:noProof/>
+              </w:rPr>
+              <w:t>Definición</w:t>
+            </w:r>
+            <w:r>
+              <w:rPr>
+                <w:rStyle w:val="Hipervnculo"/>
+                <w:noProof/>
+                <w:lang w:val="es-BO"/>
+              </w:rPr>
+              <w:t xml:space="preserve"> de entidades y requisitos</w:t>
+            </w:r>
+            <w:r>
+              <w:rPr>
+                <w:noProof/>
+                <w:webHidden/>
+              </w:rPr>
+              <w:tab/>
+            </w:r>
+            <w:r>
+              <w:rPr>
+                <w:noProof/>
+                <w:webHidden/>
+              </w:rPr>
+              <w:fldChar w:fldCharType="begin"/>
+            </w:r>
+            <w:r>
+              <w:rPr>
+                <w:noProof/>
+                <w:webHidden/>
+              </w:rPr>
+              <w:instrText xml:space="preserve"> PAGEREF _Toc196777328 \h </w:instrText>
+            </w:r>
+            <w:r>
+              <w:rPr>
+                <w:noProof/>
+                <w:webHidden/>
+              </w:rPr>
+            </w:r>
+            <w:r>
+              <w:rPr>
+                <w:noProof/>
+                <w:webHidden/>
+              </w:rPr>
+              <w:fldChar w:fldCharType="separate"/>
+            </w:r>
+            <w:r>
+              <w:rPr>
+                <w:noProof/>
+                <w:webHidden/>
+              </w:rPr>
+              <w:t>8</w:t>
             </w:r>
             <w:r>
               <w:rPr>
@@ -4251,20 +4448,24 @@
               <w:tab w:val="right" w:leader="dot" w:pos="9208"/>
             </w:tabs>
             <w:rPr>
+              <w:rFonts w:asciiTheme="minorHAnsi" w:eastAsiaTheme="minorEastAsia" w:hAnsiTheme="minorHAnsi" w:cstheme="minorBidi"/>
               <w:noProof/>
+              <w:lang w:val="es-BO"/>
             </w:rPr>
           </w:pPr>
-          <w:hyperlink w:anchor="_Toc195598651" w:history="1">
+          <w:hyperlink w:anchor="_Toc196777329" w:history="1">
             <w:r>
               <w:rPr>
                 <w:rStyle w:val="Hipervnculo"/>
                 <w:noProof/>
               </w:rPr>
-              <w:t>2.9</w:t>
-            </w:r>
-            <w:r>
-              <w:rPr>
-                <w:noProof/>
+              <w:t>2.9.</w:t>
+            </w:r>
+            <w:r>
+              <w:rPr>
+                <w:rFonts w:asciiTheme="minorHAnsi" w:eastAsiaTheme="minorEastAsia" w:hAnsiTheme="minorHAnsi" w:cstheme="minorBidi"/>
+                <w:noProof/>
+                <w:lang w:val="es-BO"/>
               </w:rPr>
               <w:tab/>
             </w:r>
@@ -4273,6 +4474,446 @@
                 <w:rStyle w:val="Hipervnculo"/>
                 <w:noProof/>
               </w:rPr>
+              <w:t>Restricciones del problema</w:t>
+            </w:r>
+            <w:r>
+              <w:rPr>
+                <w:noProof/>
+                <w:webHidden/>
+              </w:rPr>
+              <w:tab/>
+            </w:r>
+            <w:r>
+              <w:rPr>
+                <w:noProof/>
+                <w:webHidden/>
+              </w:rPr>
+              <w:fldChar w:fldCharType="begin"/>
+            </w:r>
+            <w:r>
+              <w:rPr>
+                <w:noProof/>
+                <w:webHidden/>
+              </w:rPr>
+              <w:instrText xml:space="preserve"> PAGEREF _Toc196777329 \h </w:instrText>
+            </w:r>
+            <w:r>
+              <w:rPr>
+                <w:noProof/>
+                <w:webHidden/>
+              </w:rPr>
+            </w:r>
+            <w:r>
+              <w:rPr>
+                <w:noProof/>
+                <w:webHidden/>
+              </w:rPr>
+              <w:fldChar w:fldCharType="separate"/>
+            </w:r>
+            <w:r>
+              <w:rPr>
+                <w:noProof/>
+                <w:webHidden/>
+              </w:rPr>
+              <w:t>9</w:t>
+            </w:r>
+            <w:r>
+              <w:rPr>
+                <w:noProof/>
+                <w:webHidden/>
+              </w:rPr>
+              <w:fldChar w:fldCharType="end"/>
+            </w:r>
+          </w:hyperlink>
+        </w:p>
+        <w:p>
+          <w:pPr>
+            <w:pStyle w:val="TDC3"/>
+            <w:tabs>
+              <w:tab w:val="left" w:pos="1320"/>
+              <w:tab w:val="right" w:leader="dot" w:pos="9208"/>
+            </w:tabs>
+            <w:rPr>
+              <w:rFonts w:asciiTheme="minorHAnsi" w:eastAsiaTheme="minorEastAsia" w:hAnsiTheme="minorHAnsi" w:cstheme="minorBidi"/>
+              <w:noProof/>
+              <w:lang w:val="es-BO"/>
+            </w:rPr>
+          </w:pPr>
+          <w:hyperlink w:anchor="_Toc196777331" w:history="1">
+            <w:r>
+              <w:rPr>
+                <w:rStyle w:val="Hipervnculo"/>
+                <w:noProof/>
+              </w:rPr>
+              <w:t>2.9.1</w:t>
+            </w:r>
+            <w:r>
+              <w:rPr>
+                <w:rFonts w:asciiTheme="minorHAnsi" w:eastAsiaTheme="minorEastAsia" w:hAnsiTheme="minorHAnsi" w:cstheme="minorBidi"/>
+                <w:noProof/>
+                <w:lang w:val="es-BO"/>
+              </w:rPr>
+              <w:tab/>
+            </w:r>
+            <w:r>
+              <w:rPr>
+                <w:rStyle w:val="Hipervnculo"/>
+                <w:noProof/>
+                <w:lang w:val="es-BO"/>
+              </w:rPr>
+              <w:t>Restricciones duras (H)</w:t>
+            </w:r>
+            <w:r>
+              <w:rPr>
+                <w:noProof/>
+                <w:webHidden/>
+              </w:rPr>
+              <w:tab/>
+            </w:r>
+            <w:r>
+              <w:rPr>
+                <w:noProof/>
+                <w:webHidden/>
+              </w:rPr>
+              <w:fldChar w:fldCharType="begin"/>
+            </w:r>
+            <w:r>
+              <w:rPr>
+                <w:noProof/>
+                <w:webHidden/>
+              </w:rPr>
+              <w:instrText xml:space="preserve"> PAGEREF _Toc196777331 \h </w:instrText>
+            </w:r>
+            <w:r>
+              <w:rPr>
+                <w:noProof/>
+                <w:webHidden/>
+              </w:rPr>
+            </w:r>
+            <w:r>
+              <w:rPr>
+                <w:noProof/>
+                <w:webHidden/>
+              </w:rPr>
+              <w:fldChar w:fldCharType="separate"/>
+            </w:r>
+            <w:r>
+              <w:rPr>
+                <w:noProof/>
+                <w:webHidden/>
+              </w:rPr>
+              <w:t>9</w:t>
+            </w:r>
+            <w:r>
+              <w:rPr>
+                <w:noProof/>
+                <w:webHidden/>
+              </w:rPr>
+              <w:fldChar w:fldCharType="end"/>
+            </w:r>
+          </w:hyperlink>
+        </w:p>
+        <w:p>
+          <w:pPr>
+            <w:pStyle w:val="TDC3"/>
+            <w:tabs>
+              <w:tab w:val="left" w:pos="1320"/>
+              <w:tab w:val="right" w:leader="dot" w:pos="9208"/>
+            </w:tabs>
+            <w:rPr>
+              <w:rFonts w:asciiTheme="minorHAnsi" w:eastAsiaTheme="minorEastAsia" w:hAnsiTheme="minorHAnsi" w:cstheme="minorBidi"/>
+              <w:noProof/>
+              <w:lang w:val="es-BO"/>
+            </w:rPr>
+          </w:pPr>
+          <w:hyperlink w:anchor="_Toc196777332" w:history="1">
+            <w:r>
+              <w:rPr>
+                <w:rStyle w:val="Hipervnculo"/>
+                <w:noProof/>
+              </w:rPr>
+              <w:t>2.9.2</w:t>
+            </w:r>
+            <w:r>
+              <w:rPr>
+                <w:rFonts w:asciiTheme="minorHAnsi" w:eastAsiaTheme="minorEastAsia" w:hAnsiTheme="minorHAnsi" w:cstheme="minorBidi"/>
+                <w:noProof/>
+                <w:lang w:val="es-BO"/>
+              </w:rPr>
+              <w:tab/>
+            </w:r>
+            <w:r>
+              <w:rPr>
+                <w:rStyle w:val="Hipervnculo"/>
+                <w:noProof/>
+                <w:lang w:val="es-BO"/>
+              </w:rPr>
+              <w:t>Restricciones Blandas (S)</w:t>
+            </w:r>
+            <w:r>
+              <w:rPr>
+                <w:noProof/>
+                <w:webHidden/>
+              </w:rPr>
+              <w:tab/>
+            </w:r>
+            <w:r>
+              <w:rPr>
+                <w:noProof/>
+                <w:webHidden/>
+              </w:rPr>
+              <w:fldChar w:fldCharType="begin"/>
+            </w:r>
+            <w:r>
+              <w:rPr>
+                <w:noProof/>
+                <w:webHidden/>
+              </w:rPr>
+              <w:instrText xml:space="preserve"> PAGEREF _Toc196777332 \h </w:instrText>
+            </w:r>
+            <w:r>
+              <w:rPr>
+                <w:noProof/>
+                <w:webHidden/>
+              </w:rPr>
+            </w:r>
+            <w:r>
+              <w:rPr>
+                <w:noProof/>
+                <w:webHidden/>
+              </w:rPr>
+              <w:fldChar w:fldCharType="separate"/>
+            </w:r>
+            <w:r>
+              <w:rPr>
+                <w:noProof/>
+                <w:webHidden/>
+              </w:rPr>
+              <w:t>10</w:t>
+            </w:r>
+            <w:r>
+              <w:rPr>
+                <w:noProof/>
+                <w:webHidden/>
+              </w:rPr>
+              <w:fldChar w:fldCharType="end"/>
+            </w:r>
+          </w:hyperlink>
+        </w:p>
+        <w:p>
+          <w:pPr>
+            <w:pStyle w:val="TDC2"/>
+            <w:tabs>
+              <w:tab w:val="left" w:pos="1100"/>
+              <w:tab w:val="right" w:leader="dot" w:pos="9208"/>
+            </w:tabs>
+            <w:rPr>
+              <w:rFonts w:asciiTheme="minorHAnsi" w:eastAsiaTheme="minorEastAsia" w:hAnsiTheme="minorHAnsi" w:cstheme="minorBidi"/>
+              <w:noProof/>
+              <w:lang w:val="es-BO"/>
+            </w:rPr>
+          </w:pPr>
+          <w:hyperlink w:anchor="_Toc196777333" w:history="1">
+            <w:r>
+              <w:rPr>
+                <w:rStyle w:val="Hipervnculo"/>
+                <w:noProof/>
+              </w:rPr>
+              <w:t>2.10.</w:t>
+            </w:r>
+            <w:r>
+              <w:rPr>
+                <w:rFonts w:asciiTheme="minorHAnsi" w:eastAsiaTheme="minorEastAsia" w:hAnsiTheme="minorHAnsi" w:cstheme="minorBidi"/>
+                <w:noProof/>
+                <w:lang w:val="es-BO"/>
+              </w:rPr>
+              <w:tab/>
+            </w:r>
+            <w:r>
+              <w:rPr>
+                <w:rStyle w:val="Hipervnculo"/>
+                <w:noProof/>
+              </w:rPr>
+              <w:t>Funci</w:t>
+            </w:r>
+            <w:r>
+              <w:rPr>
+                <w:rStyle w:val="Hipervnculo"/>
+                <w:noProof/>
+                <w:lang w:val="es-BO"/>
+              </w:rPr>
+              <w:t>ón de evaluación (Fitness)</w:t>
+            </w:r>
+            <w:r>
+              <w:rPr>
+                <w:noProof/>
+                <w:webHidden/>
+              </w:rPr>
+              <w:tab/>
+            </w:r>
+            <w:r>
+              <w:rPr>
+                <w:noProof/>
+                <w:webHidden/>
+              </w:rPr>
+              <w:fldChar w:fldCharType="begin"/>
+            </w:r>
+            <w:r>
+              <w:rPr>
+                <w:noProof/>
+                <w:webHidden/>
+              </w:rPr>
+              <w:instrText xml:space="preserve"> PAGEREF _Toc196777333 \h </w:instrText>
+            </w:r>
+            <w:r>
+              <w:rPr>
+                <w:noProof/>
+                <w:webHidden/>
+              </w:rPr>
+            </w:r>
+            <w:r>
+              <w:rPr>
+                <w:noProof/>
+                <w:webHidden/>
+              </w:rPr>
+              <w:fldChar w:fldCharType="separate"/>
+            </w:r>
+            <w:r>
+              <w:rPr>
+                <w:noProof/>
+                <w:webHidden/>
+              </w:rPr>
+              <w:t>11</w:t>
+            </w:r>
+            <w:r>
+              <w:rPr>
+                <w:noProof/>
+                <w:webHidden/>
+              </w:rPr>
+              <w:fldChar w:fldCharType="end"/>
+            </w:r>
+          </w:hyperlink>
+        </w:p>
+        <w:p>
+          <w:pPr>
+            <w:pStyle w:val="TDC2"/>
+            <w:tabs>
+              <w:tab w:val="left" w:pos="1100"/>
+              <w:tab w:val="right" w:leader="dot" w:pos="9208"/>
+            </w:tabs>
+            <w:rPr>
+              <w:rFonts w:asciiTheme="minorHAnsi" w:eastAsiaTheme="minorEastAsia" w:hAnsiTheme="minorHAnsi" w:cstheme="minorBidi"/>
+              <w:noProof/>
+              <w:lang w:val="es-BO"/>
+            </w:rPr>
+          </w:pPr>
+          <w:hyperlink w:anchor="_Toc196777334" w:history="1">
+            <w:r>
+              <w:rPr>
+                <w:rStyle w:val="Hipervnculo"/>
+                <w:noProof/>
+              </w:rPr>
+              <w:t>2.11.</w:t>
+            </w:r>
+            <w:r>
+              <w:rPr>
+                <w:rFonts w:asciiTheme="minorHAnsi" w:eastAsiaTheme="minorEastAsia" w:hAnsiTheme="minorHAnsi" w:cstheme="minorBidi"/>
+                <w:noProof/>
+                <w:lang w:val="es-BO"/>
+              </w:rPr>
+              <w:tab/>
+            </w:r>
+            <w:r>
+              <w:rPr>
+                <w:rStyle w:val="Hipervnculo"/>
+                <w:noProof/>
+              </w:rPr>
+              <w:t>Operador de mutación</w:t>
+            </w:r>
+            <w:r>
+              <w:rPr>
+                <w:noProof/>
+                <w:webHidden/>
+              </w:rPr>
+              <w:tab/>
+            </w:r>
+            <w:r>
+              <w:rPr>
+                <w:noProof/>
+                <w:webHidden/>
+              </w:rPr>
+              <w:fldChar w:fldCharType="begin"/>
+            </w:r>
+            <w:r>
+              <w:rPr>
+                <w:noProof/>
+                <w:webHidden/>
+              </w:rPr>
+              <w:instrText xml:space="preserve"> PAGEREF _Toc196777334 \h </w:instrText>
+            </w:r>
+            <w:r>
+              <w:rPr>
+                <w:noProof/>
+                <w:webHidden/>
+              </w:rPr>
+            </w:r>
+            <w:r>
+              <w:rPr>
+                <w:noProof/>
+                <w:webHidden/>
+              </w:rPr>
+              <w:fldChar w:fldCharType="separate"/>
+            </w:r>
+            <w:r>
+              <w:rPr>
+                <w:noProof/>
+                <w:webHidden/>
+              </w:rPr>
+              <w:t>12</w:t>
+            </w:r>
+            <w:r>
+              <w:rPr>
+                <w:noProof/>
+                <w:webHidden/>
+              </w:rPr>
+              <w:fldChar w:fldCharType="end"/>
+            </w:r>
+          </w:hyperlink>
+        </w:p>
+        <w:p>
+          <w:pPr>
+            <w:pStyle w:val="TDC2"/>
+            <w:tabs>
+              <w:tab w:val="left" w:pos="880"/>
+              <w:tab w:val="right" w:leader="dot" w:pos="9208"/>
+            </w:tabs>
+            <w:rPr>
+              <w:rFonts w:asciiTheme="minorHAnsi" w:eastAsiaTheme="minorEastAsia" w:hAnsiTheme="minorHAnsi" w:cstheme="minorBidi"/>
+              <w:noProof/>
+              <w:lang w:val="es-BO"/>
+            </w:rPr>
+          </w:pPr>
+          <w:hyperlink w:anchor="_Toc196777335" w:history="1">
+            <w:r>
+              <w:rPr>
+                <w:rStyle w:val="Hipervnculo"/>
+                <w:noProof/>
+              </w:rPr>
+              <w:t>2.10</w:t>
+            </w:r>
+            <w:r>
+              <w:rPr>
+                <w:rFonts w:asciiTheme="minorHAnsi" w:eastAsiaTheme="minorEastAsia" w:hAnsiTheme="minorHAnsi" w:cstheme="minorBidi"/>
+                <w:noProof/>
+                <w:lang w:val="es-BO"/>
+              </w:rPr>
+              <w:tab/>
+            </w:r>
+            <w:r>
+              <w:rPr>
+                <w:rStyle w:val="Hipervnculo"/>
+                <w:noProof/>
+              </w:rPr>
               <w:t>Flujo de ejecución</w:t>
             </w:r>
             <w:r>
@@ -4294,7 +4935,7 @@
                 <w:noProof/>
                 <w:webHidden/>
               </w:rPr>
-              <w:instrText xml:space="preserve"> PAGEREF _Toc195598651 \h </w:instrText>
+              <w:instrText xml:space="preserve"> PAGEREF _Toc196777335 \h </w:instrText>
             </w:r>
             <w:r>
               <w:rPr>
@@ -4314,7 +4955,7 @@
                 <w:noProof/>
                 <w:webHidden/>
               </w:rPr>
-              <w:t>11</w:t>
+              <w:t>12</w:t>
             </w:r>
             <w:r>
               <w:rPr>
@@ -4333,10 +4974,12 @@
               <w:tab w:val="right" w:leader="dot" w:pos="9208"/>
             </w:tabs>
             <w:rPr>
+              <w:rFonts w:asciiTheme="minorHAnsi" w:eastAsiaTheme="minorEastAsia" w:hAnsiTheme="minorHAnsi" w:cstheme="minorBidi"/>
               <w:noProof/>
+              <w:lang w:val="es-BO"/>
             </w:rPr>
           </w:pPr>
-          <w:hyperlink w:anchor="_Toc195598652" w:history="1">
+          <w:hyperlink w:anchor="_Toc196777336" w:history="1">
             <w:r>
               <w:rPr>
                 <w:rStyle w:val="Hipervnculo"/>
@@ -4346,7 +4989,9 @@
             </w:r>
             <w:r>
               <w:rPr>
-                <w:noProof/>
+                <w:rFonts w:asciiTheme="minorHAnsi" w:eastAsiaTheme="minorEastAsia" w:hAnsiTheme="minorHAnsi" w:cstheme="minorBidi"/>
+                <w:noProof/>
+                <w:lang w:val="es-BO"/>
               </w:rPr>
               <w:tab/>
             </w:r>
@@ -4376,7 +5021,7 @@
                 <w:noProof/>
                 <w:webHidden/>
               </w:rPr>
-              <w:instrText xml:space="preserve"> PAGEREF _Toc195598652 \h </w:instrText>
+              <w:instrText xml:space="preserve"> PAGEREF _Toc196777336 \h </w:instrText>
             </w:r>
             <w:r>
               <w:rPr>
@@ -4396,7 +5041,7 @@
                 <w:noProof/>
                 <w:webHidden/>
               </w:rPr>
-              <w:t>13</w:t>
+              <w:t>14</w:t>
             </w:r>
             <w:r>
               <w:rPr>
@@ -4415,10 +5060,12 @@
               <w:tab w:val="right" w:leader="dot" w:pos="9208"/>
             </w:tabs>
             <w:rPr>
+              <w:rFonts w:asciiTheme="minorHAnsi" w:eastAsiaTheme="minorEastAsia" w:hAnsiTheme="minorHAnsi" w:cstheme="minorBidi"/>
               <w:noProof/>
+              <w:lang w:val="es-BO"/>
             </w:rPr>
           </w:pPr>
-          <w:hyperlink w:anchor="_Toc195598653" w:history="1">
+          <w:hyperlink w:anchor="_Toc196777337" w:history="1">
             <w:r>
               <w:rPr>
                 <w:rStyle w:val="Hipervnculo"/>
@@ -4428,7 +5075,9 @@
             </w:r>
             <w:r>
               <w:rPr>
-                <w:noProof/>
+                <w:rFonts w:asciiTheme="minorHAnsi" w:eastAsiaTheme="minorEastAsia" w:hAnsiTheme="minorHAnsi" w:cstheme="minorBidi"/>
+                <w:noProof/>
+                <w:lang w:val="es-BO"/>
               </w:rPr>
               <w:tab/>
             </w:r>
@@ -4458,7 +5107,7 @@
                 <w:noProof/>
                 <w:webHidden/>
               </w:rPr>
-              <w:instrText xml:space="preserve"> PAGEREF _Toc195598653 \h </w:instrText>
+              <w:instrText xml:space="preserve"> PAGEREF _Toc196777337 \h </w:instrText>
             </w:r>
             <w:r>
               <w:rPr>
@@ -4478,7 +5127,7 @@
                 <w:noProof/>
                 <w:webHidden/>
               </w:rPr>
-              <w:t>13</w:t>
+              <w:t>14</w:t>
             </w:r>
             <w:r>
               <w:rPr>
@@ -4497,10 +5146,12 @@
               <w:tab w:val="right" w:leader="dot" w:pos="9208"/>
             </w:tabs>
             <w:rPr>
+              <w:rFonts w:asciiTheme="minorHAnsi" w:eastAsiaTheme="minorEastAsia" w:hAnsiTheme="minorHAnsi" w:cstheme="minorBidi"/>
               <w:noProof/>
+              <w:lang w:val="es-BO"/>
             </w:rPr>
           </w:pPr>
-          <w:hyperlink w:anchor="_Toc195598654" w:history="1">
+          <w:hyperlink w:anchor="_Toc196777338" w:history="1">
             <w:r>
               <w:rPr>
                 <w:rStyle w:val="Hipervnculo"/>
@@ -4510,7 +5161,9 @@
             </w:r>
             <w:r>
               <w:rPr>
-                <w:noProof/>
+                <w:rFonts w:asciiTheme="minorHAnsi" w:eastAsiaTheme="minorEastAsia" w:hAnsiTheme="minorHAnsi" w:cstheme="minorBidi"/>
+                <w:noProof/>
+                <w:lang w:val="es-BO"/>
               </w:rPr>
               <w:tab/>
             </w:r>
@@ -4540,7 +5193,7 @@
                 <w:noProof/>
                 <w:webHidden/>
               </w:rPr>
-              <w:instrText xml:space="preserve"> PAGEREF _Toc195598654 \h </w:instrText>
+              <w:instrText xml:space="preserve"> PAGEREF _Toc196777338 \h </w:instrText>
             </w:r>
             <w:r>
               <w:rPr>
@@ -4560,7 +5213,7 @@
                 <w:noProof/>
                 <w:webHidden/>
               </w:rPr>
-              <w:t>14</w:t>
+              <w:t>15</w:t>
             </w:r>
             <w:r>
               <w:rPr>
@@ -4579,10 +5232,12 @@
               <w:tab w:val="right" w:leader="dot" w:pos="9208"/>
             </w:tabs>
             <w:rPr>
+              <w:rFonts w:asciiTheme="minorHAnsi" w:eastAsiaTheme="minorEastAsia" w:hAnsiTheme="minorHAnsi" w:cstheme="minorBidi"/>
               <w:noProof/>
+              <w:lang w:val="es-BO"/>
             </w:rPr>
           </w:pPr>
-          <w:hyperlink w:anchor="_Toc195598655" w:history="1">
+          <w:hyperlink w:anchor="_Toc196777339" w:history="1">
             <w:r>
               <w:rPr>
                 <w:rStyle w:val="Hipervnculo"/>
@@ -4592,7 +5247,9 @@
             </w:r>
             <w:r>
               <w:rPr>
-                <w:noProof/>
+                <w:rFonts w:asciiTheme="minorHAnsi" w:eastAsiaTheme="minorEastAsia" w:hAnsiTheme="minorHAnsi" w:cstheme="minorBidi"/>
+                <w:noProof/>
+                <w:lang w:val="es-BO"/>
               </w:rPr>
               <w:tab/>
             </w:r>
@@ -4622,7 +5279,7 @@
                 <w:noProof/>
                 <w:webHidden/>
               </w:rPr>
-              <w:instrText xml:space="preserve"> PAGEREF _Toc195598655 \h </w:instrText>
+              <w:instrText xml:space="preserve"> PAGEREF _Toc196777339 \h </w:instrText>
             </w:r>
             <w:r>
               <w:rPr>
@@ -4661,10 +5318,12 @@
               <w:tab w:val="right" w:leader="dot" w:pos="9208"/>
             </w:tabs>
             <w:rPr>
+              <w:rFonts w:asciiTheme="minorHAnsi" w:eastAsiaTheme="minorEastAsia" w:hAnsiTheme="minorHAnsi" w:cstheme="minorBidi"/>
               <w:noProof/>
+              <w:lang w:val="es-BO"/>
             </w:rPr>
           </w:pPr>
-          <w:hyperlink w:anchor="_Toc195598656" w:history="1">
+          <w:hyperlink w:anchor="_Toc196777340" w:history="1">
             <w:r>
               <w:rPr>
                 <w:rStyle w:val="Hipervnculo"/>
@@ -4674,7 +5333,9 @@
             </w:r>
             <w:r>
               <w:rPr>
-                <w:noProof/>
+                <w:rFonts w:asciiTheme="minorHAnsi" w:eastAsiaTheme="minorEastAsia" w:hAnsiTheme="minorHAnsi" w:cstheme="minorBidi"/>
+                <w:noProof/>
+                <w:lang w:val="es-BO"/>
               </w:rPr>
               <w:tab/>
             </w:r>
@@ -4704,7 +5365,7 @@
                 <w:noProof/>
                 <w:webHidden/>
               </w:rPr>
-              <w:instrText xml:space="preserve"> PAGEREF _Toc195598656 \h </w:instrText>
+              <w:instrText xml:space="preserve"> PAGEREF _Toc196777340 \h </w:instrText>
             </w:r>
             <w:r>
               <w:rPr>
@@ -4743,10 +5404,12 @@
               <w:tab w:val="right" w:leader="dot" w:pos="9208"/>
             </w:tabs>
             <w:rPr>
+              <w:rFonts w:asciiTheme="minorHAnsi" w:eastAsiaTheme="minorEastAsia" w:hAnsiTheme="minorHAnsi" w:cstheme="minorBidi"/>
               <w:noProof/>
+              <w:lang w:val="es-BO"/>
             </w:rPr>
           </w:pPr>
-          <w:hyperlink w:anchor="_Toc195598657" w:history="1">
+          <w:hyperlink w:anchor="_Toc196777341" w:history="1">
             <w:r>
               <w:rPr>
                 <w:rStyle w:val="Hipervnculo"/>
@@ -4756,7 +5419,9 @@
             </w:r>
             <w:r>
               <w:rPr>
-                <w:noProof/>
+                <w:rFonts w:asciiTheme="minorHAnsi" w:eastAsiaTheme="minorEastAsia" w:hAnsiTheme="minorHAnsi" w:cstheme="minorBidi"/>
+                <w:noProof/>
+                <w:lang w:val="es-BO"/>
               </w:rPr>
               <w:tab/>
             </w:r>
@@ -4786,7 +5451,7 @@
                 <w:noProof/>
                 <w:webHidden/>
               </w:rPr>
-              <w:instrText xml:space="preserve"> PAGEREF _Toc195598657 \h </w:instrText>
+              <w:instrText xml:space="preserve"> PAGEREF _Toc196777341 \h </w:instrText>
             </w:r>
             <w:r>
               <w:rPr>
@@ -4806,7 +5471,7 @@
                 <w:noProof/>
                 <w:webHidden/>
               </w:rPr>
-              <w:t>20</w:t>
+              <w:t>19</w:t>
             </w:r>
             <w:r>
               <w:rPr>
@@ -4825,10 +5490,12 @@
               <w:tab w:val="right" w:leader="dot" w:pos="9208"/>
             </w:tabs>
             <w:rPr>
+              <w:rFonts w:asciiTheme="minorHAnsi" w:eastAsiaTheme="minorEastAsia" w:hAnsiTheme="minorHAnsi" w:cstheme="minorBidi"/>
               <w:noProof/>
+              <w:lang w:val="es-BO"/>
             </w:rPr>
           </w:pPr>
-          <w:hyperlink w:anchor="_Toc195598658" w:history="1">
+          <w:hyperlink w:anchor="_Toc196777342" w:history="1">
             <w:r>
               <w:rPr>
                 <w:rStyle w:val="Hipervnculo"/>
@@ -4838,7 +5505,9 @@
             </w:r>
             <w:r>
               <w:rPr>
-                <w:noProof/>
+                <w:rFonts w:asciiTheme="minorHAnsi" w:eastAsiaTheme="minorEastAsia" w:hAnsiTheme="minorHAnsi" w:cstheme="minorBidi"/>
+                <w:noProof/>
+                <w:lang w:val="es-BO"/>
               </w:rPr>
               <w:tab/>
             </w:r>
@@ -4868,7 +5537,7 @@
                 <w:noProof/>
                 <w:webHidden/>
               </w:rPr>
-              <w:instrText xml:space="preserve"> PAGEREF _Toc195598658 \h </w:instrText>
+              <w:instrText xml:space="preserve"> PAGEREF _Toc196777342 \h </w:instrText>
             </w:r>
             <w:r>
               <w:rPr>
@@ -4888,7 +5557,7 @@
                 <w:noProof/>
                 <w:webHidden/>
               </w:rPr>
-              <w:t>20</w:t>
+              <w:t>19</w:t>
             </w:r>
             <w:r>
               <w:rPr>
@@ -4907,10 +5576,12 @@
               <w:tab w:val="right" w:leader="dot" w:pos="9208"/>
             </w:tabs>
             <w:rPr>
+              <w:rFonts w:asciiTheme="minorHAnsi" w:eastAsiaTheme="minorEastAsia" w:hAnsiTheme="minorHAnsi" w:cstheme="minorBidi"/>
               <w:noProof/>
+              <w:lang w:val="es-BO"/>
             </w:rPr>
           </w:pPr>
-          <w:hyperlink w:anchor="_Toc195598659" w:history="1">
+          <w:hyperlink w:anchor="_Toc196777343" w:history="1">
             <w:r>
               <w:rPr>
                 <w:rStyle w:val="Hipervnculo"/>
@@ -4920,7 +5591,9 @@
             </w:r>
             <w:r>
               <w:rPr>
-                <w:noProof/>
+                <w:rFonts w:asciiTheme="minorHAnsi" w:eastAsiaTheme="minorEastAsia" w:hAnsiTheme="minorHAnsi" w:cstheme="minorBidi"/>
+                <w:noProof/>
+                <w:lang w:val="es-BO"/>
               </w:rPr>
               <w:tab/>
             </w:r>
@@ -4950,7 +5623,7 @@
                 <w:noProof/>
                 <w:webHidden/>
               </w:rPr>
-              <w:instrText xml:space="preserve"> PAGEREF _Toc195598659 \h </w:instrText>
+              <w:instrText xml:space="preserve"> PAGEREF _Toc196777343 \h </w:instrText>
             </w:r>
             <w:r>
               <w:rPr>
@@ -4989,10 +5662,12 @@
               <w:tab w:val="right" w:leader="dot" w:pos="9208"/>
             </w:tabs>
             <w:rPr>
+              <w:rFonts w:asciiTheme="minorHAnsi" w:eastAsiaTheme="minorEastAsia" w:hAnsiTheme="minorHAnsi" w:cstheme="minorBidi"/>
               <w:noProof/>
+              <w:lang w:val="es-BO"/>
             </w:rPr>
           </w:pPr>
-          <w:hyperlink w:anchor="_Toc195598660" w:history="1">
+          <w:hyperlink w:anchor="_Toc196777344" w:history="1">
             <w:r>
               <w:rPr>
                 <w:rStyle w:val="Hipervnculo"/>
@@ -5002,7 +5677,9 @@
             </w:r>
             <w:r>
               <w:rPr>
-                <w:noProof/>
+                <w:rFonts w:asciiTheme="minorHAnsi" w:eastAsiaTheme="minorEastAsia" w:hAnsiTheme="minorHAnsi" w:cstheme="minorBidi"/>
+                <w:noProof/>
+                <w:lang w:val="es-BO"/>
               </w:rPr>
               <w:tab/>
             </w:r>
@@ -5032,7 +5709,7 @@
                 <w:noProof/>
                 <w:webHidden/>
               </w:rPr>
-              <w:instrText xml:space="preserve"> PAGEREF _Toc195598660 \h </w:instrText>
+              <w:instrText xml:space="preserve"> PAGEREF _Toc196777344 \h </w:instrText>
             </w:r>
             <w:r>
               <w:rPr>
@@ -5052,7 +5729,7 @@
                 <w:noProof/>
                 <w:webHidden/>
               </w:rPr>
-              <w:t>21</w:t>
+              <w:t>20</w:t>
             </w:r>
             <w:r>
               <w:rPr>
@@ -5071,10 +5748,12 @@
               <w:tab w:val="right" w:leader="dot" w:pos="9208"/>
             </w:tabs>
             <w:rPr>
+              <w:rFonts w:asciiTheme="minorHAnsi" w:eastAsiaTheme="minorEastAsia" w:hAnsiTheme="minorHAnsi" w:cstheme="minorBidi"/>
               <w:noProof/>
+              <w:lang w:val="es-BO"/>
             </w:rPr>
           </w:pPr>
-          <w:hyperlink w:anchor="_Toc195598661" w:history="1">
+          <w:hyperlink w:anchor="_Toc196777345" w:history="1">
             <w:r>
               <w:rPr>
                 <w:rStyle w:val="Hipervnculo"/>
@@ -5084,7 +5763,9 @@
             </w:r>
             <w:r>
               <w:rPr>
-                <w:noProof/>
+                <w:rFonts w:asciiTheme="minorHAnsi" w:eastAsiaTheme="minorEastAsia" w:hAnsiTheme="minorHAnsi" w:cstheme="minorBidi"/>
+                <w:noProof/>
+                <w:lang w:val="es-BO"/>
               </w:rPr>
               <w:tab/>
             </w:r>
@@ -5114,7 +5795,7 @@
                 <w:noProof/>
                 <w:webHidden/>
               </w:rPr>
-              <w:instrText xml:space="preserve"> PAGEREF _Toc195598661 \h </w:instrText>
+              <w:instrText xml:space="preserve"> PAGEREF _Toc196777345 \h </w:instrText>
             </w:r>
             <w:r>
               <w:rPr>
@@ -5134,7 +5815,7 @@
                 <w:noProof/>
                 <w:webHidden/>
               </w:rPr>
-              <w:t>22</w:t>
+              <w:t>21</w:t>
             </w:r>
             <w:r>
               <w:rPr>
@@ -5153,10 +5834,12 @@
               <w:tab w:val="right" w:leader="dot" w:pos="9208"/>
             </w:tabs>
             <w:rPr>
+              <w:rFonts w:asciiTheme="minorHAnsi" w:eastAsiaTheme="minorEastAsia" w:hAnsiTheme="minorHAnsi" w:cstheme="minorBidi"/>
               <w:noProof/>
+              <w:lang w:val="es-BO"/>
             </w:rPr>
           </w:pPr>
-          <w:hyperlink w:anchor="_Toc195598662" w:history="1">
+          <w:hyperlink w:anchor="_Toc196777346" w:history="1">
             <w:r>
               <w:rPr>
                 <w:rStyle w:val="Hipervnculo"/>
@@ -5166,7 +5849,9 @@
             </w:r>
             <w:r>
               <w:rPr>
-                <w:noProof/>
+                <w:rFonts w:asciiTheme="minorHAnsi" w:eastAsiaTheme="minorEastAsia" w:hAnsiTheme="minorHAnsi" w:cstheme="minorBidi"/>
+                <w:noProof/>
+                <w:lang w:val="es-BO"/>
               </w:rPr>
               <w:tab/>
             </w:r>
@@ -5196,7 +5881,7 @@
                 <w:noProof/>
                 <w:webHidden/>
               </w:rPr>
-              <w:instrText xml:space="preserve"> PAGEREF _Toc195598662 \h </w:instrText>
+              <w:instrText xml:space="preserve"> PAGEREF _Toc196777346 \h </w:instrText>
             </w:r>
             <w:r>
               <w:rPr>
@@ -5235,10 +5920,12 @@
               <w:tab w:val="right" w:leader="dot" w:pos="9208"/>
             </w:tabs>
             <w:rPr>
+              <w:rFonts w:asciiTheme="minorHAnsi" w:eastAsiaTheme="minorEastAsia" w:hAnsiTheme="minorHAnsi" w:cstheme="minorBidi"/>
               <w:noProof/>
+              <w:lang w:val="es-BO"/>
             </w:rPr>
           </w:pPr>
-          <w:hyperlink w:anchor="_Toc195598663" w:history="1">
+          <w:hyperlink w:anchor="_Toc196777347" w:history="1">
             <w:r>
               <w:rPr>
                 <w:rStyle w:val="Hipervnculo"/>
@@ -5248,7 +5935,9 @@
             </w:r>
             <w:r>
               <w:rPr>
-                <w:noProof/>
+                <w:rFonts w:asciiTheme="minorHAnsi" w:eastAsiaTheme="minorEastAsia" w:hAnsiTheme="minorHAnsi" w:cstheme="minorBidi"/>
+                <w:noProof/>
+                <w:lang w:val="es-BO"/>
               </w:rPr>
               <w:tab/>
             </w:r>
@@ -5278,7 +5967,7 @@
                 <w:noProof/>
                 <w:webHidden/>
               </w:rPr>
-              <w:instrText xml:space="preserve"> PAGEREF _Toc195598663 \h </w:instrText>
+              <w:instrText xml:space="preserve"> PAGEREF _Toc196777347 \h </w:instrText>
             </w:r>
             <w:r>
               <w:rPr>
@@ -5317,20 +6006,24 @@
               <w:tab w:val="right" w:leader="dot" w:pos="9208"/>
             </w:tabs>
             <w:rPr>
+              <w:rFonts w:asciiTheme="minorHAnsi" w:eastAsiaTheme="minorEastAsia" w:hAnsiTheme="minorHAnsi" w:cstheme="minorBidi"/>
               <w:noProof/>
+              <w:lang w:val="es-BO"/>
             </w:rPr>
           </w:pPr>
-          <w:hyperlink w:anchor="_Toc195598664" w:history="1">
+          <w:hyperlink w:anchor="_Toc196777348" w:history="1">
             <w:r>
               <w:rPr>
                 <w:rStyle w:val="Hipervnculo"/>
                 <w:noProof/>
               </w:rPr>
-              <w:t>1.1.</w:t>
-            </w:r>
-            <w:r>
-              <w:rPr>
-                <w:noProof/>
+              <w:t>3.7.</w:t>
+            </w:r>
+            <w:r>
+              <w:rPr>
+                <w:rFonts w:asciiTheme="minorHAnsi" w:eastAsiaTheme="minorEastAsia" w:hAnsiTheme="minorHAnsi" w:cstheme="minorBidi"/>
+                <w:noProof/>
+                <w:lang w:val="es-BO"/>
               </w:rPr>
               <w:tab/>
             </w:r>
@@ -5339,7 +6032,7 @@
                 <w:rStyle w:val="Hipervnculo"/>
                 <w:noProof/>
               </w:rPr>
-              <w:t>Subtitulo</w:t>
+              <w:t>Abstracción y modelado inicial de datos</w:t>
             </w:r>
             <w:r>
               <w:rPr>
@@ -5360,7 +6053,7 @@
                 <w:noProof/>
                 <w:webHidden/>
               </w:rPr>
-              <w:instrText xml:space="preserve"> PAGEREF _Toc195598664 \h </w:instrText>
+              <w:instrText xml:space="preserve"> PAGEREF _Toc196777348 \h </w:instrText>
             </w:r>
             <w:r>
               <w:rPr>
@@ -5380,7 +6073,7 @@
                 <w:noProof/>
                 <w:webHidden/>
               </w:rPr>
-              <w:t>33</w:t>
+              <w:t>24</w:t>
             </w:r>
             <w:r>
               <w:rPr>
@@ -5399,20 +6092,24 @@
               <w:tab w:val="right" w:leader="dot" w:pos="9208"/>
             </w:tabs>
             <w:rPr>
+              <w:rFonts w:asciiTheme="minorHAnsi" w:eastAsiaTheme="minorEastAsia" w:hAnsiTheme="minorHAnsi" w:cstheme="minorBidi"/>
               <w:noProof/>
+              <w:lang w:val="es-BO"/>
             </w:rPr>
           </w:pPr>
-          <w:hyperlink w:anchor="_Toc195598665" w:history="1">
+          <w:hyperlink w:anchor="_Toc196777349" w:history="1">
             <w:r>
               <w:rPr>
                 <w:rStyle w:val="Hipervnculo"/>
                 <w:noProof/>
               </w:rPr>
-              <w:t>1.2.</w:t>
-            </w:r>
-            <w:r>
-              <w:rPr>
-                <w:noProof/>
+              <w:t>3.8.</w:t>
+            </w:r>
+            <w:r>
+              <w:rPr>
+                <w:rFonts w:asciiTheme="minorHAnsi" w:eastAsiaTheme="minorEastAsia" w:hAnsiTheme="minorHAnsi" w:cstheme="minorBidi"/>
+                <w:noProof/>
+                <w:lang w:val="es-BO"/>
               </w:rPr>
               <w:tab/>
             </w:r>
@@ -5421,7 +6118,7 @@
                 <w:rStyle w:val="Hipervnculo"/>
                 <w:noProof/>
               </w:rPr>
-              <w:t>Subtítulo, ejemplo: Recopilación de datos de…….</w:t>
+              <w:t>Abstracción y consolidación del Dataset</w:t>
             </w:r>
             <w:r>
               <w:rPr>
@@ -5442,7 +6139,7 @@
                 <w:noProof/>
                 <w:webHidden/>
               </w:rPr>
-              <w:instrText xml:space="preserve"> PAGEREF _Toc195598665 \h </w:instrText>
+              <w:instrText xml:space="preserve"> PAGEREF _Toc196777349 \h </w:instrText>
             </w:r>
             <w:r>
               <w:rPr>
@@ -5462,7 +6159,7 @@
                 <w:noProof/>
                 <w:webHidden/>
               </w:rPr>
-              <w:t>33</w:t>
+              <w:t>25</w:t>
             </w:r>
             <w:r>
               <w:rPr>
@@ -5481,20 +6178,24 @@
               <w:tab w:val="right" w:leader="dot" w:pos="9208"/>
             </w:tabs>
             <w:rPr>
+              <w:rFonts w:asciiTheme="minorHAnsi" w:eastAsiaTheme="minorEastAsia" w:hAnsiTheme="minorHAnsi" w:cstheme="minorBidi"/>
               <w:noProof/>
+              <w:lang w:val="es-BO"/>
             </w:rPr>
           </w:pPr>
-          <w:hyperlink w:anchor="_Toc195598666" w:history="1">
+          <w:hyperlink w:anchor="_Toc196777350" w:history="1">
             <w:r>
               <w:rPr>
                 <w:rStyle w:val="Hipervnculo"/>
                 <w:noProof/>
               </w:rPr>
-              <w:t>1.3.</w:t>
-            </w:r>
-            <w:r>
-              <w:rPr>
-                <w:noProof/>
+              <w:t>3.9.</w:t>
+            </w:r>
+            <w:r>
+              <w:rPr>
+                <w:rFonts w:asciiTheme="minorHAnsi" w:eastAsiaTheme="minorEastAsia" w:hAnsiTheme="minorHAnsi" w:cstheme="minorBidi"/>
+                <w:noProof/>
+                <w:lang w:val="es-BO"/>
               </w:rPr>
               <w:tab/>
             </w:r>
@@ -5503,7 +6204,7 @@
                 <w:rStyle w:val="Hipervnculo"/>
                 <w:noProof/>
               </w:rPr>
-              <w:t>Subtítulo…….</w:t>
+              <w:t>Estructura del Dataset</w:t>
             </w:r>
             <w:r>
               <w:rPr>
@@ -5524,7 +6225,7 @@
                 <w:noProof/>
                 <w:webHidden/>
               </w:rPr>
-              <w:instrText xml:space="preserve"> PAGEREF _Toc195598666 \h </w:instrText>
+              <w:instrText xml:space="preserve"> PAGEREF _Toc196777350 \h </w:instrText>
             </w:r>
             <w:r>
               <w:rPr>
@@ -5544,7 +6245,609 @@
                 <w:noProof/>
                 <w:webHidden/>
               </w:rPr>
-              <w:t>34</w:t>
+              <w:t>25</w:t>
+            </w:r>
+            <w:r>
+              <w:rPr>
+                <w:noProof/>
+                <w:webHidden/>
+              </w:rPr>
+              <w:fldChar w:fldCharType="end"/>
+            </w:r>
+          </w:hyperlink>
+        </w:p>
+        <w:p>
+          <w:pPr>
+            <w:pStyle w:val="TDC2"/>
+            <w:tabs>
+              <w:tab w:val="left" w:pos="1100"/>
+              <w:tab w:val="right" w:leader="dot" w:pos="9208"/>
+            </w:tabs>
+            <w:rPr>
+              <w:rFonts w:asciiTheme="minorHAnsi" w:eastAsiaTheme="minorEastAsia" w:hAnsiTheme="minorHAnsi" w:cstheme="minorBidi"/>
+              <w:noProof/>
+              <w:lang w:val="es-BO"/>
+            </w:rPr>
+          </w:pPr>
+          <w:hyperlink w:anchor="_Toc196777351" w:history="1">
+            <w:r>
+              <w:rPr>
+                <w:rStyle w:val="Hipervnculo"/>
+                <w:noProof/>
+              </w:rPr>
+              <w:t>3.10.</w:t>
+            </w:r>
+            <w:r>
+              <w:rPr>
+                <w:rFonts w:asciiTheme="minorHAnsi" w:eastAsiaTheme="minorEastAsia" w:hAnsiTheme="minorHAnsi" w:cstheme="minorBidi"/>
+                <w:noProof/>
+                <w:lang w:val="es-BO"/>
+              </w:rPr>
+              <w:tab/>
+            </w:r>
+            <w:r>
+              <w:rPr>
+                <w:rStyle w:val="Hipervnculo"/>
+                <w:noProof/>
+              </w:rPr>
+              <w:t>Proceso del algoritmo genético</w:t>
+            </w:r>
+            <w:r>
+              <w:rPr>
+                <w:noProof/>
+                <w:webHidden/>
+              </w:rPr>
+              <w:tab/>
+            </w:r>
+            <w:r>
+              <w:rPr>
+                <w:noProof/>
+                <w:webHidden/>
+              </w:rPr>
+              <w:fldChar w:fldCharType="begin"/>
+            </w:r>
+            <w:r>
+              <w:rPr>
+                <w:noProof/>
+                <w:webHidden/>
+              </w:rPr>
+              <w:instrText xml:space="preserve"> PAGEREF _Toc196777351 \h </w:instrText>
+            </w:r>
+            <w:r>
+              <w:rPr>
+                <w:noProof/>
+                <w:webHidden/>
+              </w:rPr>
+            </w:r>
+            <w:r>
+              <w:rPr>
+                <w:noProof/>
+                <w:webHidden/>
+              </w:rPr>
+              <w:fldChar w:fldCharType="separate"/>
+            </w:r>
+            <w:r>
+              <w:rPr>
+                <w:noProof/>
+                <w:webHidden/>
+              </w:rPr>
+              <w:t>27</w:t>
+            </w:r>
+            <w:r>
+              <w:rPr>
+                <w:noProof/>
+                <w:webHidden/>
+              </w:rPr>
+              <w:fldChar w:fldCharType="end"/>
+            </w:r>
+          </w:hyperlink>
+        </w:p>
+        <w:p>
+          <w:pPr>
+            <w:pStyle w:val="TDC3"/>
+            <w:tabs>
+              <w:tab w:val="left" w:pos="1320"/>
+              <w:tab w:val="right" w:leader="dot" w:pos="9208"/>
+            </w:tabs>
+            <w:rPr>
+              <w:rFonts w:asciiTheme="minorHAnsi" w:eastAsiaTheme="minorEastAsia" w:hAnsiTheme="minorHAnsi" w:cstheme="minorBidi"/>
+              <w:noProof/>
+              <w:lang w:val="es-BO"/>
+            </w:rPr>
+          </w:pPr>
+          <w:hyperlink w:anchor="_Toc196777363" w:history="1">
+            <w:r>
+              <w:rPr>
+                <w:rStyle w:val="Hipervnculo"/>
+                <w:noProof/>
+              </w:rPr>
+              <w:t>3.10.1</w:t>
+            </w:r>
+            <w:r>
+              <w:rPr>
+                <w:rFonts w:asciiTheme="minorHAnsi" w:eastAsiaTheme="minorEastAsia" w:hAnsiTheme="minorHAnsi" w:cstheme="minorBidi"/>
+                <w:noProof/>
+                <w:lang w:val="es-BO"/>
+              </w:rPr>
+              <w:tab/>
+            </w:r>
+            <w:r>
+              <w:rPr>
+                <w:rStyle w:val="Hipervnculo"/>
+                <w:noProof/>
+              </w:rPr>
+              <w:t>Representación del individuo (Cromosoma)</w:t>
+            </w:r>
+            <w:r>
+              <w:rPr>
+                <w:noProof/>
+                <w:webHidden/>
+              </w:rPr>
+              <w:tab/>
+            </w:r>
+            <w:r>
+              <w:rPr>
+                <w:noProof/>
+                <w:webHidden/>
+              </w:rPr>
+              <w:fldChar w:fldCharType="begin"/>
+            </w:r>
+            <w:r>
+              <w:rPr>
+                <w:noProof/>
+                <w:webHidden/>
+              </w:rPr>
+              <w:instrText xml:space="preserve"> PAGEREF _Toc196777363 \h </w:instrText>
+            </w:r>
+            <w:r>
+              <w:rPr>
+                <w:noProof/>
+                <w:webHidden/>
+              </w:rPr>
+            </w:r>
+            <w:r>
+              <w:rPr>
+                <w:noProof/>
+                <w:webHidden/>
+              </w:rPr>
+              <w:fldChar w:fldCharType="separate"/>
+            </w:r>
+            <w:r>
+              <w:rPr>
+                <w:noProof/>
+                <w:webHidden/>
+              </w:rPr>
+              <w:t>27</w:t>
+            </w:r>
+            <w:r>
+              <w:rPr>
+                <w:noProof/>
+                <w:webHidden/>
+              </w:rPr>
+              <w:fldChar w:fldCharType="end"/>
+            </w:r>
+          </w:hyperlink>
+        </w:p>
+        <w:p>
+          <w:pPr>
+            <w:pStyle w:val="TDC3"/>
+            <w:tabs>
+              <w:tab w:val="left" w:pos="1320"/>
+              <w:tab w:val="right" w:leader="dot" w:pos="9208"/>
+            </w:tabs>
+            <w:rPr>
+              <w:rFonts w:asciiTheme="minorHAnsi" w:eastAsiaTheme="minorEastAsia" w:hAnsiTheme="minorHAnsi" w:cstheme="minorBidi"/>
+              <w:noProof/>
+              <w:lang w:val="es-BO"/>
+            </w:rPr>
+          </w:pPr>
+          <w:hyperlink w:anchor="_Toc196777364" w:history="1">
+            <w:r>
+              <w:rPr>
+                <w:rStyle w:val="Hipervnculo"/>
+                <w:noProof/>
+              </w:rPr>
+              <w:t>3.10.2</w:t>
+            </w:r>
+            <w:r>
+              <w:rPr>
+                <w:rFonts w:asciiTheme="minorHAnsi" w:eastAsiaTheme="minorEastAsia" w:hAnsiTheme="minorHAnsi" w:cstheme="minorBidi"/>
+                <w:noProof/>
+                <w:lang w:val="es-BO"/>
+              </w:rPr>
+              <w:tab/>
+            </w:r>
+            <w:r>
+              <w:rPr>
+                <w:rStyle w:val="Hipervnculo"/>
+                <w:noProof/>
+              </w:rPr>
+              <w:t>Función de aptitud (Fitness)</w:t>
+            </w:r>
+            <w:r>
+              <w:rPr>
+                <w:noProof/>
+                <w:webHidden/>
+              </w:rPr>
+              <w:tab/>
+            </w:r>
+            <w:r>
+              <w:rPr>
+                <w:noProof/>
+                <w:webHidden/>
+              </w:rPr>
+              <w:fldChar w:fldCharType="begin"/>
+            </w:r>
+            <w:r>
+              <w:rPr>
+                <w:noProof/>
+                <w:webHidden/>
+              </w:rPr>
+              <w:instrText xml:space="preserve"> PAGEREF _Toc196777364 \h </w:instrText>
+            </w:r>
+            <w:r>
+              <w:rPr>
+                <w:noProof/>
+                <w:webHidden/>
+              </w:rPr>
+            </w:r>
+            <w:r>
+              <w:rPr>
+                <w:noProof/>
+                <w:webHidden/>
+              </w:rPr>
+              <w:fldChar w:fldCharType="separate"/>
+            </w:r>
+            <w:r>
+              <w:rPr>
+                <w:noProof/>
+                <w:webHidden/>
+              </w:rPr>
+              <w:t>28</w:t>
+            </w:r>
+            <w:r>
+              <w:rPr>
+                <w:noProof/>
+                <w:webHidden/>
+              </w:rPr>
+              <w:fldChar w:fldCharType="end"/>
+            </w:r>
+          </w:hyperlink>
+        </w:p>
+        <w:p>
+          <w:pPr>
+            <w:pStyle w:val="TDC3"/>
+            <w:tabs>
+              <w:tab w:val="left" w:pos="1320"/>
+              <w:tab w:val="right" w:leader="dot" w:pos="9208"/>
+            </w:tabs>
+            <w:rPr>
+              <w:rFonts w:asciiTheme="minorHAnsi" w:eastAsiaTheme="minorEastAsia" w:hAnsiTheme="minorHAnsi" w:cstheme="minorBidi"/>
+              <w:noProof/>
+              <w:lang w:val="es-BO"/>
+            </w:rPr>
+          </w:pPr>
+          <w:hyperlink w:anchor="_Toc196777365" w:history="1">
+            <w:r>
+              <w:rPr>
+                <w:rStyle w:val="Hipervnculo"/>
+                <w:noProof/>
+              </w:rPr>
+              <w:t>3.10.3</w:t>
+            </w:r>
+            <w:r>
+              <w:rPr>
+                <w:rFonts w:asciiTheme="minorHAnsi" w:eastAsiaTheme="minorEastAsia" w:hAnsiTheme="minorHAnsi" w:cstheme="minorBidi"/>
+                <w:noProof/>
+                <w:lang w:val="es-BO"/>
+              </w:rPr>
+              <w:tab/>
+            </w:r>
+            <w:r>
+              <w:rPr>
+                <w:rStyle w:val="Hipervnculo"/>
+                <w:noProof/>
+              </w:rPr>
+              <w:t>Población inicial</w:t>
+            </w:r>
+            <w:r>
+              <w:rPr>
+                <w:noProof/>
+                <w:webHidden/>
+              </w:rPr>
+              <w:tab/>
+            </w:r>
+            <w:r>
+              <w:rPr>
+                <w:noProof/>
+                <w:webHidden/>
+              </w:rPr>
+              <w:fldChar w:fldCharType="begin"/>
+            </w:r>
+            <w:r>
+              <w:rPr>
+                <w:noProof/>
+                <w:webHidden/>
+              </w:rPr>
+              <w:instrText xml:space="preserve"> PAGEREF _Toc196777365 \h </w:instrText>
+            </w:r>
+            <w:r>
+              <w:rPr>
+                <w:noProof/>
+                <w:webHidden/>
+              </w:rPr>
+            </w:r>
+            <w:r>
+              <w:rPr>
+                <w:noProof/>
+                <w:webHidden/>
+              </w:rPr>
+              <w:fldChar w:fldCharType="separate"/>
+            </w:r>
+            <w:r>
+              <w:rPr>
+                <w:noProof/>
+                <w:webHidden/>
+              </w:rPr>
+              <w:t>28</w:t>
+            </w:r>
+            <w:r>
+              <w:rPr>
+                <w:noProof/>
+                <w:webHidden/>
+              </w:rPr>
+              <w:fldChar w:fldCharType="end"/>
+            </w:r>
+          </w:hyperlink>
+        </w:p>
+        <w:p>
+          <w:pPr>
+            <w:pStyle w:val="TDC3"/>
+            <w:tabs>
+              <w:tab w:val="left" w:pos="1320"/>
+              <w:tab w:val="right" w:leader="dot" w:pos="9208"/>
+            </w:tabs>
+            <w:rPr>
+              <w:rFonts w:asciiTheme="minorHAnsi" w:eastAsiaTheme="minorEastAsia" w:hAnsiTheme="minorHAnsi" w:cstheme="minorBidi"/>
+              <w:noProof/>
+              <w:lang w:val="es-BO"/>
+            </w:rPr>
+          </w:pPr>
+          <w:hyperlink w:anchor="_Toc196777366" w:history="1">
+            <w:r>
+              <w:rPr>
+                <w:rStyle w:val="Hipervnculo"/>
+                <w:noProof/>
+              </w:rPr>
+              <w:t>3.10.4</w:t>
+            </w:r>
+            <w:r>
+              <w:rPr>
+                <w:rFonts w:asciiTheme="minorHAnsi" w:eastAsiaTheme="minorEastAsia" w:hAnsiTheme="minorHAnsi" w:cstheme="minorBidi"/>
+                <w:noProof/>
+                <w:lang w:val="es-BO"/>
+              </w:rPr>
+              <w:tab/>
+            </w:r>
+            <w:r>
+              <w:rPr>
+                <w:rStyle w:val="Hipervnculo"/>
+                <w:noProof/>
+              </w:rPr>
+              <w:t>Operadores genéticos</w:t>
+            </w:r>
+            <w:r>
+              <w:rPr>
+                <w:noProof/>
+                <w:webHidden/>
+              </w:rPr>
+              <w:tab/>
+            </w:r>
+            <w:r>
+              <w:rPr>
+                <w:noProof/>
+                <w:webHidden/>
+              </w:rPr>
+              <w:fldChar w:fldCharType="begin"/>
+            </w:r>
+            <w:r>
+              <w:rPr>
+                <w:noProof/>
+                <w:webHidden/>
+              </w:rPr>
+              <w:instrText xml:space="preserve"> PAGEREF _Toc196777366 \h </w:instrText>
+            </w:r>
+            <w:r>
+              <w:rPr>
+                <w:noProof/>
+                <w:webHidden/>
+              </w:rPr>
+            </w:r>
+            <w:r>
+              <w:rPr>
+                <w:noProof/>
+                <w:webHidden/>
+              </w:rPr>
+              <w:fldChar w:fldCharType="separate"/>
+            </w:r>
+            <w:r>
+              <w:rPr>
+                <w:noProof/>
+                <w:webHidden/>
+              </w:rPr>
+              <w:t>29</w:t>
+            </w:r>
+            <w:r>
+              <w:rPr>
+                <w:noProof/>
+                <w:webHidden/>
+              </w:rPr>
+              <w:fldChar w:fldCharType="end"/>
+            </w:r>
+          </w:hyperlink>
+        </w:p>
+        <w:p>
+          <w:pPr>
+            <w:pStyle w:val="TDC3"/>
+            <w:tabs>
+              <w:tab w:val="left" w:pos="1320"/>
+              <w:tab w:val="right" w:leader="dot" w:pos="9208"/>
+            </w:tabs>
+            <w:rPr>
+              <w:rFonts w:asciiTheme="minorHAnsi" w:eastAsiaTheme="minorEastAsia" w:hAnsiTheme="minorHAnsi" w:cstheme="minorBidi"/>
+              <w:noProof/>
+              <w:lang w:val="es-BO"/>
+            </w:rPr>
+          </w:pPr>
+          <w:hyperlink w:anchor="_Toc196777367" w:history="1">
+            <w:r>
+              <w:rPr>
+                <w:rStyle w:val="Hipervnculo"/>
+                <w:noProof/>
+              </w:rPr>
+              <w:t>3.10.5</w:t>
+            </w:r>
+            <w:r>
+              <w:rPr>
+                <w:rFonts w:asciiTheme="minorHAnsi" w:eastAsiaTheme="minorEastAsia" w:hAnsiTheme="minorHAnsi" w:cstheme="minorBidi"/>
+                <w:noProof/>
+                <w:lang w:val="es-BO"/>
+              </w:rPr>
+              <w:tab/>
+            </w:r>
+            <w:r>
+              <w:rPr>
+                <w:rStyle w:val="Hipervnculo"/>
+                <w:noProof/>
+              </w:rPr>
+              <w:t>Manejo de Restriccones</w:t>
+            </w:r>
+            <w:r>
+              <w:rPr>
+                <w:noProof/>
+                <w:webHidden/>
+              </w:rPr>
+              <w:tab/>
+            </w:r>
+            <w:r>
+              <w:rPr>
+                <w:noProof/>
+                <w:webHidden/>
+              </w:rPr>
+              <w:fldChar w:fldCharType="begin"/>
+            </w:r>
+            <w:r>
+              <w:rPr>
+                <w:noProof/>
+                <w:webHidden/>
+              </w:rPr>
+              <w:instrText xml:space="preserve"> PAGEREF _Toc196777367 \h </w:instrText>
+            </w:r>
+            <w:r>
+              <w:rPr>
+                <w:noProof/>
+                <w:webHidden/>
+              </w:rPr>
+            </w:r>
+            <w:r>
+              <w:rPr>
+                <w:noProof/>
+                <w:webHidden/>
+              </w:rPr>
+              <w:fldChar w:fldCharType="separate"/>
+            </w:r>
+            <w:r>
+              <w:rPr>
+                <w:noProof/>
+                <w:webHidden/>
+              </w:rPr>
+              <w:t>29</w:t>
+            </w:r>
+            <w:r>
+              <w:rPr>
+                <w:noProof/>
+                <w:webHidden/>
+              </w:rPr>
+              <w:fldChar w:fldCharType="end"/>
+            </w:r>
+          </w:hyperlink>
+        </w:p>
+        <w:p>
+          <w:pPr>
+            <w:pStyle w:val="TDC3"/>
+            <w:tabs>
+              <w:tab w:val="left" w:pos="1320"/>
+              <w:tab w:val="right" w:leader="dot" w:pos="9208"/>
+            </w:tabs>
+            <w:rPr>
+              <w:rFonts w:asciiTheme="minorHAnsi" w:eastAsiaTheme="minorEastAsia" w:hAnsiTheme="minorHAnsi" w:cstheme="minorBidi"/>
+              <w:noProof/>
+              <w:lang w:val="es-BO"/>
+            </w:rPr>
+          </w:pPr>
+          <w:hyperlink w:anchor="_Toc196777368" w:history="1">
+            <w:r>
+              <w:rPr>
+                <w:rStyle w:val="Hipervnculo"/>
+                <w:noProof/>
+              </w:rPr>
+              <w:t>3.10.6</w:t>
+            </w:r>
+            <w:r>
+              <w:rPr>
+                <w:rFonts w:asciiTheme="minorHAnsi" w:eastAsiaTheme="minorEastAsia" w:hAnsiTheme="minorHAnsi" w:cstheme="minorBidi"/>
+                <w:noProof/>
+                <w:lang w:val="es-BO"/>
+              </w:rPr>
+              <w:tab/>
+            </w:r>
+            <w:r>
+              <w:rPr>
+                <w:rStyle w:val="Hipervnculo"/>
+                <w:noProof/>
+              </w:rPr>
+              <w:t>Proceso evolutivo</w:t>
+            </w:r>
+            <w:r>
+              <w:rPr>
+                <w:noProof/>
+                <w:webHidden/>
+              </w:rPr>
+              <w:tab/>
+            </w:r>
+            <w:r>
+              <w:rPr>
+                <w:noProof/>
+                <w:webHidden/>
+              </w:rPr>
+              <w:fldChar w:fldCharType="begin"/>
+            </w:r>
+            <w:r>
+              <w:rPr>
+                <w:noProof/>
+                <w:webHidden/>
+              </w:rPr>
+              <w:instrText xml:space="preserve"> PAGEREF _Toc196777368 \h </w:instrText>
+            </w:r>
+            <w:r>
+              <w:rPr>
+                <w:noProof/>
+                <w:webHidden/>
+              </w:rPr>
+            </w:r>
+            <w:r>
+              <w:rPr>
+                <w:noProof/>
+                <w:webHidden/>
+              </w:rPr>
+              <w:fldChar w:fldCharType="separate"/>
+            </w:r>
+            <w:r>
+              <w:rPr>
+                <w:noProof/>
+                <w:webHidden/>
+              </w:rPr>
+              <w:t>30</w:t>
             </w:r>
             <w:r>
               <w:rPr>
@@ -5563,20 +6866,282 @@
               <w:tab w:val="right" w:leader="dot" w:pos="9208"/>
             </w:tabs>
             <w:rPr>
+              <w:rFonts w:asciiTheme="minorHAnsi" w:eastAsiaTheme="minorEastAsia" w:hAnsiTheme="minorHAnsi" w:cstheme="minorBidi"/>
               <w:noProof/>
+              <w:lang w:val="es-BO"/>
             </w:rPr>
           </w:pPr>
-          <w:hyperlink w:anchor="_Toc195598667" w:history="1">
+          <w:hyperlink w:anchor="_Toc196777369" w:history="1">
             <w:r>
               <w:rPr>
                 <w:rStyle w:val="Hipervnculo"/>
                 <w:noProof/>
               </w:rPr>
+              <w:t>1.1.</w:t>
+            </w:r>
+            <w:r>
+              <w:rPr>
+                <w:rFonts w:asciiTheme="minorHAnsi" w:eastAsiaTheme="minorEastAsia" w:hAnsiTheme="minorHAnsi" w:cstheme="minorBidi"/>
+                <w:noProof/>
+                <w:lang w:val="es-BO"/>
+              </w:rPr>
+              <w:tab/>
+            </w:r>
+            <w:r>
+              <w:rPr>
+                <w:rStyle w:val="Hipervnculo"/>
+                <w:noProof/>
+              </w:rPr>
+              <w:t>Subtitulo</w:t>
+            </w:r>
+            <w:r>
+              <w:rPr>
+                <w:noProof/>
+                <w:webHidden/>
+              </w:rPr>
+              <w:tab/>
+            </w:r>
+            <w:r>
+              <w:rPr>
+                <w:noProof/>
+                <w:webHidden/>
+              </w:rPr>
+              <w:fldChar w:fldCharType="begin"/>
+            </w:r>
+            <w:r>
+              <w:rPr>
+                <w:noProof/>
+                <w:webHidden/>
+              </w:rPr>
+              <w:instrText xml:space="preserve"> PAGEREF _Toc196777369 \h </w:instrText>
+            </w:r>
+            <w:r>
+              <w:rPr>
+                <w:noProof/>
+                <w:webHidden/>
+              </w:rPr>
+            </w:r>
+            <w:r>
+              <w:rPr>
+                <w:noProof/>
+                <w:webHidden/>
+              </w:rPr>
+              <w:fldChar w:fldCharType="separate"/>
+            </w:r>
+            <w:r>
+              <w:rPr>
+                <w:noProof/>
+                <w:webHidden/>
+              </w:rPr>
+              <w:t>31</w:t>
+            </w:r>
+            <w:r>
+              <w:rPr>
+                <w:noProof/>
+                <w:webHidden/>
+              </w:rPr>
+              <w:fldChar w:fldCharType="end"/>
+            </w:r>
+          </w:hyperlink>
+        </w:p>
+        <w:p>
+          <w:pPr>
+            <w:pStyle w:val="TDC2"/>
+            <w:tabs>
+              <w:tab w:val="left" w:pos="880"/>
+              <w:tab w:val="right" w:leader="dot" w:pos="9208"/>
+            </w:tabs>
+            <w:rPr>
+              <w:rFonts w:asciiTheme="minorHAnsi" w:eastAsiaTheme="minorEastAsia" w:hAnsiTheme="minorHAnsi" w:cstheme="minorBidi"/>
+              <w:noProof/>
+              <w:lang w:val="es-BO"/>
+            </w:rPr>
+          </w:pPr>
+          <w:hyperlink w:anchor="_Toc196777370" w:history="1">
+            <w:r>
+              <w:rPr>
+                <w:rStyle w:val="Hipervnculo"/>
+                <w:noProof/>
+              </w:rPr>
+              <w:t>1.2.</w:t>
+            </w:r>
+            <w:r>
+              <w:rPr>
+                <w:rFonts w:asciiTheme="minorHAnsi" w:eastAsiaTheme="minorEastAsia" w:hAnsiTheme="minorHAnsi" w:cstheme="minorBidi"/>
+                <w:noProof/>
+                <w:lang w:val="es-BO"/>
+              </w:rPr>
+              <w:tab/>
+            </w:r>
+            <w:r>
+              <w:rPr>
+                <w:rStyle w:val="Hipervnculo"/>
+                <w:noProof/>
+              </w:rPr>
+              <w:t>Subtítulo, ejemplo: Recopilación de datos de…….</w:t>
+            </w:r>
+            <w:r>
+              <w:rPr>
+                <w:noProof/>
+                <w:webHidden/>
+              </w:rPr>
+              <w:tab/>
+            </w:r>
+            <w:r>
+              <w:rPr>
+                <w:noProof/>
+                <w:webHidden/>
+              </w:rPr>
+              <w:fldChar w:fldCharType="begin"/>
+            </w:r>
+            <w:r>
+              <w:rPr>
+                <w:noProof/>
+                <w:webHidden/>
+              </w:rPr>
+              <w:instrText xml:space="preserve"> PAGEREF _Toc196777370 \h </w:instrText>
+            </w:r>
+            <w:r>
+              <w:rPr>
+                <w:noProof/>
+                <w:webHidden/>
+              </w:rPr>
+            </w:r>
+            <w:r>
+              <w:rPr>
+                <w:noProof/>
+                <w:webHidden/>
+              </w:rPr>
+              <w:fldChar w:fldCharType="separate"/>
+            </w:r>
+            <w:r>
+              <w:rPr>
+                <w:noProof/>
+                <w:webHidden/>
+              </w:rPr>
+              <w:t>31</w:t>
+            </w:r>
+            <w:r>
+              <w:rPr>
+                <w:noProof/>
+                <w:webHidden/>
+              </w:rPr>
+              <w:fldChar w:fldCharType="end"/>
+            </w:r>
+          </w:hyperlink>
+        </w:p>
+        <w:p>
+          <w:pPr>
+            <w:pStyle w:val="TDC2"/>
+            <w:tabs>
+              <w:tab w:val="left" w:pos="880"/>
+              <w:tab w:val="right" w:leader="dot" w:pos="9208"/>
+            </w:tabs>
+            <w:rPr>
+              <w:rFonts w:asciiTheme="minorHAnsi" w:eastAsiaTheme="minorEastAsia" w:hAnsiTheme="minorHAnsi" w:cstheme="minorBidi"/>
+              <w:noProof/>
+              <w:lang w:val="es-BO"/>
+            </w:rPr>
+          </w:pPr>
+          <w:hyperlink w:anchor="_Toc196777371" w:history="1">
+            <w:r>
+              <w:rPr>
+                <w:rStyle w:val="Hipervnculo"/>
+                <w:noProof/>
+              </w:rPr>
+              <w:t>1.3.</w:t>
+            </w:r>
+            <w:r>
+              <w:rPr>
+                <w:rFonts w:asciiTheme="minorHAnsi" w:eastAsiaTheme="minorEastAsia" w:hAnsiTheme="minorHAnsi" w:cstheme="minorBidi"/>
+                <w:noProof/>
+                <w:lang w:val="es-BO"/>
+              </w:rPr>
+              <w:tab/>
+            </w:r>
+            <w:r>
+              <w:rPr>
+                <w:rStyle w:val="Hipervnculo"/>
+                <w:noProof/>
+              </w:rPr>
+              <w:t>Subtítulo…….</w:t>
+            </w:r>
+            <w:r>
+              <w:rPr>
+                <w:noProof/>
+                <w:webHidden/>
+              </w:rPr>
+              <w:tab/>
+            </w:r>
+            <w:r>
+              <w:rPr>
+                <w:noProof/>
+                <w:webHidden/>
+              </w:rPr>
+              <w:fldChar w:fldCharType="begin"/>
+            </w:r>
+            <w:r>
+              <w:rPr>
+                <w:noProof/>
+                <w:webHidden/>
+              </w:rPr>
+              <w:instrText xml:space="preserve"> PAGEREF _Toc196777371 \h </w:instrText>
+            </w:r>
+            <w:r>
+              <w:rPr>
+                <w:noProof/>
+                <w:webHidden/>
+              </w:rPr>
+            </w:r>
+            <w:r>
+              <w:rPr>
+                <w:noProof/>
+                <w:webHidden/>
+              </w:rPr>
+              <w:fldChar w:fldCharType="separate"/>
+            </w:r>
+            <w:r>
+              <w:rPr>
+                <w:noProof/>
+                <w:webHidden/>
+              </w:rPr>
+              <w:t>32</w:t>
+            </w:r>
+            <w:r>
+              <w:rPr>
+                <w:noProof/>
+                <w:webHidden/>
+              </w:rPr>
+              <w:fldChar w:fldCharType="end"/>
+            </w:r>
+          </w:hyperlink>
+        </w:p>
+        <w:p>
+          <w:pPr>
+            <w:pStyle w:val="TDC2"/>
+            <w:tabs>
+              <w:tab w:val="left" w:pos="880"/>
+              <w:tab w:val="right" w:leader="dot" w:pos="9208"/>
+            </w:tabs>
+            <w:rPr>
+              <w:rFonts w:asciiTheme="minorHAnsi" w:eastAsiaTheme="minorEastAsia" w:hAnsiTheme="minorHAnsi" w:cstheme="minorBidi"/>
+              <w:noProof/>
+              <w:lang w:val="es-BO"/>
+            </w:rPr>
+          </w:pPr>
+          <w:hyperlink w:anchor="_Toc196777372" w:history="1">
+            <w:r>
+              <w:rPr>
+                <w:rStyle w:val="Hipervnculo"/>
+                <w:noProof/>
+              </w:rPr>
               <w:t>1.4.</w:t>
             </w:r>
             <w:r>
               <w:rPr>
-                <w:noProof/>
+                <w:rFonts w:asciiTheme="minorHAnsi" w:eastAsiaTheme="minorEastAsia" w:hAnsiTheme="minorHAnsi" w:cstheme="minorBidi"/>
+                <w:noProof/>
+                <w:lang w:val="es-BO"/>
               </w:rPr>
               <w:tab/>
             </w:r>
@@ -5606,7 +7171,7 @@
                 <w:noProof/>
                 <w:webHidden/>
               </w:rPr>
-              <w:instrText xml:space="preserve"> PAGEREF _Toc195598667 \h </w:instrText>
+              <w:instrText xml:space="preserve"> PAGEREF _Toc196777372 \h </w:instrText>
             </w:r>
             <w:r>
               <w:rPr>
@@ -5626,7 +7191,7 @@
                 <w:noProof/>
                 <w:webHidden/>
               </w:rPr>
-              <w:t>34</w:t>
+              <w:t>32</w:t>
             </w:r>
             <w:r>
               <w:rPr>
@@ -5645,10 +7210,12 @@
               <w:tab w:val="right" w:leader="dot" w:pos="9208"/>
             </w:tabs>
             <w:rPr>
+              <w:rFonts w:asciiTheme="minorHAnsi" w:eastAsiaTheme="minorEastAsia" w:hAnsiTheme="minorHAnsi" w:cstheme="minorBidi"/>
               <w:noProof/>
+              <w:lang w:val="es-BO"/>
             </w:rPr>
           </w:pPr>
-          <w:hyperlink w:anchor="_Toc195598668" w:history="1">
+          <w:hyperlink w:anchor="_Toc196777373" w:history="1">
             <w:r>
               <w:rPr>
                 <w:rStyle w:val="Hipervnculo"/>
@@ -5658,7 +7225,9 @@
             </w:r>
             <w:r>
               <w:rPr>
-                <w:noProof/>
+                <w:rFonts w:asciiTheme="minorHAnsi" w:eastAsiaTheme="minorEastAsia" w:hAnsiTheme="minorHAnsi" w:cstheme="minorBidi"/>
+                <w:noProof/>
+                <w:lang w:val="es-BO"/>
               </w:rPr>
               <w:tab/>
             </w:r>
@@ -5688,7 +7257,7 @@
                 <w:noProof/>
                 <w:webHidden/>
               </w:rPr>
-              <w:instrText xml:space="preserve"> PAGEREF _Toc195598668 \h </w:instrText>
+              <w:instrText xml:space="preserve"> PAGEREF _Toc196777373 \h </w:instrText>
             </w:r>
             <w:r>
               <w:rPr>
@@ -5708,7 +7277,7 @@
                 <w:noProof/>
                 <w:webHidden/>
               </w:rPr>
-              <w:t>36</w:t>
+              <w:t>34</w:t>
             </w:r>
             <w:r>
               <w:rPr>
@@ -5727,10 +7296,12 @@
               <w:tab w:val="right" w:leader="dot" w:pos="9208"/>
             </w:tabs>
             <w:rPr>
+              <w:rFonts w:asciiTheme="minorHAnsi" w:eastAsiaTheme="minorEastAsia" w:hAnsiTheme="minorHAnsi" w:cstheme="minorBidi"/>
               <w:noProof/>
+              <w:lang w:val="es-BO"/>
             </w:rPr>
           </w:pPr>
-          <w:hyperlink w:anchor="_Toc195598669" w:history="1">
+          <w:hyperlink w:anchor="_Toc196777374" w:history="1">
             <w:r>
               <w:rPr>
                 <w:rStyle w:val="Hipervnculo"/>
@@ -5740,7 +7311,9 @@
             </w:r>
             <w:r>
               <w:rPr>
-                <w:noProof/>
+                <w:rFonts w:asciiTheme="minorHAnsi" w:eastAsiaTheme="minorEastAsia" w:hAnsiTheme="minorHAnsi" w:cstheme="minorBidi"/>
+                <w:noProof/>
+                <w:lang w:val="es-BO"/>
               </w:rPr>
               <w:tab/>
             </w:r>
@@ -5770,7 +7343,7 @@
                 <w:noProof/>
                 <w:webHidden/>
               </w:rPr>
-              <w:instrText xml:space="preserve"> PAGEREF _Toc195598669 \h </w:instrText>
+              <w:instrText xml:space="preserve"> PAGEREF _Toc196777374 \h </w:instrText>
             </w:r>
             <w:r>
               <w:rPr>
@@ -5790,7 +7363,7 @@
                 <w:noProof/>
                 <w:webHidden/>
               </w:rPr>
-              <w:t>36</w:t>
+              <w:t>34</w:t>
             </w:r>
             <w:r>
               <w:rPr>
@@ -5809,10 +7382,12 @@
               <w:tab w:val="right" w:leader="dot" w:pos="9208"/>
             </w:tabs>
             <w:rPr>
+              <w:rFonts w:asciiTheme="minorHAnsi" w:eastAsiaTheme="minorEastAsia" w:hAnsiTheme="minorHAnsi" w:cstheme="minorBidi"/>
               <w:noProof/>
+              <w:lang w:val="es-BO"/>
             </w:rPr>
           </w:pPr>
-          <w:hyperlink w:anchor="_Toc195598670" w:history="1">
+          <w:hyperlink w:anchor="_Toc196777375" w:history="1">
             <w:r>
               <w:rPr>
                 <w:rStyle w:val="Hipervnculo"/>
@@ -5822,7 +7397,9 @@
             </w:r>
             <w:r>
               <w:rPr>
-                <w:noProof/>
+                <w:rFonts w:asciiTheme="minorHAnsi" w:eastAsiaTheme="minorEastAsia" w:hAnsiTheme="minorHAnsi" w:cstheme="minorBidi"/>
+                <w:noProof/>
+                <w:lang w:val="es-BO"/>
               </w:rPr>
               <w:tab/>
             </w:r>
@@ -5852,7 +7429,7 @@
                 <w:noProof/>
                 <w:webHidden/>
               </w:rPr>
-              <w:instrText xml:space="preserve"> PAGEREF _Toc195598670 \h </w:instrText>
+              <w:instrText xml:space="preserve"> PAGEREF _Toc196777375 \h </w:instrText>
             </w:r>
             <w:r>
               <w:rPr>
@@ -5872,7 +7449,7 @@
                 <w:noProof/>
                 <w:webHidden/>
               </w:rPr>
-              <w:t>36</w:t>
+              <w:t>34</w:t>
             </w:r>
             <w:r>
               <w:rPr>
@@ -5891,10 +7468,12 @@
               <w:tab w:val="right" w:leader="dot" w:pos="9208"/>
             </w:tabs>
             <w:rPr>
+              <w:rFonts w:asciiTheme="minorHAnsi" w:eastAsiaTheme="minorEastAsia" w:hAnsiTheme="minorHAnsi" w:cstheme="minorBidi"/>
               <w:noProof/>
+              <w:lang w:val="es-BO"/>
             </w:rPr>
           </w:pPr>
-          <w:hyperlink w:anchor="_Toc195598671" w:history="1">
+          <w:hyperlink w:anchor="_Toc196777376" w:history="1">
             <w:r>
               <w:rPr>
                 <w:rStyle w:val="Hipervnculo"/>
@@ -5904,7 +7483,9 @@
             </w:r>
             <w:r>
               <w:rPr>
-                <w:noProof/>
+                <w:rFonts w:asciiTheme="minorHAnsi" w:eastAsiaTheme="minorEastAsia" w:hAnsiTheme="minorHAnsi" w:cstheme="minorBidi"/>
+                <w:noProof/>
+                <w:lang w:val="es-BO"/>
               </w:rPr>
               <w:tab/>
             </w:r>
@@ -5934,7 +7515,7 @@
                 <w:noProof/>
                 <w:webHidden/>
               </w:rPr>
-              <w:instrText xml:space="preserve"> PAGEREF _Toc195598671 \h </w:instrText>
+              <w:instrText xml:space="preserve"> PAGEREF _Toc196777376 \h </w:instrText>
             </w:r>
             <w:r>
               <w:rPr>
@@ -5954,7 +7535,7 @@
                 <w:noProof/>
                 <w:webHidden/>
               </w:rPr>
-              <w:t>38</w:t>
+              <w:t>36</w:t>
             </w:r>
             <w:r>
               <w:rPr>
@@ -5973,10 +7554,12 @@
               <w:tab w:val="right" w:leader="dot" w:pos="9208"/>
             </w:tabs>
             <w:rPr>
+              <w:rFonts w:asciiTheme="minorHAnsi" w:eastAsiaTheme="minorEastAsia" w:hAnsiTheme="minorHAnsi" w:cstheme="minorBidi"/>
               <w:noProof/>
+              <w:lang w:val="es-BO"/>
             </w:rPr>
           </w:pPr>
-          <w:hyperlink w:anchor="_Toc195598672" w:history="1">
+          <w:hyperlink w:anchor="_Toc196777377" w:history="1">
             <w:r>
               <w:rPr>
                 <w:rStyle w:val="Hipervnculo"/>
@@ -5986,7 +7569,9 @@
             </w:r>
             <w:r>
               <w:rPr>
-                <w:noProof/>
+                <w:rFonts w:asciiTheme="minorHAnsi" w:eastAsiaTheme="minorEastAsia" w:hAnsiTheme="minorHAnsi" w:cstheme="minorBidi"/>
+                <w:noProof/>
+                <w:lang w:val="es-BO"/>
               </w:rPr>
               <w:tab/>
             </w:r>
@@ -6016,7 +7601,7 @@
                 <w:noProof/>
                 <w:webHidden/>
               </w:rPr>
-              <w:instrText xml:space="preserve"> PAGEREF _Toc195598672 \h </w:instrText>
+              <w:instrText xml:space="preserve"> PAGEREF _Toc196777377 \h </w:instrText>
             </w:r>
             <w:r>
               <w:rPr>
@@ -6036,7 +7621,7 @@
                 <w:noProof/>
                 <w:webHidden/>
               </w:rPr>
-              <w:t>39</w:t>
+              <w:t>37</w:t>
             </w:r>
             <w:r>
               <w:rPr>
@@ -6055,20 +7640,24 @@
               <w:tab w:val="right" w:leader="dot" w:pos="9208"/>
             </w:tabs>
             <w:rPr>
+              <w:rFonts w:asciiTheme="minorHAnsi" w:eastAsiaTheme="minorEastAsia" w:hAnsiTheme="minorHAnsi" w:cstheme="minorBidi"/>
               <w:noProof/>
+              <w:lang w:val="es-BO"/>
             </w:rPr>
           </w:pPr>
-          <w:hyperlink w:anchor="_Toc195598673" w:history="1">
+          <w:hyperlink w:anchor="_Toc196777378" w:history="1">
             <w:r>
               <w:rPr>
                 <w:rStyle w:val="Hipervnculo"/>
                 <w:noProof/>
               </w:rPr>
-              <w:t>3</w:t>
-            </w:r>
-            <w:r>
-              <w:rPr>
-                <w:noProof/>
+              <w:t>4</w:t>
+            </w:r>
+            <w:r>
+              <w:rPr>
+                <w:rFonts w:asciiTheme="minorHAnsi" w:eastAsiaTheme="minorEastAsia" w:hAnsiTheme="minorHAnsi" w:cstheme="minorBidi"/>
+                <w:noProof/>
+                <w:lang w:val="es-BO"/>
               </w:rPr>
               <w:tab/>
             </w:r>
@@ -6098,7 +7687,7 @@
                 <w:noProof/>
                 <w:webHidden/>
               </w:rPr>
-              <w:instrText xml:space="preserve"> PAGEREF _Toc195598673 \h </w:instrText>
+              <w:instrText xml:space="preserve"> PAGEREF _Toc196777378 \h </w:instrText>
             </w:r>
             <w:r>
               <w:rPr>
@@ -6118,7 +7707,7 @@
                 <w:noProof/>
                 <w:webHidden/>
               </w:rPr>
-              <w:t>40</w:t>
+              <w:t>38</w:t>
             </w:r>
             <w:r>
               <w:rPr>
@@ -6137,20 +7726,24 @@
               <w:tab w:val="right" w:leader="dot" w:pos="9208"/>
             </w:tabs>
             <w:rPr>
+              <w:rFonts w:asciiTheme="minorHAnsi" w:eastAsiaTheme="minorEastAsia" w:hAnsiTheme="minorHAnsi" w:cstheme="minorBidi"/>
               <w:noProof/>
+              <w:lang w:val="es-BO"/>
             </w:rPr>
           </w:pPr>
-          <w:hyperlink w:anchor="_Toc195598674" w:history="1">
+          <w:hyperlink w:anchor="_Toc196777379" w:history="1">
             <w:r>
               <w:rPr>
                 <w:rStyle w:val="Hipervnculo"/>
                 <w:noProof/>
               </w:rPr>
-              <w:t>4</w:t>
-            </w:r>
-            <w:r>
-              <w:rPr>
-                <w:noProof/>
+              <w:t>5</w:t>
+            </w:r>
+            <w:r>
+              <w:rPr>
+                <w:rFonts w:asciiTheme="minorHAnsi" w:eastAsiaTheme="minorEastAsia" w:hAnsiTheme="minorHAnsi" w:cstheme="minorBidi"/>
+                <w:noProof/>
+                <w:lang w:val="es-BO"/>
               </w:rPr>
               <w:tab/>
             </w:r>
@@ -6180,7 +7773,7 @@
                 <w:noProof/>
                 <w:webHidden/>
               </w:rPr>
-              <w:instrText xml:space="preserve"> PAGEREF _Toc195598674 \h </w:instrText>
+              <w:instrText xml:space="preserve"> PAGEREF _Toc196777379 \h </w:instrText>
             </w:r>
             <w:r>
               <w:rPr>
@@ -6200,7 +7793,7 @@
                 <w:noProof/>
                 <w:webHidden/>
               </w:rPr>
-              <w:t>42</w:t>
+              <w:t>40</w:t>
             </w:r>
             <w:r>
               <w:rPr>
@@ -6219,10 +7812,12 @@
               <w:tab w:val="right" w:leader="dot" w:pos="9208"/>
             </w:tabs>
             <w:rPr>
+              <w:rFonts w:asciiTheme="minorHAnsi" w:eastAsiaTheme="minorEastAsia" w:hAnsiTheme="minorHAnsi" w:cstheme="minorBidi"/>
               <w:noProof/>
+              <w:lang w:val="es-BO"/>
             </w:rPr>
           </w:pPr>
-          <w:hyperlink w:anchor="_Toc195598675" w:history="1">
+          <w:hyperlink w:anchor="_Toc196777380" w:history="1">
             <w:r>
               <w:rPr>
                 <w:rStyle w:val="Hipervnculo"/>
@@ -6232,7 +7827,9 @@
             </w:r>
             <w:r>
               <w:rPr>
-                <w:noProof/>
+                <w:rFonts w:asciiTheme="minorHAnsi" w:eastAsiaTheme="minorEastAsia" w:hAnsiTheme="minorHAnsi" w:cstheme="minorBidi"/>
+                <w:noProof/>
+                <w:lang w:val="es-BO"/>
               </w:rPr>
               <w:tab/>
             </w:r>
@@ -6262,7 +7859,7 @@
                 <w:noProof/>
                 <w:webHidden/>
               </w:rPr>
-              <w:instrText xml:space="preserve"> PAGEREF _Toc195598675 \h </w:instrText>
+              <w:instrText xml:space="preserve"> PAGEREF _Toc196777380 \h </w:instrText>
             </w:r>
             <w:r>
               <w:rPr>
@@ -6282,7 +7879,7 @@
                 <w:noProof/>
                 <w:webHidden/>
               </w:rPr>
-              <w:t>42</w:t>
+              <w:t>40</w:t>
             </w:r>
             <w:r>
               <w:rPr>
@@ -6301,20 +7898,24 @@
               <w:tab w:val="right" w:leader="dot" w:pos="9208"/>
             </w:tabs>
             <w:rPr>
+              <w:rFonts w:asciiTheme="minorHAnsi" w:eastAsiaTheme="minorEastAsia" w:hAnsiTheme="minorHAnsi" w:cstheme="minorBidi"/>
               <w:noProof/>
+              <w:lang w:val="es-BO"/>
             </w:rPr>
           </w:pPr>
-          <w:hyperlink w:anchor="_Toc195598676" w:history="1">
+          <w:hyperlink w:anchor="_Toc196777381" w:history="1">
             <w:r>
               <w:rPr>
                 <w:rStyle w:val="Hipervnculo"/>
                 <w:noProof/>
               </w:rPr>
-              <w:t>5</w:t>
-            </w:r>
-            <w:r>
-              <w:rPr>
-                <w:noProof/>
+              <w:t>6</w:t>
+            </w:r>
+            <w:r>
+              <w:rPr>
+                <w:rFonts w:asciiTheme="minorHAnsi" w:eastAsiaTheme="minorEastAsia" w:hAnsiTheme="minorHAnsi" w:cstheme="minorBidi"/>
+                <w:noProof/>
+                <w:lang w:val="es-BO"/>
               </w:rPr>
               <w:tab/>
             </w:r>
@@ -6344,7 +7945,7 @@
                 <w:noProof/>
                 <w:webHidden/>
               </w:rPr>
-              <w:instrText xml:space="preserve"> PAGEREF _Toc195598676 \h </w:instrText>
+              <w:instrText xml:space="preserve"> PAGEREF _Toc196777381 \h </w:instrText>
             </w:r>
             <w:r>
               <w:rPr>
@@ -6364,7 +7965,7 @@
                 <w:noProof/>
                 <w:webHidden/>
               </w:rPr>
-              <w:t>42</w:t>
+              <w:t>40</w:t>
             </w:r>
             <w:r>
               <w:rPr>
@@ -7251,7 +8852,7 @@
           <w:numId w:val="2"/>
         </w:numPr>
       </w:pPr>
-      <w:bookmarkStart w:id="4" w:name="_Toc195598627"/>
+      <w:bookmarkStart w:id="4" w:name="_Toc196777298"/>
       <w:r>
         <w:lastRenderedPageBreak/>
         <w:t>Introducción</w:t>
@@ -7410,7 +9011,7 @@
         <w:spacing w:before="240" w:after="240" w:line="288" w:lineRule="auto"/>
         <w:ind w:left="709"/>
       </w:pPr>
-      <w:bookmarkStart w:id="5" w:name="_Toc195598628"/>
+      <w:bookmarkStart w:id="5" w:name="_Toc196777299"/>
       <w:r>
         <w:t>Antecedentes</w:t>
       </w:r>
@@ -7712,7 +9313,7 @@
         <w:spacing w:line="288" w:lineRule="auto"/>
         <w:ind w:left="709"/>
       </w:pPr>
-      <w:bookmarkStart w:id="6" w:name="_Toc195598629"/>
+      <w:bookmarkStart w:id="6" w:name="_Toc196777300"/>
       <w:r>
         <w:t>Justificación</w:t>
       </w:r>
@@ -7956,7 +9557,7 @@
         <w:spacing w:line="288" w:lineRule="auto"/>
         <w:ind w:left="709"/>
       </w:pPr>
-      <w:bookmarkStart w:id="7" w:name="_Toc195598630"/>
+      <w:bookmarkStart w:id="7" w:name="_Toc196777301"/>
       <w:r>
         <w:t>Planteamiento del problema</w:t>
       </w:r>
@@ -8111,7 +9712,7 @@
         <w:spacing w:line="288" w:lineRule="auto"/>
         <w:ind w:left="709"/>
       </w:pPr>
-      <w:bookmarkStart w:id="8" w:name="_Toc195598631"/>
+      <w:bookmarkStart w:id="8" w:name="_Toc196777302"/>
       <w:r>
         <w:t>Objetivo general</w:t>
       </w:r>
@@ -8194,7 +9795,7 @@
         </w:numPr>
         <w:spacing w:line="288" w:lineRule="auto"/>
       </w:pPr>
-      <w:bookmarkStart w:id="9" w:name="_Toc195598632"/>
+      <w:bookmarkStart w:id="9" w:name="_Toc196777303"/>
       <w:r>
         <w:t>Objetivos específicos</w:t>
       </w:r>
@@ -8389,7 +9990,7 @@
           <w:numId w:val="2"/>
         </w:numPr>
       </w:pPr>
-      <w:bookmarkStart w:id="11" w:name="_Toc195598633"/>
+      <w:bookmarkStart w:id="11" w:name="_Toc196777304"/>
       <w:r>
         <w:lastRenderedPageBreak/>
         <w:t>Marco teórico</w:t>
@@ -8405,7 +10006,7 @@
         </w:numPr>
         <w:ind w:left="709"/>
       </w:pPr>
-      <w:bookmarkStart w:id="12" w:name="_Toc195598634"/>
+      <w:bookmarkStart w:id="12" w:name="_Toc196777305"/>
       <w:r>
         <w:t xml:space="preserve">Fundamentos de los </w:t>
       </w:r>
@@ -8902,7 +10503,9 @@
         </w:rPr>
       </w:pPr>
       <w:bookmarkStart w:id="13" w:name="_Toc195598635"/>
+      <w:bookmarkStart w:id="14" w:name="_Toc196777306"/>
       <w:bookmarkEnd w:id="13"/>
+      <w:bookmarkEnd w:id="14"/>
     </w:p>
     <w:p>
       <w:pPr>
@@ -8934,8 +10537,10 @@
           <w:szCs w:val="24"/>
         </w:rPr>
       </w:pPr>
-      <w:bookmarkStart w:id="14" w:name="_Toc195598636"/>
-      <w:bookmarkEnd w:id="14"/>
+      <w:bookmarkStart w:id="15" w:name="_Toc195598636"/>
+      <w:bookmarkStart w:id="16" w:name="_Toc196777307"/>
+      <w:bookmarkEnd w:id="15"/>
+      <w:bookmarkEnd w:id="16"/>
     </w:p>
     <w:p>
       <w:pPr>
@@ -8967,8 +10572,10 @@
           <w:szCs w:val="24"/>
         </w:rPr>
       </w:pPr>
-      <w:bookmarkStart w:id="15" w:name="_Toc195598637"/>
-      <w:bookmarkEnd w:id="15"/>
+      <w:bookmarkStart w:id="17" w:name="_Toc195598637"/>
+      <w:bookmarkStart w:id="18" w:name="_Toc196777308"/>
+      <w:bookmarkEnd w:id="17"/>
+      <w:bookmarkEnd w:id="18"/>
     </w:p>
     <w:p>
       <w:pPr>
@@ -8979,11 +10586,11 @@
         </w:numPr>
         <w:ind w:left="680"/>
       </w:pPr>
-      <w:bookmarkStart w:id="16" w:name="_Toc195598638"/>
+      <w:bookmarkStart w:id="19" w:name="_Toc196777309"/>
       <w:r>
         <w:t>Descripción del problema</w:t>
       </w:r>
-      <w:bookmarkEnd w:id="16"/>
+      <w:bookmarkEnd w:id="19"/>
       <w:r>
         <w:t xml:space="preserve"> </w:t>
       </w:r>
@@ -9006,7 +10613,7 @@
           <w:szCs w:val="23"/>
         </w:rPr>
       </w:pPr>
-      <w:bookmarkStart w:id="17" w:name="_Hlk194537487"/>
+      <w:bookmarkStart w:id="20" w:name="_Hlk194537487"/>
       <w:r>
         <w:rPr>
           <w:rFonts w:ascii="Garamond" w:eastAsia="Garamond" w:hAnsi="Garamond" w:cs="Garamond"/>
@@ -9108,7 +10715,7 @@
         </w:rPr>
         <w:t>s</w:t>
       </w:r>
-      <w:bookmarkEnd w:id="17"/>
+      <w:bookmarkEnd w:id="20"/>
       <w:r>
         <w:rPr>
           <w:rFonts w:ascii="Garamond" w:eastAsia="Garamond" w:hAnsi="Garamond" w:cs="Garamond"/>
@@ -9158,8 +10765,10 @@
           <w:szCs w:val="40"/>
         </w:rPr>
       </w:pPr>
-      <w:bookmarkStart w:id="18" w:name="_Toc195598639"/>
-      <w:bookmarkEnd w:id="18"/>
+      <w:bookmarkStart w:id="21" w:name="_Toc195598639"/>
+      <w:bookmarkStart w:id="22" w:name="_Toc196777310"/>
+      <w:bookmarkEnd w:id="21"/>
+      <w:bookmarkEnd w:id="22"/>
     </w:p>
     <w:p>
       <w:pPr>
@@ -9191,8 +10800,10 @@
           <w:szCs w:val="40"/>
         </w:rPr>
       </w:pPr>
-      <w:bookmarkStart w:id="19" w:name="_Toc195598640"/>
-      <w:bookmarkEnd w:id="19"/>
+      <w:bookmarkStart w:id="23" w:name="_Toc195598640"/>
+      <w:bookmarkStart w:id="24" w:name="_Toc196777311"/>
+      <w:bookmarkEnd w:id="23"/>
+      <w:bookmarkEnd w:id="24"/>
     </w:p>
     <w:p>
       <w:pPr>
@@ -9224,8 +10835,10 @@
           <w:szCs w:val="24"/>
         </w:rPr>
       </w:pPr>
-      <w:bookmarkStart w:id="20" w:name="_Toc195598641"/>
-      <w:bookmarkEnd w:id="20"/>
+      <w:bookmarkStart w:id="25" w:name="_Toc195598641"/>
+      <w:bookmarkStart w:id="26" w:name="_Toc196777312"/>
+      <w:bookmarkEnd w:id="25"/>
+      <w:bookmarkEnd w:id="26"/>
     </w:p>
     <w:p>
       <w:pPr>
@@ -9257,18 +10870,20 @@
           <w:szCs w:val="24"/>
         </w:rPr>
       </w:pPr>
-      <w:bookmarkStart w:id="21" w:name="_Toc195598642"/>
-      <w:bookmarkEnd w:id="21"/>
+      <w:bookmarkStart w:id="27" w:name="_Toc195598642"/>
+      <w:bookmarkStart w:id="28" w:name="_Toc196777313"/>
+      <w:bookmarkEnd w:id="27"/>
+      <w:bookmarkEnd w:id="28"/>
     </w:p>
     <w:p>
       <w:pPr>
         <w:pStyle w:val="Ttulo3"/>
       </w:pPr>
-      <w:bookmarkStart w:id="22" w:name="_Toc195598643"/>
+      <w:bookmarkStart w:id="29" w:name="_Toc196777314"/>
       <w:r>
         <w:t>Clasificación y restricciones</w:t>
       </w:r>
-      <w:bookmarkEnd w:id="22"/>
+      <w:bookmarkEnd w:id="29"/>
     </w:p>
     <w:p>
       <w:pPr>
@@ -10340,7 +11955,7 @@
           <w:szCs w:val="24"/>
         </w:rPr>
       </w:pPr>
-      <w:bookmarkStart w:id="23" w:name="_Toc195598644"/>
+      <w:bookmarkStart w:id="30" w:name="_Toc196777315"/>
       <w:r>
         <w:rPr>
           <w:sz w:val="24"/>
@@ -10355,7 +11970,7 @@
         </w:rPr>
         <w:t>computacional del problema</w:t>
       </w:r>
-      <w:bookmarkEnd w:id="23"/>
+      <w:bookmarkEnd w:id="30"/>
     </w:p>
     <w:p>
       <w:pPr>
@@ -10468,6 +12083,10 @@
     <w:p>
       <w:pPr>
         <w:pStyle w:val="NormalWeb"/>
+        <w:numPr>
+          <w:ilvl w:val="0"/>
+          <w:numId w:val="40"/>
+        </w:numPr>
         <w:spacing w:line="276" w:lineRule="auto"/>
         <w:jc w:val="both"/>
         <w:rPr>
@@ -10871,11 +12490,11 @@
         <w:ind w:left="567"/>
         <w:jc w:val="both"/>
       </w:pPr>
-      <w:bookmarkStart w:id="24" w:name="_Toc195598645"/>
+      <w:bookmarkStart w:id="31" w:name="_Toc196777316"/>
       <w:r>
         <w:t>Jerarquía de clases de complejidad</w:t>
       </w:r>
-      <w:bookmarkEnd w:id="24"/>
+      <w:bookmarkEnd w:id="31"/>
     </w:p>
     <w:p>
       <w:pPr>
@@ -11570,7 +13189,7 @@
         <w:ind w:left="567"/>
         <w:jc w:val="both"/>
       </w:pPr>
-      <w:bookmarkStart w:id="25" w:name="_Toc195598646"/>
+      <w:bookmarkStart w:id="32" w:name="_Toc196777317"/>
       <w:r>
         <w:t xml:space="preserve">El problema de </w:t>
       </w:r>
@@ -11584,7 +13203,7 @@
       <w:r>
         <w:t>Hard</w:t>
       </w:r>
-      <w:bookmarkEnd w:id="25"/>
+      <w:bookmarkEnd w:id="32"/>
       <w:proofErr w:type="spellEnd"/>
     </w:p>
     <w:p>
@@ -11913,14 +13532,14 @@
         <w:ind w:left="567"/>
         <w:jc w:val="both"/>
       </w:pPr>
-      <w:bookmarkStart w:id="26" w:name="_Toc195598647"/>
+      <w:bookmarkStart w:id="33" w:name="_Toc196777318"/>
       <w:r>
         <w:t>A</w:t>
       </w:r>
       <w:r>
         <w:t>lgoritmos genéticos</w:t>
       </w:r>
-      <w:bookmarkEnd w:id="26"/>
+      <w:bookmarkEnd w:id="33"/>
     </w:p>
     <w:p>
       <w:pPr>
@@ -12343,7 +13962,7 @@
         <w:ind w:left="567"/>
         <w:jc w:val="both"/>
       </w:pPr>
-      <w:bookmarkStart w:id="27" w:name="_Toc195598648"/>
+      <w:bookmarkStart w:id="34" w:name="_Toc196777319"/>
       <w:r>
         <w:t>Representación</w:t>
       </w:r>
@@ -12360,7 +13979,7 @@
         </w:rPr>
         <w:t>timetabling</w:t>
       </w:r>
-      <w:bookmarkEnd w:id="27"/>
+      <w:bookmarkEnd w:id="34"/>
       <w:proofErr w:type="spellEnd"/>
     </w:p>
     <w:p>
@@ -12789,68 +14408,11 @@
         <w:ind w:left="567"/>
         <w:jc w:val="both"/>
       </w:pPr>
-      <w:bookmarkStart w:id="28" w:name="_Toc195598649"/>
-      <w:r>
-        <w:t xml:space="preserve">Operadores genéticos especializados para </w:t>
-      </w:r>
-      <w:proofErr w:type="spellStart"/>
-      <w:r>
-        <w:t>timetabling</w:t>
-      </w:r>
-      <w:bookmarkEnd w:id="28"/>
-      <w:proofErr w:type="spellEnd"/>
-    </w:p>
-    <w:p>
-      <w:pPr>
-        <w:pStyle w:val="NormalWeb"/>
-        <w:spacing w:line="276" w:lineRule="auto"/>
-        <w:jc w:val="both"/>
-        <w:rPr>
-          <w:rFonts w:ascii="Garamond" w:hAnsi="Garamond"/>
-          <w:sz w:val="23"/>
-          <w:szCs w:val="23"/>
-          <w:lang w:val="es-ES"/>
-        </w:rPr>
-      </w:pPr>
-      <w:r>
-        <w:rPr>
-          <w:rFonts w:ascii="Garamond" w:hAnsi="Garamond"/>
-          <w:sz w:val="23"/>
-          <w:szCs w:val="23"/>
-          <w:lang w:val="es-ES"/>
-        </w:rPr>
-        <w:t xml:space="preserve">Los operadores genéticos tradicionales requieren adaptaciones específicas para funcionar eficientemente en problemas de </w:t>
-      </w:r>
-      <w:proofErr w:type="spellStart"/>
-      <w:r>
-        <w:rPr>
-          <w:rFonts w:ascii="Garamond" w:hAnsi="Garamond"/>
-          <w:sz w:val="23"/>
-          <w:szCs w:val="23"/>
-          <w:lang w:val="es-ES"/>
-        </w:rPr>
-        <w:t>timetabling</w:t>
-      </w:r>
-      <w:proofErr w:type="spellEnd"/>
-      <w:r>
-        <w:rPr>
-          <w:rFonts w:ascii="Garamond" w:hAnsi="Garamond"/>
-          <w:sz w:val="23"/>
-          <w:szCs w:val="23"/>
-          <w:lang w:val="es-ES"/>
-        </w:rPr>
-        <w:t>. Estas adaptaciones buscan preservar la factibilidad de las soluciones y mejorar la convergencia del algoritmo.</w:t>
-      </w:r>
-    </w:p>
-    <w:p>
-      <w:pPr>
-        <w:pStyle w:val="Ttulo2"/>
-        <w:ind w:left="567"/>
-        <w:jc w:val="both"/>
-      </w:pPr>
+      <w:bookmarkStart w:id="35" w:name="_Toc196777321"/>
       <w:r>
         <w:t>Diseño del algoritmo genético</w:t>
       </w:r>
+      <w:bookmarkEnd w:id="35"/>
     </w:p>
     <w:p>
       <w:pPr>
@@ -12879,7 +14441,6 @@
         </w:rPr>
         <w:t xml:space="preserve">A continuación, se </w:t>
       </w:r>
-      <w:proofErr w:type="gramStart"/>
       <w:r>
         <w:rPr>
           <w:rFonts w:ascii="Garamond" w:eastAsia="Garamond" w:hAnsi="Garamond" w:cs="Garamond"/>
@@ -12905,17 +14466,34 @@
           <w:sz w:val="23"/>
           <w:szCs w:val="23"/>
         </w:rPr>
-        <w:t xml:space="preserve"> las</w:t>
-      </w:r>
-      <w:proofErr w:type="gramEnd"/>
-      <w:r>
-        <w:rPr>
-          <w:rFonts w:ascii="Garamond" w:eastAsia="Garamond" w:hAnsi="Garamond" w:cs="Garamond"/>
-          <w:color w:val="000000"/>
-          <w:sz w:val="23"/>
-          <w:szCs w:val="23"/>
-        </w:rPr>
-        <w:t xml:space="preserve"> restricciones del problema, la función objetivo utilizada para evaluar la calidad de las soluciones candidatas y el operador de mutación implementado.</w:t>
+        <w:t>las</w:t>
+      </w:r>
+      <w:r>
+        <w:rPr>
+          <w:rFonts w:ascii="Garamond" w:eastAsia="Garamond" w:hAnsi="Garamond" w:cs="Garamond"/>
+          <w:color w:val="000000"/>
+          <w:sz w:val="23"/>
+          <w:szCs w:val="23"/>
+        </w:rPr>
+        <w:t xml:space="preserve"> restricciones del problema</w:t>
+      </w:r>
+      <w:r>
+        <w:rPr>
+          <w:rFonts w:ascii="Garamond" w:eastAsia="Garamond" w:hAnsi="Garamond" w:cs="Garamond"/>
+          <w:color w:val="000000"/>
+          <w:sz w:val="23"/>
+          <w:szCs w:val="23"/>
+        </w:rPr>
+        <w:t xml:space="preserve"> y </w:t>
+      </w:r>
+      <w:r>
+        <w:rPr>
+          <w:rFonts w:ascii="Garamond" w:eastAsia="Garamond" w:hAnsi="Garamond" w:cs="Garamond"/>
+          <w:color w:val="000000"/>
+          <w:sz w:val="23"/>
+          <w:szCs w:val="23"/>
+        </w:rPr>
+        <w:t>la función objetivo utilizada para evaluar la calidad de las soluciones candidatas y el operador de mutación implementado.</w:t>
       </w:r>
       <w:r>
         <w:rPr>
@@ -12955,6 +14533,9 @@
           <w:color w:val="000000"/>
         </w:rPr>
       </w:pPr>
+      <w:bookmarkStart w:id="36" w:name="_Toc196777322"/>
+      <w:bookmarkStart w:id="37" w:name="_Toc196777328"/>
+      <w:bookmarkEnd w:id="36"/>
     </w:p>
     <w:p>
       <w:pPr>
@@ -13072,54 +14653,7 @@
         </w:rPr>
       </w:pPr>
     </w:p>
-    <w:p>
-      <w:pPr>
-        <w:pStyle w:val="Prrafodelista"/>
-        <w:keepNext/>
-        <w:numPr>
-          <w:ilvl w:val="1"/>
-          <w:numId w:val="3"/>
-        </w:numPr>
-        <w:pBdr>
-          <w:top w:val="nil"/>
-          <w:left w:val="nil"/>
-          <w:bottom w:val="nil"/>
-          <w:right w:val="nil"/>
-          <w:between w:val="nil"/>
-        </w:pBdr>
-        <w:tabs>
-          <w:tab w:val="left" w:pos="0"/>
-        </w:tabs>
-        <w:spacing w:before="240" w:after="240"/>
-        <w:contextualSpacing w:val="0"/>
-        <w:outlineLvl w:val="2"/>
-        <w:rPr>
-          <w:rFonts w:ascii="Helvetica Neue" w:eastAsia="Helvetica Neue" w:hAnsi="Helvetica Neue" w:cs="Helvetica Neue"/>
-          <w:b/>
-          <w:vanish/>
-          <w:color w:val="000000"/>
-        </w:rPr>
-      </w:pPr>
-    </w:p>
-    <w:p>
-      <w:pPr>
-        <w:pStyle w:val="Ttulo3"/>
-        <w:numPr>
-          <w:ilvl w:val="2"/>
-          <w:numId w:val="3"/>
-        </w:numPr>
-        <w:spacing w:before="240" w:after="240" w:line="288" w:lineRule="auto"/>
-      </w:pPr>
-      <w:r>
-        <w:t>Definición</w:t>
-      </w:r>
-      <w:r>
-        <w:rPr>
-          <w:lang w:val="es-BO"/>
-        </w:rPr>
-        <w:t xml:space="preserve"> de entidades y requisitos</w:t>
-      </w:r>
-    </w:p>
+    <w:bookmarkEnd w:id="37"/>
     <w:p>
       <w:pPr>
         <w:pBdr>
@@ -13357,7 +14891,6 @@
           <w:szCs w:val="23"/>
           <w:lang w:val="es-BO"/>
         </w:rPr>
-        <w:lastRenderedPageBreak/>
         <w:t>Días (D): Conjunto de días de la semana en los que se imparten clases.</w:t>
       </w:r>
     </w:p>
@@ -13510,8 +15043,6 @@
       <w:r>
         <w:rPr>
           <w:rFonts w:ascii="Garamond" w:eastAsia="Garamond" w:hAnsi="Garamond" w:cs="Garamond"/>
-          <w:b/>
-          <w:bCs/>
           <w:color w:val="000000"/>
           <w:sz w:val="23"/>
           <w:szCs w:val="23"/>
@@ -13795,6 +15326,7 @@
           <w:sz w:val="23"/>
           <w:szCs w:val="23"/>
         </w:rPr>
+        <w:lastRenderedPageBreak/>
         <w:t xml:space="preserve">Una frecuencia semanal requerida </w:t>
       </w:r>
       <m:oMath>
@@ -14617,9 +16149,11 @@
         <w:spacing w:before="240" w:after="240" w:line="288" w:lineRule="auto"/>
         <w:ind w:left="709" w:hanging="709"/>
       </w:pPr>
+      <w:bookmarkStart w:id="38" w:name="_Toc196777329"/>
       <w:r>
         <w:t>Restricciones del problema</w:t>
       </w:r>
+      <w:bookmarkEnd w:id="38"/>
     </w:p>
     <w:p>
       <w:pPr>
@@ -14769,17 +16303,21 @@
           <w:lang w:val="es-BO"/>
         </w:rPr>
       </w:pPr>
+      <w:bookmarkStart w:id="39" w:name="_Toc196777330"/>
+      <w:bookmarkEnd w:id="39"/>
     </w:p>
     <w:p>
       <w:pPr>
         <w:pStyle w:val="Ttulo3"/>
       </w:pPr>
+      <w:bookmarkStart w:id="40" w:name="_Toc196777331"/>
       <w:r>
         <w:rPr>
           <w:lang w:val="es-BO"/>
         </w:rPr>
         <w:t>Restricciones duras (H)</w:t>
       </w:r>
+      <w:bookmarkEnd w:id="40"/>
     </w:p>
     <w:p>
       <w:pPr>
@@ -15098,17 +16636,7 @@
                   <w:rFonts w:ascii="Cambria Math" w:hAnsi="Cambria Math"/>
                   <w:lang w:val="es-BO"/>
                 </w:rPr>
-                <m:t>∊</m:t>
-              </m:r>
-              <m:r>
-                <m:rPr>
-                  <m:sty m:val="p"/>
-                </m:rPr>
-                <w:rPr>
-                  <w:rFonts w:ascii="Cambria Math" w:hAnsi="Cambria Math"/>
-                  <w:lang w:val="es-BO"/>
-                </w:rPr>
-                <m:t>S</m:t>
+                <m:t>∊S</m:t>
               </m:r>
             </m:sub>
             <m:sup/>
@@ -15625,7 +17153,6 @@
           <w:szCs w:val="23"/>
           <w:lang w:val="es-BO"/>
         </w:rPr>
-        <w:lastRenderedPageBreak/>
         <w:t xml:space="preserve">H3: </w:t>
       </w:r>
       <w:r>
@@ -15748,17 +17275,7 @@
                   <w:rFonts w:ascii="Cambria Math" w:hAnsi="Cambria Math"/>
                   <w:lang w:val="es-BO"/>
                 </w:rPr>
-                <m:t>∊</m:t>
-              </m:r>
-              <m:r>
-                <m:rPr>
-                  <m:sty m:val="p"/>
-                </m:rPr>
-                <w:rPr>
-                  <w:rFonts w:ascii="Cambria Math" w:hAnsi="Cambria Math"/>
-                  <w:lang w:val="es-BO"/>
-                </w:rPr>
-                <m:t>E|</m:t>
+                <m:t>∊E|</m:t>
               </m:r>
               <m:sSub>
                 <m:sSubPr>
@@ -15988,6 +17505,7 @@
           <w:szCs w:val="23"/>
           <w:lang w:val="es-BO"/>
         </w:rPr>
+        <w:lastRenderedPageBreak/>
         <w:t xml:space="preserve">H4: Unicidad de </w:t>
       </w:r>
       <w:r>
@@ -16096,17 +17614,7 @@
                   <w:rFonts w:ascii="Cambria Math" w:hAnsi="Cambria Math"/>
                   <w:lang w:val="es-BO"/>
                 </w:rPr>
-                <m:t>∊</m:t>
-              </m:r>
-              <m:r>
-                <m:rPr>
-                  <m:sty m:val="p"/>
-                </m:rPr>
-                <w:rPr>
-                  <w:rFonts w:ascii="Cambria Math" w:hAnsi="Cambria Math"/>
-                  <w:lang w:val="es-BO"/>
-                </w:rPr>
-                <m:t>E|</m:t>
+                <m:t>∊E|</m:t>
               </m:r>
               <m:sSub>
                 <m:sSubPr>
@@ -18141,7 +19649,29 @@
           <w:szCs w:val="23"/>
           <w:lang w:val="es-BO"/>
         </w:rPr>
-        <w:t xml:space="preserve">si la asignación </w:t>
+        <w:t>si la asi</w:t>
+      </w:r>
+      <w:proofErr w:type="spellStart"/>
+      <w:r>
+        <w:rPr>
+          <w:rFonts w:ascii="Garamond" w:eastAsia="Garamond" w:hAnsi="Garamond" w:cs="Garamond"/>
+          <w:color w:val="000000"/>
+          <w:sz w:val="23"/>
+          <w:szCs w:val="23"/>
+          <w:lang w:val="es-BO"/>
+        </w:rPr>
+        <w:t>gnación</w:t>
+      </w:r>
+      <w:proofErr w:type="spellEnd"/>
+      <w:r>
+        <w:rPr>
+          <w:rFonts w:ascii="Garamond" w:eastAsia="Garamond" w:hAnsi="Garamond" w:cs="Garamond"/>
+          <w:color w:val="000000"/>
+          <w:sz w:val="23"/>
+          <w:szCs w:val="23"/>
+          <w:lang w:val="es-BO"/>
+        </w:rPr>
+        <w:t xml:space="preserve"> </w:t>
       </w:r>
       <m:oMath>
         <m:d>
@@ -18199,12 +19729,14 @@
         <w:pStyle w:val="Ttulo3"/>
         <w:spacing w:before="240" w:after="120" w:line="288" w:lineRule="auto"/>
       </w:pPr>
+      <w:bookmarkStart w:id="41" w:name="_Toc196777332"/>
       <w:r>
         <w:rPr>
           <w:lang w:val="es-BO"/>
         </w:rPr>
         <w:t>Restricciones Blandas (S)</w:t>
       </w:r>
+      <w:bookmarkEnd w:id="41"/>
     </w:p>
     <w:p>
       <w:pPr>
@@ -18267,7 +19799,6 @@
           <w:szCs w:val="23"/>
           <w:lang w:val="es-BO"/>
         </w:rPr>
-        <w:lastRenderedPageBreak/>
         <w:t>S1: Distribución Uniforme Diaria:</w:t>
       </w:r>
       <w:r>
@@ -18686,8 +20217,10 @@
         <w:spacing w:before="240" w:after="240" w:line="288" w:lineRule="auto"/>
         <w:ind w:left="709" w:hanging="709"/>
       </w:pPr>
+      <w:bookmarkStart w:id="42" w:name="_Toc196777333"/>
       <w:proofErr w:type="spellStart"/>
       <w:r>
+        <w:lastRenderedPageBreak/>
         <w:t>Funci</w:t>
       </w:r>
       <w:r>
@@ -18703,6 +20236,7 @@
         </w:rPr>
         <w:t xml:space="preserve"> de evaluación (Fitness)</w:t>
       </w:r>
+      <w:bookmarkEnd w:id="42"/>
     </w:p>
     <w:p>
       <w:pPr>
@@ -19863,25 +21397,7 @@
                           <w:szCs w:val="20"/>
                           <w:lang w:val="es-BO"/>
                         </w:rPr>
-                        <m:t>s</m:t>
-                      </m:r>
-                      <m:r>
-                        <w:rPr>
-                          <w:rFonts w:ascii="Cambria Math" w:hAnsi="Cambria Math"/>
-                          <w:sz w:val="20"/>
-                          <w:szCs w:val="20"/>
-                          <w:lang w:val="es-BO"/>
-                        </w:rPr>
-                        <m:t>h</m:t>
-                      </m:r>
-                      <m:r>
-                        <w:rPr>
-                          <w:rFonts w:ascii="Cambria Math" w:hAnsi="Cambria Math"/>
-                          <w:sz w:val="20"/>
-                          <w:szCs w:val="20"/>
-                          <w:lang w:val="es-BO"/>
-                        </w:rPr>
-                        <m:t>ared</m:t>
+                        <m:t>shared</m:t>
                       </m:r>
                     </m:sub>
                   </m:sSub>
@@ -20000,25 +21516,7 @@
                               <w:szCs w:val="20"/>
                               <w:lang w:val="es-BO"/>
                             </w:rPr>
-                            <m:t>s</m:t>
-                          </m:r>
-                          <m:r>
-                            <w:rPr>
-                              <w:rFonts w:ascii="Cambria Math" w:hAnsi="Cambria Math"/>
-                              <w:sz w:val="20"/>
-                              <w:szCs w:val="20"/>
-                              <w:lang w:val="es-BO"/>
-                            </w:rPr>
-                            <m:t>h</m:t>
-                          </m:r>
-                          <m:r>
-                            <w:rPr>
-                              <w:rFonts w:ascii="Cambria Math" w:hAnsi="Cambria Math"/>
-                              <w:sz w:val="20"/>
-                              <w:szCs w:val="20"/>
-                              <w:lang w:val="es-BO"/>
-                            </w:rPr>
-                            <m:t>ared</m:t>
+                            <m:t>shared</m:t>
                           </m:r>
                         </m:sub>
                       </m:sSub>
@@ -20235,25 +21733,7 @@
                                       <w:szCs w:val="20"/>
                                       <w:lang w:val="es-BO"/>
                                     </w:rPr>
-                                    <m:t>s</m:t>
-                                  </m:r>
-                                  <m:r>
-                                    <w:rPr>
-                                      <w:rFonts w:ascii="Cambria Math" w:hAnsi="Cambria Math"/>
-                                      <w:sz w:val="20"/>
-                                      <w:szCs w:val="20"/>
-                                      <w:lang w:val="es-BO"/>
-                                    </w:rPr>
-                                    <m:t>h</m:t>
-                                  </m:r>
-                                  <m:r>
-                                    <w:rPr>
-                                      <w:rFonts w:ascii="Cambria Math" w:hAnsi="Cambria Math"/>
-                                      <w:sz w:val="20"/>
-                                      <w:szCs w:val="20"/>
-                                      <w:lang w:val="es-BO"/>
-                                    </w:rPr>
-                                    <m:t>ared</m:t>
+                                    <m:t>shared</m:t>
                                   </m:r>
                                 </m:sub>
                               </m:sSub>
@@ -20337,25 +21817,7 @@
                                       <w:szCs w:val="20"/>
                                       <w:lang w:val="es-BO"/>
                                     </w:rPr>
-                                    <m:t>s</m:t>
-                                  </m:r>
-                                  <m:r>
-                                    <w:rPr>
-                                      <w:rFonts w:ascii="Cambria Math" w:hAnsi="Cambria Math"/>
-                                      <w:sz w:val="20"/>
-                                      <w:szCs w:val="20"/>
-                                      <w:lang w:val="es-BO"/>
-                                    </w:rPr>
-                                    <m:t>h</m:t>
-                                  </m:r>
-                                  <m:r>
-                                    <w:rPr>
-                                      <w:rFonts w:ascii="Cambria Math" w:hAnsi="Cambria Math"/>
-                                      <w:sz w:val="20"/>
-                                      <w:szCs w:val="20"/>
-                                      <w:lang w:val="es-BO"/>
-                                    </w:rPr>
-                                    <m:t>ared</m:t>
+                                    <m:t>shared</m:t>
                                   </m:r>
                                 </m:sub>
                               </m:sSub>
@@ -21349,16 +22811,7 @@
                   <w:szCs w:val="20"/>
                   <w:lang w:val="es-BO"/>
                 </w:rPr>
-                <m:t>E</m:t>
-              </m:r>
-              <m:r>
-                <w:rPr>
-                  <w:rFonts w:ascii="Cambria Math" w:hAnsi="Cambria Math"/>
-                  <w:sz w:val="20"/>
-                  <w:szCs w:val="20"/>
-                  <w:lang w:val="es-BO"/>
-                </w:rPr>
-                <m:t>|</m:t>
+                <m:t>E|</m:t>
               </m:r>
               <m:sSub>
                 <m:sSubPr>
@@ -22069,6 +23522,7 @@
           <w:szCs w:val="23"/>
           <w:lang w:val="es-BO"/>
         </w:rPr>
+        <w:lastRenderedPageBreak/>
         <w:t>La función de fitness final es:</w:t>
       </w:r>
       <w:r>
@@ -22584,9 +24038,11 @@
         <w:spacing w:before="240" w:after="240" w:line="288" w:lineRule="auto"/>
         <w:ind w:left="709" w:hanging="709"/>
       </w:pPr>
+      <w:bookmarkStart w:id="43" w:name="_Toc196777334"/>
       <w:r>
         <w:t>Operador de mutación</w:t>
       </w:r>
+      <w:bookmarkEnd w:id="43"/>
     </w:p>
     <w:p>
       <w:pPr>
@@ -23016,7 +24472,7 @@
         </w:rPr>
         <w:t xml:space="preserve">, se selecciona una de sus asignaciones actuales </w:t>
       </w:r>
-      <w:bookmarkStart w:id="29" w:name="_Hlk196205495"/>
+      <w:bookmarkStart w:id="44" w:name="_Hlk196205495"/>
       <m:oMath>
         <m:sSub>
           <m:sSubPr>
@@ -23057,7 +24513,7 @@
           </m:sub>
         </m:sSub>
       </m:oMath>
-      <w:bookmarkEnd w:id="29"/>
+      <w:bookmarkEnd w:id="44"/>
       <w:r>
         <w:rPr>
           <w:rFonts w:ascii="Times New Roman" w:eastAsia="Garamond" w:hAnsi="Times New Roman" w:cs="Times New Roman"/>
@@ -24384,11 +25840,11 @@
         <w:ind w:left="567"/>
         <w:jc w:val="both"/>
       </w:pPr>
-      <w:bookmarkStart w:id="30" w:name="_Toc195598651"/>
+      <w:bookmarkStart w:id="45" w:name="_Toc196777335"/>
       <w:r>
         <w:t>Flujo de ejecución</w:t>
       </w:r>
-      <w:bookmarkEnd w:id="30"/>
+      <w:bookmarkEnd w:id="45"/>
     </w:p>
     <w:p>
       <w:pPr>
@@ -24709,12 +26165,12 @@
           <w:numId w:val="3"/>
         </w:numPr>
       </w:pPr>
-      <w:bookmarkStart w:id="31" w:name="_Toc195598652"/>
+      <w:bookmarkStart w:id="46" w:name="_Toc196777336"/>
       <w:r>
         <w:lastRenderedPageBreak/>
         <w:t>Marco metodológico</w:t>
       </w:r>
-      <w:bookmarkEnd w:id="31"/>
+      <w:bookmarkEnd w:id="46"/>
     </w:p>
     <w:p>
       <w:pPr>
@@ -24769,11 +26225,11 @@
         </w:numPr>
         <w:ind w:left="680"/>
       </w:pPr>
-      <w:bookmarkStart w:id="32" w:name="_Toc195598653"/>
+      <w:bookmarkStart w:id="47" w:name="_Toc196777337"/>
       <w:r>
         <w:t>Área de estudio</w:t>
       </w:r>
-      <w:bookmarkEnd w:id="32"/>
+      <w:bookmarkEnd w:id="47"/>
     </w:p>
     <w:p>
       <w:pPr>
@@ -25506,8 +26962,8 @@
           <w:szCs w:val="18"/>
         </w:rPr>
       </w:pPr>
-      <w:bookmarkStart w:id="33" w:name="_heading=h.35nkun2" w:colFirst="0" w:colLast="0"/>
-      <w:bookmarkEnd w:id="33"/>
+      <w:bookmarkStart w:id="48" w:name="_heading=h.35nkun2" w:colFirst="0" w:colLast="0"/>
+      <w:bookmarkEnd w:id="48"/>
       <w:r>
         <w:rPr>
           <w:b/>
@@ -25613,11 +27069,11 @@
         </w:numPr>
         <w:ind w:left="680"/>
       </w:pPr>
-      <w:bookmarkStart w:id="34" w:name="_Toc195598654"/>
+      <w:bookmarkStart w:id="49" w:name="_Toc196777338"/>
       <w:r>
         <w:t>Flujograma metodológico</w:t>
       </w:r>
-      <w:bookmarkEnd w:id="34"/>
+      <w:bookmarkEnd w:id="49"/>
     </w:p>
     <w:p>
       <w:pPr>
@@ -30007,7 +31463,39 @@
           <w:szCs w:val="23"/>
           <w:lang w:val="es-BO"/>
         </w:rPr>
-        <w:t xml:space="preserve">El flujograma metodológico presentado en la Figura 3-2 ilustra la interrelación entre estas fases y representa el enfoque sistemático adoptado para abordar la complejidad del problema de optimización de horarios en la Academia Nacional de Música "Man </w:t>
+        <w:t>El flujograma metodológico presentado en la Figura 3-2</w:t>
+      </w:r>
+      <w:r>
+        <w:rPr>
+          <w:rFonts w:ascii="Garamond" w:eastAsia="Garamond" w:hAnsi="Garamond" w:cs="Garamond"/>
+          <w:color w:val="000000"/>
+          <w:sz w:val="23"/>
+          <w:szCs w:val="23"/>
+          <w:lang w:val="es-BO"/>
+        </w:rPr>
+        <w:t xml:space="preserve"> desarrollado en </w:t>
+      </w:r>
+      <w:proofErr w:type="spellStart"/>
+      <w:r>
+        <w:rPr>
+          <w:rFonts w:ascii="Garamond" w:eastAsia="Garamond" w:hAnsi="Garamond" w:cs="Garamond"/>
+          <w:color w:val="000000"/>
+          <w:sz w:val="23"/>
+          <w:szCs w:val="23"/>
+          <w:lang w:val="es-BO"/>
+        </w:rPr>
+        <w:t>plantuml</w:t>
+      </w:r>
+      <w:proofErr w:type="spellEnd"/>
+      <w:r>
+        <w:rPr>
+          <w:rFonts w:ascii="Garamond" w:eastAsia="Garamond" w:hAnsi="Garamond" w:cs="Garamond"/>
+          <w:color w:val="000000"/>
+          <w:sz w:val="23"/>
+          <w:szCs w:val="23"/>
+          <w:lang w:val="es-BO"/>
+        </w:rPr>
+        <w:t xml:space="preserve"> ilustra la interrelación entre estas fases y representa el enfoque sistemático adoptado para abordar la complejidad del problema de optimización de horarios en la Academia Nacional de Música "Man </w:t>
       </w:r>
       <w:proofErr w:type="spellStart"/>
       <w:r>
@@ -30192,13 +31680,19 @@
         </w:numPr>
         <w:spacing w:before="240" w:after="240" w:line="288" w:lineRule="auto"/>
         <w:ind w:left="680"/>
-      </w:pPr>
-      <w:bookmarkStart w:id="35" w:name="_Toc195598655"/>
-      <w:r>
+        <w:rPr>
+          <w:highlight w:val="yellow"/>
+        </w:rPr>
+      </w:pPr>
+      <w:bookmarkStart w:id="50" w:name="_Toc196777339"/>
+      <w:r>
+        <w:rPr>
+          <w:highlight w:val="yellow"/>
+        </w:rPr>
         <w:lastRenderedPageBreak/>
         <w:t>Fuentes de información</w:t>
       </w:r>
-      <w:bookmarkEnd w:id="35"/>
+      <w:bookmarkEnd w:id="50"/>
     </w:p>
     <w:p>
       <w:pPr>
@@ -30212,11 +31706,11 @@
       <w:r>
         <w:t xml:space="preserve"> </w:t>
       </w:r>
-      <w:bookmarkStart w:id="36" w:name="_Toc195598656"/>
+      <w:bookmarkStart w:id="51" w:name="_Toc196777340"/>
       <w:r>
         <w:t>Horario académico 2025</w:t>
       </w:r>
-      <w:bookmarkEnd w:id="36"/>
+      <w:bookmarkEnd w:id="51"/>
     </w:p>
     <w:p>
       <w:pPr>
@@ -30293,11 +31787,11 @@
         </w:numPr>
         <w:spacing w:before="240" w:after="240" w:line="288" w:lineRule="auto"/>
       </w:pPr>
-      <w:bookmarkStart w:id="37" w:name="_Toc195598657"/>
+      <w:bookmarkStart w:id="52" w:name="_Toc196777341"/>
       <w:r>
         <w:t>Infraestructura y recursos físicos</w:t>
       </w:r>
-      <w:bookmarkEnd w:id="37"/>
+      <w:bookmarkEnd w:id="52"/>
     </w:p>
     <w:p>
       <w:pPr>
@@ -30557,11 +32051,11 @@
         </w:numPr>
         <w:spacing w:before="240" w:after="240" w:line="288" w:lineRule="auto"/>
       </w:pPr>
-      <w:bookmarkStart w:id="38" w:name="_Toc195598658"/>
+      <w:bookmarkStart w:id="53" w:name="_Toc196777342"/>
       <w:r>
         <w:t>Plan operativo anual 2025 (POA)</w:t>
       </w:r>
-      <w:bookmarkEnd w:id="38"/>
+      <w:bookmarkEnd w:id="53"/>
     </w:p>
     <w:p>
       <w:pPr>
@@ -30773,11 +32267,11 @@
         </w:numPr>
         <w:spacing w:before="240" w:after="240" w:line="288" w:lineRule="auto"/>
       </w:pPr>
-      <w:bookmarkStart w:id="39" w:name="_Toc195598659"/>
+      <w:bookmarkStart w:id="54" w:name="_Toc196777343"/>
       <w:r>
         <w:t>Convocatoria académica 2025</w:t>
       </w:r>
-      <w:bookmarkEnd w:id="39"/>
+      <w:bookmarkEnd w:id="54"/>
     </w:p>
     <w:p>
       <w:pPr>
@@ -30872,11 +32366,11 @@
         </w:numPr>
         <w:spacing w:before="240" w:after="240" w:line="288" w:lineRule="auto"/>
       </w:pPr>
-      <w:bookmarkStart w:id="40" w:name="_Toc195598660"/>
+      <w:bookmarkStart w:id="55" w:name="_Toc196777344"/>
       <w:r>
         <w:t>Disponibilidad docente</w:t>
       </w:r>
-      <w:bookmarkEnd w:id="40"/>
+      <w:bookmarkEnd w:id="55"/>
     </w:p>
     <w:p>
       <w:pPr>
@@ -31093,40 +32587,7 @@
           <w:between w:val="nil"/>
         </w:pBdr>
         <w:spacing w:before="240" w:after="240"/>
-        <w:jc w:val="both"/>
-        <w:rPr>
-          <w:rFonts w:ascii="Garamond" w:eastAsia="Garamond" w:hAnsi="Garamond" w:cs="Garamond"/>
-          <w:i/>
-          <w:iCs/>
-          <w:color w:val="000000"/>
-          <w:sz w:val="23"/>
-          <w:szCs w:val="23"/>
-          <w:lang w:val="es-BO"/>
-        </w:rPr>
-      </w:pPr>
-      <w:r>
-        <w:rPr>
-          <w:rFonts w:ascii="Garamond" w:eastAsia="Garamond" w:hAnsi="Garamond" w:cs="Garamond"/>
-          <w:i/>
-          <w:iCs/>
-          <w:color w:val="000000"/>
-          <w:sz w:val="23"/>
-          <w:szCs w:val="23"/>
-          <w:lang w:val="es-BO"/>
-        </w:rPr>
-        <w:t>La figura 3-3 muestra la disponibilidad docente semanal de un profesor</w:t>
-      </w:r>
-    </w:p>
-    <w:p>
-      <w:pPr>
-        <w:pBdr>
-          <w:top w:val="nil"/>
-          <w:left w:val="nil"/>
-          <w:bottom w:val="nil"/>
-          <w:right w:val="nil"/>
-          <w:between w:val="nil"/>
-        </w:pBdr>
-        <w:spacing w:before="240" w:after="240"/>
+        <w:ind w:left="360"/>
         <w:jc w:val="center"/>
         <w:rPr>
           <w:rFonts w:ascii="Garamond" w:eastAsia="Garamond" w:hAnsi="Garamond" w:cs="Garamond"/>
@@ -31138,18 +32599,13 @@
       </w:pPr>
       <w:r>
         <w:rPr>
-          <w:rFonts w:ascii="Garamond" w:eastAsia="Garamond" w:hAnsi="Garamond" w:cs="Garamond"/>
           <w:noProof/>
-          <w:color w:val="000000"/>
-          <w:sz w:val="23"/>
-          <w:szCs w:val="23"/>
-          <w:lang w:val="es-BO"/>
-        </w:rPr>
-        <w:lastRenderedPageBreak/>
+          <w:lang w:val="es-BO"/>
+        </w:rPr>
         <w:drawing>
-          <wp:inline distT="0" distB="0" distL="0" distR="0" wp14:anchorId="24279A53" wp14:editId="26775368">
-            <wp:extent cx="4428877" cy="4398129"/>
-            <wp:effectExtent l="0" t="0" r="0" b="2540"/>
+          <wp:inline distT="0" distB="0" distL="0" distR="0" wp14:anchorId="6DC0590C" wp14:editId="6E7D0240">
+            <wp:extent cx="2569972" cy="2552131"/>
+            <wp:effectExtent l="0" t="0" r="1905" b="635"/>
             <wp:docPr id="9" name="Imagen 9"/>
             <wp:cNvGraphicFramePr>
               <a:graphicFrameLocks xmlns:a="http://schemas.openxmlformats.org/drawingml/2006/main" noChangeAspect="1"/>
@@ -31170,7 +32626,7 @@
                   <pic:spPr>
                     <a:xfrm>
                       <a:off x="0" y="0"/>
-                      <a:ext cx="4488927" cy="4457762"/>
+                      <a:ext cx="2684021" cy="2665388"/>
                     </a:xfrm>
                     <a:prstGeom prst="rect">
                       <a:avLst/>
@@ -31220,6 +32676,44 @@
           <w:right w:val="nil"/>
           <w:between w:val="nil"/>
         </w:pBdr>
+        <w:spacing w:before="80" w:after="80"/>
+        <w:jc w:val="center"/>
+        <w:rPr>
+          <w:b/>
+          <w:color w:val="000000"/>
+          <w:sz w:val="18"/>
+          <w:szCs w:val="18"/>
+        </w:rPr>
+      </w:pPr>
+      <w:r>
+        <w:rPr>
+          <w:b/>
+          <w:color w:val="000000"/>
+          <w:sz w:val="18"/>
+          <w:szCs w:val="18"/>
+        </w:rPr>
+        <w:t xml:space="preserve">Fuente: Anexo </w:t>
+      </w:r>
+      <w:r>
+        <w:rPr>
+          <w:b/>
+          <w:color w:val="000000"/>
+          <w:sz w:val="18"/>
+          <w:szCs w:val="18"/>
+          <w:highlight w:val="yellow"/>
+        </w:rPr>
+        <w:t>B</w:t>
+      </w:r>
+    </w:p>
+    <w:p>
+      <w:pPr>
+        <w:pBdr>
+          <w:top w:val="nil"/>
+          <w:left w:val="nil"/>
+          <w:bottom w:val="nil"/>
+          <w:right w:val="nil"/>
+          <w:between w:val="nil"/>
+        </w:pBdr>
         <w:spacing w:before="240" w:after="240"/>
         <w:jc w:val="both"/>
         <w:rPr>
@@ -31238,6 +32732,7 @@
           <w:szCs w:val="23"/>
           <w:lang w:val="es-BO"/>
         </w:rPr>
+        <w:lastRenderedPageBreak/>
         <w:t>Esta información constituye una de las restricciones duras más importantes para el algoritmo genético, ya que cualquier solución viable debe respetar la disponibilidad real de los profesores.</w:t>
       </w:r>
     </w:p>
@@ -31251,11 +32746,11 @@
         <w:spacing w:before="240" w:after="240" w:line="288" w:lineRule="auto"/>
         <w:ind w:left="709" w:hanging="709"/>
       </w:pPr>
-      <w:bookmarkStart w:id="41" w:name="_Toc195598661"/>
+      <w:bookmarkStart w:id="56" w:name="_Toc196777345"/>
       <w:r>
         <w:t>Factores para el algoritmo genético</w:t>
       </w:r>
-      <w:bookmarkEnd w:id="41"/>
+      <w:bookmarkEnd w:id="56"/>
     </w:p>
     <w:p>
       <w:pPr>
@@ -31676,7 +33171,6 @@
                 <w:szCs w:val="23"/>
                 <w:lang w:val="es-BO"/>
               </w:rPr>
-              <w:lastRenderedPageBreak/>
               <w:t>Especialización instrumental</w:t>
             </w:r>
           </w:p>
@@ -32015,7 +33509,7 @@
           <w:right w:val="nil"/>
           <w:between w:val="nil"/>
         </w:pBdr>
-        <w:spacing w:before="240" w:after="240"/>
+        <w:spacing w:before="120" w:after="120"/>
         <w:jc w:val="center"/>
         <w:rPr>
           <w:b/>
@@ -32024,8 +33518,8 @@
           <w:szCs w:val="18"/>
         </w:rPr>
       </w:pPr>
-      <w:bookmarkStart w:id="42" w:name="_heading=h.4i7ojhp" w:colFirst="0" w:colLast="0"/>
-      <w:bookmarkEnd w:id="42"/>
+      <w:bookmarkStart w:id="57" w:name="_heading=h.4i7ojhp" w:colFirst="0" w:colLast="0"/>
+      <w:bookmarkEnd w:id="57"/>
       <w:r>
         <w:rPr>
           <w:b/>
@@ -32070,6 +33564,43 @@
           <w:szCs w:val="18"/>
         </w:rPr>
         <w:t>Factores clave para el algoritmo genético de horarios</w:t>
+      </w:r>
+    </w:p>
+    <w:p>
+      <w:pPr>
+        <w:pBdr>
+          <w:top w:val="nil"/>
+          <w:left w:val="nil"/>
+          <w:bottom w:val="nil"/>
+          <w:right w:val="nil"/>
+          <w:between w:val="nil"/>
+        </w:pBdr>
+        <w:spacing w:after="120"/>
+        <w:jc w:val="center"/>
+        <w:rPr>
+          <w:b/>
+          <w:color w:val="000000"/>
+          <w:sz w:val="18"/>
+          <w:szCs w:val="18"/>
+        </w:rPr>
+      </w:pPr>
+      <w:r>
+        <w:rPr>
+          <w:b/>
+          <w:color w:val="000000"/>
+          <w:sz w:val="18"/>
+          <w:szCs w:val="18"/>
+        </w:rPr>
+        <w:t xml:space="preserve">Fuente: </w:t>
+      </w:r>
+      <w:r>
+        <w:rPr>
+          <w:b/>
+          <w:color w:val="000000"/>
+          <w:sz w:val="18"/>
+          <w:szCs w:val="18"/>
+        </w:rPr>
+        <w:t>Elaboración propia</w:t>
       </w:r>
     </w:p>
     <w:p>
@@ -32145,11 +33676,11 @@
         <w:spacing w:before="240" w:after="240" w:line="288" w:lineRule="auto"/>
         <w:ind w:left="709" w:hanging="709"/>
       </w:pPr>
-      <w:bookmarkStart w:id="43" w:name="_Toc195598662"/>
+      <w:bookmarkStart w:id="58" w:name="_Toc196777346"/>
       <w:r>
         <w:t>Factores para el algoritmo genético</w:t>
       </w:r>
-      <w:bookmarkEnd w:id="43"/>
+      <w:bookmarkEnd w:id="58"/>
     </w:p>
     <w:p>
       <w:pPr>
@@ -33512,7 +35043,8 @@
           <w:right w:val="nil"/>
           <w:between w:val="nil"/>
         </w:pBdr>
-        <w:spacing w:after="200" w:line="240" w:lineRule="auto"/>
+        <w:spacing w:before="120" w:after="120" w:line="24" w:lineRule="atLeast"/>
+        <w:jc w:val="center"/>
         <w:rPr>
           <w:b/>
           <w:color w:val="000000"/>
@@ -33520,8 +35052,56 @@
           <w:szCs w:val="18"/>
         </w:rPr>
       </w:pPr>
-      <w:bookmarkStart w:id="44" w:name="_heading=h.3whwml4" w:colFirst="0" w:colLast="0"/>
-      <w:bookmarkEnd w:id="44"/>
+      <w:bookmarkStart w:id="59" w:name="_heading=h.3whwml4" w:colFirst="0" w:colLast="0"/>
+      <w:bookmarkStart w:id="60" w:name="_Hlk195574095"/>
+      <w:bookmarkEnd w:id="59"/>
+      <w:r>
+        <w:rPr>
+          <w:b/>
+          <w:color w:val="000000"/>
+          <w:sz w:val="18"/>
+          <w:szCs w:val="18"/>
+        </w:rPr>
+        <w:t>Tabla 3-</w:t>
+      </w:r>
+      <w:r>
+        <w:rPr>
+          <w:b/>
+          <w:color w:val="000000"/>
+          <w:sz w:val="18"/>
+          <w:szCs w:val="18"/>
+        </w:rPr>
+        <w:t>2</w:t>
+      </w:r>
+      <w:r>
+        <w:rPr>
+          <w:b/>
+          <w:color w:val="000000"/>
+          <w:sz w:val="18"/>
+          <w:szCs w:val="18"/>
+        </w:rPr>
+        <w:t>:</w:t>
+      </w:r>
+      <w:r>
+        <w:rPr>
+          <w:rFonts w:ascii="Garamond" w:eastAsia="Garamond" w:hAnsi="Garamond" w:cs="Garamond"/>
+          <w:b/>
+          <w:i/>
+          <w:color w:val="000000"/>
+          <w:sz w:val="23"/>
+          <w:szCs w:val="23"/>
+        </w:rPr>
+        <w:t xml:space="preserve"> </w:t>
+      </w:r>
+      <w:r>
+        <w:rPr>
+          <w:b/>
+          <w:color w:val="000000"/>
+          <w:sz w:val="18"/>
+          <w:szCs w:val="18"/>
+        </w:rPr>
+        <w:t>Clasificación de restricciones para el modelo de optimización</w:t>
+      </w:r>
     </w:p>
     <w:p>
       <w:pPr>
@@ -33532,7 +35112,7 @@
           <w:right w:val="nil"/>
           <w:between w:val="nil"/>
         </w:pBdr>
-        <w:spacing w:after="200" w:line="480" w:lineRule="auto"/>
+        <w:spacing w:before="120" w:after="120" w:line="24" w:lineRule="atLeast"/>
         <w:jc w:val="center"/>
         <w:rPr>
           <w:b/>
@@ -33541,7 +35121,6 @@
           <w:szCs w:val="18"/>
         </w:rPr>
       </w:pPr>
-      <w:bookmarkStart w:id="45" w:name="_Hlk195574095"/>
       <w:r>
         <w:rPr>
           <w:b/>
@@ -33549,48 +35128,10 @@
           <w:sz w:val="18"/>
           <w:szCs w:val="18"/>
         </w:rPr>
-        <w:t>Tabla 3-</w:t>
-      </w:r>
-      <w:r>
-        <w:rPr>
-          <w:b/>
-          <w:color w:val="000000"/>
-          <w:sz w:val="18"/>
-          <w:szCs w:val="18"/>
-        </w:rPr>
-        <w:t>2</w:t>
-      </w:r>
-      <w:r>
-        <w:rPr>
-          <w:b/>
-          <w:color w:val="000000"/>
-          <w:sz w:val="18"/>
-          <w:szCs w:val="18"/>
-        </w:rPr>
-        <w:t>:</w:t>
-      </w:r>
-      <w:r>
-        <w:rPr>
-          <w:rFonts w:ascii="Garamond" w:eastAsia="Garamond" w:hAnsi="Garamond" w:cs="Garamond"/>
-          <w:b/>
-          <w:i/>
-          <w:color w:val="000000"/>
-          <w:sz w:val="23"/>
-          <w:szCs w:val="23"/>
-        </w:rPr>
-        <w:t xml:space="preserve"> </w:t>
-      </w:r>
-      <w:r>
-        <w:rPr>
-          <w:b/>
-          <w:color w:val="000000"/>
-          <w:sz w:val="18"/>
-          <w:szCs w:val="18"/>
-        </w:rPr>
-        <w:t>Clasificación de restricciones para el modelo de optimización</w:t>
-      </w:r>
-    </w:p>
-    <w:bookmarkEnd w:id="45"/>
+        <w:t>Fuente: Elaboración propia</w:t>
+      </w:r>
+    </w:p>
+    <w:bookmarkEnd w:id="60"/>
     <w:p>
       <w:pPr>
         <w:pBdr>
@@ -33665,11 +35206,11 @@
         <w:spacing w:before="240" w:after="240" w:line="288" w:lineRule="auto"/>
         <w:ind w:left="709" w:hanging="709"/>
       </w:pPr>
-      <w:bookmarkStart w:id="46" w:name="_Toc195598663"/>
+      <w:bookmarkStart w:id="61" w:name="_Toc196777347"/>
       <w:r>
         <w:t>Estructura de datos y parámetros de entrada</w:t>
       </w:r>
-      <w:bookmarkEnd w:id="46"/>
+      <w:bookmarkEnd w:id="61"/>
     </w:p>
     <w:p>
       <w:pPr>
@@ -35002,6 +36543,92 @@
           <w:right w:val="nil"/>
           <w:between w:val="nil"/>
         </w:pBdr>
+        <w:spacing w:before="120" w:after="120" w:line="24" w:lineRule="atLeast"/>
+        <w:jc w:val="center"/>
+        <w:rPr>
+          <w:b/>
+          <w:color w:val="000000"/>
+          <w:sz w:val="18"/>
+          <w:szCs w:val="18"/>
+        </w:rPr>
+      </w:pPr>
+      <w:r>
+        <w:rPr>
+          <w:b/>
+          <w:color w:val="000000"/>
+          <w:sz w:val="18"/>
+          <w:szCs w:val="18"/>
+        </w:rPr>
+        <w:t>Tabla 3-2:</w:t>
+      </w:r>
+      <w:r>
+        <w:rPr>
+          <w:rFonts w:ascii="Garamond" w:eastAsia="Garamond" w:hAnsi="Garamond" w:cs="Garamond"/>
+          <w:b/>
+          <w:i/>
+          <w:color w:val="000000"/>
+          <w:sz w:val="23"/>
+          <w:szCs w:val="23"/>
+        </w:rPr>
+        <w:t xml:space="preserve"> </w:t>
+      </w:r>
+      <w:r>
+        <w:rPr>
+          <w:b/>
+          <w:color w:val="000000"/>
+          <w:sz w:val="18"/>
+          <w:szCs w:val="18"/>
+        </w:rPr>
+        <w:t>C</w:t>
+      </w:r>
+      <w:r>
+        <w:rPr>
+          <w:b/>
+          <w:color w:val="000000"/>
+          <w:sz w:val="18"/>
+          <w:szCs w:val="18"/>
+          <w:highlight w:val="yellow"/>
+        </w:rPr>
+        <w:t>lasificación de restricciones para el modelo de optimización</w:t>
+      </w:r>
+    </w:p>
+    <w:p>
+      <w:pPr>
+        <w:pBdr>
+          <w:top w:val="nil"/>
+          <w:left w:val="nil"/>
+          <w:bottom w:val="nil"/>
+          <w:right w:val="nil"/>
+          <w:between w:val="nil"/>
+        </w:pBdr>
+        <w:spacing w:before="120" w:after="120" w:line="24" w:lineRule="atLeast"/>
+        <w:jc w:val="center"/>
+        <w:rPr>
+          <w:b/>
+          <w:color w:val="000000"/>
+          <w:sz w:val="18"/>
+          <w:szCs w:val="18"/>
+        </w:rPr>
+      </w:pPr>
+      <w:r>
+        <w:rPr>
+          <w:b/>
+          <w:color w:val="000000"/>
+          <w:sz w:val="18"/>
+          <w:szCs w:val="18"/>
+        </w:rPr>
+        <w:t>Fuente: Elaboración propia</w:t>
+      </w:r>
+    </w:p>
+    <w:p>
+      <w:pPr>
+        <w:pBdr>
+          <w:top w:val="nil"/>
+          <w:left w:val="nil"/>
+          <w:bottom w:val="nil"/>
+          <w:right w:val="nil"/>
+          <w:between w:val="nil"/>
+        </w:pBdr>
         <w:spacing w:before="240" w:after="240"/>
         <w:jc w:val="both"/>
         <w:rPr>
@@ -35013,59 +36640,6 @@
       </w:pPr>
       <w:r>
         <w:rPr>
-          <w:noProof/>
-        </w:rPr>
-        <w:drawing>
-          <wp:inline distT="0" distB="0" distL="0" distR="0" wp14:anchorId="6CBD4E92" wp14:editId="5C7B2B13">
-            <wp:extent cx="5853430" cy="387350"/>
-            <wp:effectExtent l="0" t="0" r="0" b="0"/>
-            <wp:docPr id="19" name="Imagen 19"/>
-            <wp:cNvGraphicFramePr>
-              <a:graphicFrameLocks xmlns:a="http://schemas.openxmlformats.org/drawingml/2006/main" noChangeAspect="1"/>
-            </wp:cNvGraphicFramePr>
-            <a:graphic xmlns:a="http://schemas.openxmlformats.org/drawingml/2006/main">
-              <a:graphicData uri="http://schemas.openxmlformats.org/drawingml/2006/picture">
-                <pic:pic xmlns:pic="http://schemas.openxmlformats.org/drawingml/2006/picture">
-                  <pic:nvPicPr>
-                    <pic:cNvPr id="0" name="Picture 1"/>
-                    <pic:cNvPicPr>
-                      <a:picLocks noChangeAspect="1" noChangeArrowheads="1"/>
-                    </pic:cNvPicPr>
-                  </pic:nvPicPr>
-                  <pic:blipFill>
-                    <a:blip r:embed="rId31" cstate="print">
-                      <a:extLst>
-                        <a:ext uri="{28A0092B-C50C-407E-A947-70E740481C1C}">
-                          <a14:useLocalDpi xmlns:a14="http://schemas.microsoft.com/office/drawing/2010/main" val="0"/>
-                        </a:ext>
-                      </a:extLst>
-                    </a:blip>
-                    <a:srcRect/>
-                    <a:stretch>
-                      <a:fillRect/>
-                    </a:stretch>
-                  </pic:blipFill>
-                  <pic:spPr bwMode="auto">
-                    <a:xfrm>
-                      <a:off x="0" y="0"/>
-                      <a:ext cx="5853430" cy="387350"/>
-                    </a:xfrm>
-                    <a:prstGeom prst="rect">
-                      <a:avLst/>
-                    </a:prstGeom>
-                    <a:noFill/>
-                    <a:ln>
-                      <a:noFill/>
-                    </a:ln>
-                  </pic:spPr>
-                </pic:pic>
-              </a:graphicData>
-            </a:graphic>
-          </wp:inline>
-        </w:drawing>
-      </w:r>
-      <w:r>
-        <w:rPr>
           <w:rFonts w:ascii="Garamond" w:eastAsia="Garamond" w:hAnsi="Garamond" w:cs="Garamond"/>
           <w:color w:val="000000"/>
           <w:sz w:val="23"/>
@@ -35108,6 +36682,15 @@
           <w:szCs w:val="23"/>
         </w:rPr>
         <w:t xml:space="preserve"> una evaluación eficiente de las restricciones establecidas.</w:t>
+      </w:r>
+      <w:r>
+        <w:rPr>
+          <w:rFonts w:ascii="Garamond" w:eastAsia="Garamond" w:hAnsi="Garamond" w:cs="Garamond"/>
+          <w:color w:val="000000"/>
+          <w:sz w:val="23"/>
+          <w:szCs w:val="23"/>
+        </w:rPr>
+        <w:t xml:space="preserve"> </w:t>
       </w:r>
     </w:p>
     <w:p>
@@ -35120,9 +36703,11 @@
         <w:spacing w:before="240" w:after="240" w:line="288" w:lineRule="auto"/>
         <w:ind w:left="709" w:hanging="709"/>
       </w:pPr>
+      <w:bookmarkStart w:id="62" w:name="_Toc196777348"/>
       <w:r>
         <w:t>Abstracción y modelado inicial de datos</w:t>
       </w:r>
+      <w:bookmarkEnd w:id="62"/>
     </w:p>
     <w:p>
       <w:pPr>
@@ -35217,7 +36802,8 @@
           <w:right w:val="nil"/>
           <w:between w:val="nil"/>
         </w:pBdr>
-        <w:spacing w:before="240" w:after="240"/>
+        <w:spacing w:before="120" w:after="120"/>
+        <w:ind w:left="714" w:hanging="357"/>
         <w:jc w:val="both"/>
         <w:rPr>
           <w:rFonts w:ascii="Garamond" w:eastAsia="Garamond" w:hAnsi="Garamond" w:cs="Garamond"/>
@@ -35263,7 +36849,8 @@
           <w:right w:val="nil"/>
           <w:between w:val="nil"/>
         </w:pBdr>
-        <w:spacing w:before="240" w:after="240"/>
+        <w:spacing w:before="120" w:after="120"/>
+        <w:ind w:left="714" w:hanging="357"/>
         <w:jc w:val="both"/>
         <w:rPr>
           <w:rFonts w:ascii="Garamond" w:eastAsia="Garamond" w:hAnsi="Garamond" w:cs="Garamond"/>
@@ -35351,7 +36938,8 @@
           <w:right w:val="nil"/>
           <w:between w:val="nil"/>
         </w:pBdr>
-        <w:spacing w:before="240" w:after="240"/>
+        <w:spacing w:before="120" w:after="120"/>
+        <w:ind w:left="714" w:hanging="357"/>
         <w:jc w:val="both"/>
         <w:rPr>
           <w:rFonts w:ascii="Garamond" w:eastAsia="Garamond" w:hAnsi="Garamond" w:cs="Garamond"/>
@@ -35397,7 +36985,8 @@
           <w:right w:val="nil"/>
           <w:between w:val="nil"/>
         </w:pBdr>
-        <w:spacing w:before="240" w:after="240"/>
+        <w:spacing w:before="120" w:after="120"/>
+        <w:ind w:left="714" w:hanging="357"/>
         <w:jc w:val="both"/>
         <w:rPr>
           <w:rFonts w:ascii="Garamond" w:eastAsia="Garamond" w:hAnsi="Garamond" w:cs="Garamond"/>
@@ -35527,7 +37116,8 @@
           <w:right w:val="nil"/>
           <w:between w:val="nil"/>
         </w:pBdr>
-        <w:spacing w:before="240" w:after="240"/>
+        <w:spacing w:before="120" w:after="120"/>
+        <w:ind w:left="714" w:hanging="357"/>
         <w:jc w:val="both"/>
         <w:rPr>
           <w:rFonts w:ascii="Garamond" w:eastAsia="Garamond" w:hAnsi="Garamond" w:cs="Garamond"/>
@@ -35587,7 +37177,8 @@
           <w:right w:val="nil"/>
           <w:between w:val="nil"/>
         </w:pBdr>
-        <w:spacing w:before="240" w:after="240"/>
+        <w:spacing w:before="120" w:after="120"/>
+        <w:ind w:left="714" w:hanging="357"/>
         <w:jc w:val="both"/>
         <w:rPr>
           <w:rFonts w:ascii="Garamond" w:eastAsia="Garamond" w:hAnsi="Garamond" w:cs="Garamond"/>
@@ -35695,7 +37286,8 @@
         <w:spacing w:before="240" w:after="240" w:line="288" w:lineRule="auto"/>
         <w:ind w:left="709" w:hanging="709"/>
       </w:pPr>
-      <w:bookmarkStart w:id="47" w:name="_Hlk196730488"/>
+      <w:bookmarkStart w:id="63" w:name="_Hlk196730488"/>
+      <w:bookmarkStart w:id="64" w:name="_Toc196777349"/>
       <w:r>
         <w:t>Abstracción y consolidación</w:t>
       </w:r>
@@ -35706,9 +37298,10 @@
       <w:r>
         <w:t>Dataset</w:t>
       </w:r>
+      <w:bookmarkEnd w:id="64"/>
       <w:proofErr w:type="spellEnd"/>
     </w:p>
-    <w:bookmarkEnd w:id="47"/>
+    <w:bookmarkEnd w:id="63"/>
     <w:p>
       <w:pPr>
         <w:pBdr>
@@ -35718,7 +37311,7 @@
           <w:right w:val="nil"/>
           <w:between w:val="nil"/>
         </w:pBdr>
-        <w:spacing w:before="240" w:after="240"/>
+        <w:spacing w:before="120" w:after="120"/>
         <w:jc w:val="both"/>
         <w:rPr>
           <w:rFonts w:ascii="Garamond" w:eastAsia="Garamond" w:hAnsi="Garamond" w:cs="Garamond"/>
@@ -35806,7 +37399,7 @@
           <w:right w:val="nil"/>
           <w:between w:val="nil"/>
         </w:pBdr>
-        <w:spacing w:before="240" w:after="240"/>
+        <w:spacing w:before="120" w:after="120"/>
         <w:jc w:val="both"/>
         <w:rPr>
           <w:rFonts w:ascii="Garamond" w:eastAsia="Garamond" w:hAnsi="Garamond" w:cs="Garamond"/>
@@ -35840,7 +37433,7 @@
           <w:right w:val="nil"/>
           <w:between w:val="nil"/>
         </w:pBdr>
-        <w:spacing w:before="240" w:after="240"/>
+        <w:spacing w:before="120" w:after="120"/>
         <w:jc w:val="both"/>
         <w:rPr>
           <w:rFonts w:ascii="Garamond" w:eastAsia="Garamond" w:hAnsi="Garamond" w:cs="Garamond"/>
@@ -36036,7 +37629,7 @@
           <w:right w:val="nil"/>
           <w:between w:val="nil"/>
         </w:pBdr>
-        <w:spacing w:before="240" w:after="240"/>
+        <w:spacing w:before="120" w:after="120"/>
         <w:jc w:val="both"/>
         <w:rPr>
           <w:rFonts w:ascii="Garamond" w:eastAsia="Garamond" w:hAnsi="Garamond" w:cs="Garamond"/>
@@ -36166,7 +37759,7 @@
           <w:right w:val="nil"/>
           <w:between w:val="nil"/>
         </w:pBdr>
-        <w:spacing w:before="240" w:after="240"/>
+        <w:spacing w:before="120" w:after="120"/>
         <w:jc w:val="both"/>
         <w:rPr>
           <w:rFonts w:ascii="Garamond" w:eastAsia="Garamond" w:hAnsi="Garamond" w:cs="Garamond"/>
@@ -36302,7 +37895,7 @@
           <w:right w:val="nil"/>
           <w:between w:val="nil"/>
         </w:pBdr>
-        <w:spacing w:before="240" w:after="240"/>
+        <w:spacing w:before="120" w:after="120"/>
         <w:jc w:val="both"/>
         <w:rPr>
           <w:rFonts w:ascii="Garamond" w:eastAsia="Garamond" w:hAnsi="Garamond" w:cs="Garamond"/>
@@ -36531,6 +38124,7 @@
         <w:spacing w:before="240" w:after="240" w:line="288" w:lineRule="auto"/>
         <w:ind w:left="709" w:hanging="709"/>
       </w:pPr>
+      <w:bookmarkStart w:id="65" w:name="_Toc196777350"/>
       <w:r>
         <w:t xml:space="preserve">Estructura del </w:t>
       </w:r>
@@ -36538,6 +38132,7 @@
       <w:r>
         <w:t>Dataset</w:t>
       </w:r>
+      <w:bookmarkEnd w:id="65"/>
       <w:proofErr w:type="spellEnd"/>
     </w:p>
     <w:p>
@@ -36549,7 +38144,7 @@
           <w:right w:val="nil"/>
           <w:between w:val="nil"/>
         </w:pBdr>
-        <w:spacing w:before="240" w:after="240"/>
+        <w:spacing w:before="120" w:after="120"/>
         <w:jc w:val="both"/>
         <w:rPr>
           <w:rFonts w:ascii="Garamond" w:eastAsia="Garamond" w:hAnsi="Garamond" w:cs="Garamond"/>
@@ -36647,7 +38242,6 @@
           <w:szCs w:val="23"/>
           <w:lang w:val="es-BO"/>
         </w:rPr>
-        <w:lastRenderedPageBreak/>
         <w:t>nombre_materia</w:t>
       </w:r>
       <w:proofErr w:type="spellEnd"/>
@@ -36741,6 +38335,7 @@
           <w:szCs w:val="23"/>
           <w:lang w:val="es-BO"/>
         </w:rPr>
+        <w:lastRenderedPageBreak/>
         <w:t>laboratorio: Indicador booleano/entero si la materia requiere un laboratorio.</w:t>
       </w:r>
     </w:p>
@@ -36976,7 +38571,7 @@
           <w:right w:val="nil"/>
           <w:between w:val="nil"/>
         </w:pBdr>
-        <w:spacing w:before="240" w:after="240"/>
+        <w:spacing w:before="120" w:after="120"/>
         <w:jc w:val="both"/>
         <w:rPr>
           <w:rFonts w:ascii="Garamond" w:eastAsia="Garamond" w:hAnsi="Garamond" w:cs="Garamond"/>
@@ -37083,7 +38678,7 @@
                     <pic:cNvPicPr/>
                   </pic:nvPicPr>
                   <pic:blipFill>
-                    <a:blip r:embed="rId32"/>
+                    <a:blip r:embed="rId31"/>
                     <a:stretch>
                       <a:fillRect/>
                     </a:stretch>
@@ -37285,149 +38880,158 @@
           <w:sz w:val="23"/>
           <w:szCs w:val="23"/>
         </w:rPr>
+        <w:t>Como se evidencia en el sc</w:t>
+      </w:r>
+      <w:r>
+        <w:rPr>
+          <w:rFonts w:ascii="Garamond" w:eastAsia="Garamond" w:hAnsi="Garamond" w:cs="Garamond"/>
+          <w:color w:val="000000"/>
+          <w:sz w:val="23"/>
+          <w:szCs w:val="23"/>
+        </w:rPr>
+        <w:t xml:space="preserve">ript </w:t>
+      </w:r>
+      <w:r>
+        <w:rPr>
+          <w:rFonts w:ascii="Garamond" w:eastAsia="Garamond" w:hAnsi="Garamond" w:cs="Garamond"/>
+          <w:color w:val="000000"/>
+          <w:sz w:val="23"/>
+          <w:szCs w:val="23"/>
+        </w:rPr>
+        <w:t>para</w:t>
+      </w:r>
+      <w:r>
+        <w:rPr>
+          <w:rFonts w:ascii="Garamond" w:eastAsia="Garamond" w:hAnsi="Garamond" w:cs="Garamond"/>
+          <w:color w:val="000000"/>
+          <w:sz w:val="23"/>
+          <w:szCs w:val="23"/>
+        </w:rPr>
+        <w:t xml:space="preserve"> generación </w:t>
+      </w:r>
+      <w:r>
+        <w:rPr>
+          <w:rFonts w:ascii="Garamond" w:eastAsia="Garamond" w:hAnsi="Garamond" w:cs="Garamond"/>
+          <w:color w:val="000000"/>
+          <w:sz w:val="23"/>
+          <w:szCs w:val="23"/>
+        </w:rPr>
+        <w:t>a</w:t>
+      </w:r>
+      <w:r>
+        <w:rPr>
+          <w:rFonts w:ascii="Garamond" w:eastAsia="Garamond" w:hAnsi="Garamond" w:cs="Garamond"/>
+          <w:color w:val="000000"/>
+          <w:sz w:val="23"/>
+          <w:szCs w:val="23"/>
+        </w:rPr>
+        <w:t xml:space="preserve"> </w:t>
+      </w:r>
+      <w:r>
+        <w:rPr>
+          <w:rFonts w:ascii="Garamond" w:eastAsia="Garamond" w:hAnsi="Garamond" w:cs="Garamond"/>
+          <w:color w:val="000000"/>
+          <w:sz w:val="23"/>
+          <w:szCs w:val="23"/>
+        </w:rPr>
+        <w:t>texto plano</w:t>
+      </w:r>
+      <w:r>
+        <w:rPr>
+          <w:rFonts w:ascii="Garamond" w:eastAsia="Garamond" w:hAnsi="Garamond" w:cs="Garamond"/>
+          <w:color w:val="000000"/>
+          <w:sz w:val="23"/>
+          <w:szCs w:val="23"/>
+        </w:rPr>
+        <w:t xml:space="preserve"> (ver figura 3-6)</w:t>
+      </w:r>
+      <w:r>
+        <w:rPr>
+          <w:rFonts w:ascii="Garamond" w:eastAsia="Garamond" w:hAnsi="Garamond" w:cs="Garamond"/>
+          <w:color w:val="000000"/>
+          <w:sz w:val="23"/>
+          <w:szCs w:val="23"/>
+        </w:rPr>
+        <w:t xml:space="preserve">, la presencia o ausencia de un valor en estas columnas (representada por el nulo en el </w:t>
+      </w:r>
+      <w:proofErr w:type="spellStart"/>
+      <w:r>
+        <w:rPr>
+          <w:rFonts w:ascii="Garamond" w:eastAsia="Garamond" w:hAnsi="Garamond" w:cs="Garamond"/>
+          <w:color w:val="000000"/>
+          <w:sz w:val="23"/>
+          <w:szCs w:val="23"/>
+        </w:rPr>
+        <w:t>dataset</w:t>
+      </w:r>
+      <w:proofErr w:type="spellEnd"/>
+      <w:r>
+        <w:rPr>
+          <w:rFonts w:ascii="Garamond" w:eastAsia="Garamond" w:hAnsi="Garamond" w:cs="Garamond"/>
+          <w:color w:val="000000"/>
+          <w:sz w:val="23"/>
+          <w:szCs w:val="23"/>
+        </w:rPr>
+        <w:t>) es utilizada por la lógica condicional para determinar dinámicamente si se incluye un parámetro específico en la instanciación de un objeto '</w:t>
+      </w:r>
+      <w:proofErr w:type="spellStart"/>
+      <w:r>
+        <w:rPr>
+          <w:rFonts w:ascii="Garamond" w:eastAsia="Garamond" w:hAnsi="Garamond" w:cs="Garamond"/>
+          <w:color w:val="000000"/>
+          <w:sz w:val="23"/>
+          <w:szCs w:val="23"/>
+        </w:rPr>
+        <w:t>Course</w:t>
+      </w:r>
+      <w:proofErr w:type="spellEnd"/>
+      <w:r>
+        <w:rPr>
+          <w:rFonts w:ascii="Garamond" w:eastAsia="Garamond" w:hAnsi="Garamond" w:cs="Garamond"/>
+          <w:color w:val="000000"/>
+          <w:sz w:val="23"/>
+          <w:szCs w:val="23"/>
+        </w:rPr>
+        <w:t>', si se asigna explícitamente un valor nulo ('</w:t>
+      </w:r>
+      <w:proofErr w:type="spellStart"/>
+      <w:r>
+        <w:rPr>
+          <w:rFonts w:ascii="Garamond" w:eastAsia="Garamond" w:hAnsi="Garamond" w:cs="Garamond"/>
+          <w:color w:val="000000"/>
+          <w:sz w:val="23"/>
+          <w:szCs w:val="23"/>
+        </w:rPr>
+        <w:t>null</w:t>
+      </w:r>
+      <w:proofErr w:type="spellEnd"/>
+      <w:r>
+        <w:rPr>
+          <w:rFonts w:ascii="Garamond" w:eastAsia="Garamond" w:hAnsi="Garamond" w:cs="Garamond"/>
+          <w:color w:val="000000"/>
+          <w:sz w:val="23"/>
+          <w:szCs w:val="23"/>
+        </w:rPr>
+        <w:t>') o si se omite completamente dicho parámetro</w:t>
+      </w:r>
+      <w:r>
+        <w:rPr>
+          <w:rFonts w:ascii="Garamond" w:eastAsia="Garamond" w:hAnsi="Garamond" w:cs="Garamond"/>
+          <w:color w:val="000000"/>
+          <w:sz w:val="23"/>
+          <w:szCs w:val="23"/>
+        </w:rPr>
+        <w:t xml:space="preserve"> </w:t>
+      </w:r>
+      <w:r>
+        <w:rPr>
+          <w:rFonts w:ascii="Garamond" w:eastAsia="Garamond" w:hAnsi="Garamond" w:cs="Garamond"/>
+          <w:color w:val="000000"/>
+          <w:sz w:val="23"/>
+          <w:szCs w:val="23"/>
+        </w:rPr>
         <w:lastRenderedPageBreak/>
-        <w:t>Como se evidencia en el sc</w:t>
-      </w:r>
-      <w:r>
-        <w:rPr>
-          <w:rFonts w:ascii="Garamond" w:eastAsia="Garamond" w:hAnsi="Garamond" w:cs="Garamond"/>
-          <w:color w:val="000000"/>
-          <w:sz w:val="23"/>
-          <w:szCs w:val="23"/>
-        </w:rPr>
-        <w:t xml:space="preserve">ript </w:t>
-      </w:r>
-      <w:r>
-        <w:rPr>
-          <w:rFonts w:ascii="Garamond" w:eastAsia="Garamond" w:hAnsi="Garamond" w:cs="Garamond"/>
-          <w:color w:val="000000"/>
-          <w:sz w:val="23"/>
-          <w:szCs w:val="23"/>
-        </w:rPr>
-        <w:t>para</w:t>
-      </w:r>
-      <w:r>
-        <w:rPr>
-          <w:rFonts w:ascii="Garamond" w:eastAsia="Garamond" w:hAnsi="Garamond" w:cs="Garamond"/>
-          <w:color w:val="000000"/>
-          <w:sz w:val="23"/>
-          <w:szCs w:val="23"/>
-        </w:rPr>
-        <w:t xml:space="preserve"> generación </w:t>
-      </w:r>
-      <w:r>
-        <w:rPr>
-          <w:rFonts w:ascii="Garamond" w:eastAsia="Garamond" w:hAnsi="Garamond" w:cs="Garamond"/>
-          <w:color w:val="000000"/>
-          <w:sz w:val="23"/>
-          <w:szCs w:val="23"/>
-        </w:rPr>
-        <w:t>a</w:t>
-      </w:r>
-      <w:r>
-        <w:rPr>
-          <w:rFonts w:ascii="Garamond" w:eastAsia="Garamond" w:hAnsi="Garamond" w:cs="Garamond"/>
-          <w:color w:val="000000"/>
-          <w:sz w:val="23"/>
-          <w:szCs w:val="23"/>
-        </w:rPr>
-        <w:t xml:space="preserve"> </w:t>
-      </w:r>
-      <w:r>
-        <w:rPr>
-          <w:rFonts w:ascii="Garamond" w:eastAsia="Garamond" w:hAnsi="Garamond" w:cs="Garamond"/>
-          <w:color w:val="000000"/>
-          <w:sz w:val="23"/>
-          <w:szCs w:val="23"/>
-        </w:rPr>
-        <w:t>texto plano</w:t>
-      </w:r>
-      <w:r>
-        <w:rPr>
-          <w:rFonts w:ascii="Garamond" w:eastAsia="Garamond" w:hAnsi="Garamond" w:cs="Garamond"/>
-          <w:color w:val="000000"/>
-          <w:sz w:val="23"/>
-          <w:szCs w:val="23"/>
-        </w:rPr>
-        <w:t xml:space="preserve"> (ver figura 3-6)</w:t>
-      </w:r>
-      <w:r>
-        <w:rPr>
-          <w:rFonts w:ascii="Garamond" w:eastAsia="Garamond" w:hAnsi="Garamond" w:cs="Garamond"/>
-          <w:color w:val="000000"/>
-          <w:sz w:val="23"/>
-          <w:szCs w:val="23"/>
-        </w:rPr>
-        <w:t xml:space="preserve">, la presencia o ausencia de un valor en estas columnas (representada por el nulo en el </w:t>
-      </w:r>
-      <w:proofErr w:type="spellStart"/>
-      <w:r>
-        <w:rPr>
-          <w:rFonts w:ascii="Garamond" w:eastAsia="Garamond" w:hAnsi="Garamond" w:cs="Garamond"/>
-          <w:color w:val="000000"/>
-          <w:sz w:val="23"/>
-          <w:szCs w:val="23"/>
-        </w:rPr>
-        <w:t>dataset</w:t>
-      </w:r>
-      <w:proofErr w:type="spellEnd"/>
-      <w:r>
-        <w:rPr>
-          <w:rFonts w:ascii="Garamond" w:eastAsia="Garamond" w:hAnsi="Garamond" w:cs="Garamond"/>
-          <w:color w:val="000000"/>
-          <w:sz w:val="23"/>
-          <w:szCs w:val="23"/>
-        </w:rPr>
-        <w:t>) es utilizada por la lógica condicional para determinar dinámicamente si se incluye un parámetro específico en la instanciación de un objeto '</w:t>
-      </w:r>
-      <w:proofErr w:type="spellStart"/>
-      <w:r>
-        <w:rPr>
-          <w:rFonts w:ascii="Garamond" w:eastAsia="Garamond" w:hAnsi="Garamond" w:cs="Garamond"/>
-          <w:color w:val="000000"/>
-          <w:sz w:val="23"/>
-          <w:szCs w:val="23"/>
-        </w:rPr>
-        <w:t>Course</w:t>
-      </w:r>
-      <w:proofErr w:type="spellEnd"/>
-      <w:r>
-        <w:rPr>
-          <w:rFonts w:ascii="Garamond" w:eastAsia="Garamond" w:hAnsi="Garamond" w:cs="Garamond"/>
-          <w:color w:val="000000"/>
-          <w:sz w:val="23"/>
-          <w:szCs w:val="23"/>
-        </w:rPr>
-        <w:t>', si se asigna explícitamente un valor nulo ('</w:t>
-      </w:r>
-      <w:proofErr w:type="spellStart"/>
-      <w:r>
-        <w:rPr>
-          <w:rFonts w:ascii="Garamond" w:eastAsia="Garamond" w:hAnsi="Garamond" w:cs="Garamond"/>
-          <w:color w:val="000000"/>
-          <w:sz w:val="23"/>
-          <w:szCs w:val="23"/>
-        </w:rPr>
-        <w:t>null</w:t>
-      </w:r>
-      <w:proofErr w:type="spellEnd"/>
-      <w:r>
-        <w:rPr>
-          <w:rFonts w:ascii="Garamond" w:eastAsia="Garamond" w:hAnsi="Garamond" w:cs="Garamond"/>
-          <w:color w:val="000000"/>
-          <w:sz w:val="23"/>
-          <w:szCs w:val="23"/>
-        </w:rPr>
-        <w:t>') o si se omite completamente dicho parámetro</w:t>
-      </w:r>
-      <w:r>
-        <w:rPr>
-          <w:rFonts w:ascii="Garamond" w:eastAsia="Garamond" w:hAnsi="Garamond" w:cs="Garamond"/>
-          <w:color w:val="000000"/>
-          <w:sz w:val="23"/>
-          <w:szCs w:val="23"/>
-        </w:rPr>
-        <w:t xml:space="preserve"> y así </w:t>
+        <w:t xml:space="preserve">y así </w:t>
       </w:r>
       <w:r>
         <w:rPr>
@@ -37531,7 +39135,7 @@
                     <pic:cNvPicPr/>
                   </pic:nvPicPr>
                   <pic:blipFill>
-                    <a:blip r:embed="rId33"/>
+                    <a:blip r:embed="rId32"/>
                     <a:stretch>
                       <a:fillRect/>
                     </a:stretch>
@@ -37636,10 +39240,18 @@
         </w:numPr>
         <w:spacing w:before="240" w:after="240" w:line="288" w:lineRule="auto"/>
         <w:ind w:left="709" w:hanging="709"/>
-      </w:pPr>
-      <w:r>
+        <w:rPr>
+          <w:highlight w:val="yellow"/>
+        </w:rPr>
+      </w:pPr>
+      <w:bookmarkStart w:id="66" w:name="_Toc196777351"/>
+      <w:r>
+        <w:rPr>
+          <w:highlight w:val="yellow"/>
+        </w:rPr>
         <w:t>Proceso del algoritmo genético</w:t>
       </w:r>
+      <w:bookmarkEnd w:id="66"/>
     </w:p>
     <w:p>
       <w:pPr>
@@ -37671,6 +39283,8 @@
           <w:szCs w:val="40"/>
         </w:rPr>
       </w:pPr>
+      <w:bookmarkStart w:id="67" w:name="_Toc196777352"/>
+      <w:bookmarkEnd w:id="67"/>
     </w:p>
     <w:p>
       <w:pPr>
@@ -37702,6 +39316,8 @@
           <w:szCs w:val="24"/>
         </w:rPr>
       </w:pPr>
+      <w:bookmarkStart w:id="68" w:name="_Toc196777353"/>
+      <w:bookmarkEnd w:id="68"/>
     </w:p>
     <w:p>
       <w:pPr>
@@ -37733,6 +39349,8 @@
           <w:szCs w:val="24"/>
         </w:rPr>
       </w:pPr>
+      <w:bookmarkStart w:id="69" w:name="_Toc196777354"/>
+      <w:bookmarkEnd w:id="69"/>
     </w:p>
     <w:p>
       <w:pPr>
@@ -37764,6 +39382,8 @@
           <w:szCs w:val="24"/>
         </w:rPr>
       </w:pPr>
+      <w:bookmarkStart w:id="70" w:name="_Toc196777355"/>
+      <w:bookmarkEnd w:id="70"/>
     </w:p>
     <w:p>
       <w:pPr>
@@ -37795,6 +39415,8 @@
           <w:szCs w:val="24"/>
         </w:rPr>
       </w:pPr>
+      <w:bookmarkStart w:id="71" w:name="_Toc196777356"/>
+      <w:bookmarkEnd w:id="71"/>
     </w:p>
     <w:p>
       <w:pPr>
@@ -37826,6 +39448,8 @@
           <w:szCs w:val="24"/>
         </w:rPr>
       </w:pPr>
+      <w:bookmarkStart w:id="72" w:name="_Toc196777357"/>
+      <w:bookmarkEnd w:id="72"/>
     </w:p>
     <w:p>
       <w:pPr>
@@ -37857,6 +39481,8 @@
           <w:szCs w:val="24"/>
         </w:rPr>
       </w:pPr>
+      <w:bookmarkStart w:id="73" w:name="_Toc196777358"/>
+      <w:bookmarkEnd w:id="73"/>
     </w:p>
     <w:p>
       <w:pPr>
@@ -37888,6 +39514,8 @@
           <w:szCs w:val="24"/>
         </w:rPr>
       </w:pPr>
+      <w:bookmarkStart w:id="74" w:name="_Toc196777359"/>
+      <w:bookmarkEnd w:id="74"/>
     </w:p>
     <w:p>
       <w:pPr>
@@ -37919,6 +39547,8 @@
           <w:szCs w:val="24"/>
         </w:rPr>
       </w:pPr>
+      <w:bookmarkStart w:id="75" w:name="_Toc196777360"/>
+      <w:bookmarkEnd w:id="75"/>
     </w:p>
     <w:p>
       <w:pPr>
@@ -37950,6 +39580,8 @@
           <w:szCs w:val="24"/>
         </w:rPr>
       </w:pPr>
+      <w:bookmarkStart w:id="76" w:name="_Toc196777361"/>
+      <w:bookmarkEnd w:id="76"/>
     </w:p>
     <w:p>
       <w:pPr>
@@ -37981,6 +39613,8 @@
           <w:szCs w:val="24"/>
         </w:rPr>
       </w:pPr>
+      <w:bookmarkStart w:id="77" w:name="_Toc196777362"/>
+      <w:bookmarkEnd w:id="77"/>
     </w:p>
     <w:p>
       <w:pPr>
@@ -37990,6 +39624,7 @@
           <w:szCs w:val="24"/>
         </w:rPr>
       </w:pPr>
+      <w:bookmarkStart w:id="78" w:name="_Toc196777363"/>
       <w:r>
         <w:rPr>
           <w:sz w:val="24"/>
@@ -37997,6 +39632,7 @@
         </w:rPr>
         <w:t>Representación del individuo (Cromosoma)</w:t>
       </w:r>
+      <w:bookmarkEnd w:id="78"/>
     </w:p>
     <w:p>
       <w:pPr>
@@ -38377,110 +40013,120 @@
           <w:szCs w:val="23"/>
           <w:lang w:val="es-BO"/>
         </w:rPr>
+        <w:t xml:space="preserve">Esta representación mapea directamente la estructura del problema (asignar cada clase a un lugar y hora). </w:t>
+      </w:r>
+      <w:r>
+        <w:rPr>
+          <w:rFonts w:ascii="Garamond" w:eastAsia="Garamond" w:hAnsi="Garamond" w:cs="Garamond"/>
+          <w:color w:val="000000"/>
+          <w:sz w:val="23"/>
+          <w:szCs w:val="23"/>
+          <w:lang w:val="es-BO"/>
+        </w:rPr>
+        <w:t>asegurando</w:t>
+      </w:r>
+      <w:r>
+        <w:rPr>
+          <w:rFonts w:ascii="Garamond" w:eastAsia="Garamond" w:hAnsi="Garamond" w:cs="Garamond"/>
+          <w:color w:val="000000"/>
+          <w:sz w:val="23"/>
+          <w:szCs w:val="23"/>
+          <w:lang w:val="es-BO"/>
+        </w:rPr>
+        <w:t xml:space="preserve"> que cada clase definida en el problema (</w:t>
+      </w:r>
+      <w:proofErr w:type="spellStart"/>
+      <w:r>
+        <w:rPr>
+          <w:rFonts w:ascii="Garamond" w:eastAsia="Garamond" w:hAnsi="Garamond" w:cs="Garamond"/>
+          <w:color w:val="000000"/>
+          <w:sz w:val="23"/>
+          <w:szCs w:val="23"/>
+          <w:lang w:val="es-BO"/>
+        </w:rPr>
+        <w:t>courses</w:t>
+      </w:r>
+      <w:proofErr w:type="spellEnd"/>
+      <w:r>
+        <w:rPr>
+          <w:rFonts w:ascii="Garamond" w:eastAsia="Garamond" w:hAnsi="Garamond" w:cs="Garamond"/>
+          <w:color w:val="000000"/>
+          <w:sz w:val="23"/>
+          <w:szCs w:val="23"/>
+          <w:lang w:val="es-BO"/>
+        </w:rPr>
+        <w:t>) esté presente exactamente una vez en cada horario potencial (cromosoma)</w:t>
+      </w:r>
+      <w:r>
+        <w:rPr>
+          <w:rFonts w:ascii="Garamond" w:eastAsia="Garamond" w:hAnsi="Garamond" w:cs="Garamond"/>
+          <w:color w:val="000000"/>
+          <w:sz w:val="23"/>
+          <w:szCs w:val="23"/>
+          <w:lang w:val="es-BO"/>
+        </w:rPr>
+        <w:t xml:space="preserve"> para permitir</w:t>
+      </w:r>
+      <w:r>
+        <w:rPr>
+          <w:rFonts w:ascii="Garamond" w:eastAsia="Garamond" w:hAnsi="Garamond" w:cs="Garamond"/>
+          <w:color w:val="000000"/>
+          <w:sz w:val="23"/>
+          <w:szCs w:val="23"/>
+          <w:lang w:val="es-BO"/>
+        </w:rPr>
+        <w:t xml:space="preserve"> que los operadores genéticos (cruce y mutación) operen directamente sobre asignaciones de clases individuales</w:t>
+      </w:r>
+      <w:r>
+        <w:rPr>
+          <w:rFonts w:ascii="Garamond" w:eastAsia="Garamond" w:hAnsi="Garamond" w:cs="Garamond"/>
+          <w:color w:val="000000"/>
+          <w:sz w:val="23"/>
+          <w:szCs w:val="23"/>
+          <w:lang w:val="es-BO"/>
+        </w:rPr>
+        <w:t xml:space="preserve"> con el fin de facilitar</w:t>
+      </w:r>
+      <w:r>
+        <w:rPr>
+          <w:rFonts w:ascii="Garamond" w:eastAsia="Garamond" w:hAnsi="Garamond" w:cs="Garamond"/>
+          <w:color w:val="000000"/>
+          <w:sz w:val="23"/>
+          <w:szCs w:val="23"/>
+          <w:lang w:val="es-BO"/>
+        </w:rPr>
+        <w:t xml:space="preserve"> la modificación y combinación de horarios. </w:t>
+      </w:r>
+      <w:r>
+        <w:rPr>
+          <w:rFonts w:ascii="Garamond" w:eastAsia="Garamond" w:hAnsi="Garamond" w:cs="Garamond"/>
+          <w:color w:val="000000"/>
+          <w:sz w:val="23"/>
+          <w:szCs w:val="23"/>
+          <w:lang w:val="es-BO"/>
+        </w:rPr>
+        <w:t>Esta parte usa evaluación directa, es decir, s</w:t>
+      </w:r>
+      <w:r>
+        <w:rPr>
+          <w:rFonts w:ascii="Garamond" w:eastAsia="Garamond" w:hAnsi="Garamond" w:cs="Garamond"/>
+          <w:color w:val="000000"/>
+          <w:sz w:val="23"/>
+          <w:szCs w:val="23"/>
+          <w:lang w:val="es-BO"/>
+        </w:rPr>
+        <w:t xml:space="preserve">implifica la evaluación de </w:t>
+      </w:r>
+      <w:r>
+        <w:rPr>
+          <w:rFonts w:ascii="Garamond" w:eastAsia="Garamond" w:hAnsi="Garamond" w:cs="Garamond"/>
+          <w:color w:val="000000"/>
+          <w:sz w:val="23"/>
+          <w:szCs w:val="23"/>
+          <w:lang w:val="es-BO"/>
+        </w:rPr>
         <w:lastRenderedPageBreak/>
-        <w:t xml:space="preserve">Esta representación mapea directamente la estructura del problema (asignar cada clase a un lugar y hora). </w:t>
-      </w:r>
-      <w:r>
-        <w:rPr>
-          <w:rFonts w:ascii="Garamond" w:eastAsia="Garamond" w:hAnsi="Garamond" w:cs="Garamond"/>
-          <w:color w:val="000000"/>
-          <w:sz w:val="23"/>
-          <w:szCs w:val="23"/>
-          <w:lang w:val="es-BO"/>
-        </w:rPr>
-        <w:t>asegurando</w:t>
-      </w:r>
-      <w:r>
-        <w:rPr>
-          <w:rFonts w:ascii="Garamond" w:eastAsia="Garamond" w:hAnsi="Garamond" w:cs="Garamond"/>
-          <w:color w:val="000000"/>
-          <w:sz w:val="23"/>
-          <w:szCs w:val="23"/>
-          <w:lang w:val="es-BO"/>
-        </w:rPr>
-        <w:t xml:space="preserve"> que cada clase definida en el problema (</w:t>
-      </w:r>
-      <w:proofErr w:type="spellStart"/>
-      <w:r>
-        <w:rPr>
-          <w:rFonts w:ascii="Garamond" w:eastAsia="Garamond" w:hAnsi="Garamond" w:cs="Garamond"/>
-          <w:color w:val="000000"/>
-          <w:sz w:val="23"/>
-          <w:szCs w:val="23"/>
-          <w:lang w:val="es-BO"/>
-        </w:rPr>
-        <w:t>courses</w:t>
-      </w:r>
-      <w:proofErr w:type="spellEnd"/>
-      <w:r>
-        <w:rPr>
-          <w:rFonts w:ascii="Garamond" w:eastAsia="Garamond" w:hAnsi="Garamond" w:cs="Garamond"/>
-          <w:color w:val="000000"/>
-          <w:sz w:val="23"/>
-          <w:szCs w:val="23"/>
-          <w:lang w:val="es-BO"/>
-        </w:rPr>
-        <w:t>) esté presente exactamente una vez en cada horario potencial (cromosoma)</w:t>
-      </w:r>
-      <w:r>
-        <w:rPr>
-          <w:rFonts w:ascii="Garamond" w:eastAsia="Garamond" w:hAnsi="Garamond" w:cs="Garamond"/>
-          <w:color w:val="000000"/>
-          <w:sz w:val="23"/>
-          <w:szCs w:val="23"/>
-          <w:lang w:val="es-BO"/>
-        </w:rPr>
-        <w:t xml:space="preserve"> para permitir</w:t>
-      </w:r>
-      <w:r>
-        <w:rPr>
-          <w:rFonts w:ascii="Garamond" w:eastAsia="Garamond" w:hAnsi="Garamond" w:cs="Garamond"/>
-          <w:color w:val="000000"/>
-          <w:sz w:val="23"/>
-          <w:szCs w:val="23"/>
-          <w:lang w:val="es-BO"/>
-        </w:rPr>
-        <w:t xml:space="preserve"> que los operadores genéticos (cruce y mutación) operen directamente sobre asignaciones de clases individuales</w:t>
-      </w:r>
-      <w:r>
-        <w:rPr>
-          <w:rFonts w:ascii="Garamond" w:eastAsia="Garamond" w:hAnsi="Garamond" w:cs="Garamond"/>
-          <w:color w:val="000000"/>
-          <w:sz w:val="23"/>
-          <w:szCs w:val="23"/>
-          <w:lang w:val="es-BO"/>
-        </w:rPr>
-        <w:t xml:space="preserve"> con el fin de facilitar</w:t>
-      </w:r>
-      <w:r>
-        <w:rPr>
-          <w:rFonts w:ascii="Garamond" w:eastAsia="Garamond" w:hAnsi="Garamond" w:cs="Garamond"/>
-          <w:color w:val="000000"/>
-          <w:sz w:val="23"/>
-          <w:szCs w:val="23"/>
-          <w:lang w:val="es-BO"/>
-        </w:rPr>
-        <w:t xml:space="preserve"> la modificación y combinación de horarios. </w:t>
-      </w:r>
-      <w:r>
-        <w:rPr>
-          <w:rFonts w:ascii="Garamond" w:eastAsia="Garamond" w:hAnsi="Garamond" w:cs="Garamond"/>
-          <w:color w:val="000000"/>
-          <w:sz w:val="23"/>
-          <w:szCs w:val="23"/>
-          <w:lang w:val="es-BO"/>
-        </w:rPr>
-        <w:t>Esta parte usa evaluación directa, es decir, s</w:t>
-      </w:r>
-      <w:r>
-        <w:rPr>
-          <w:rFonts w:ascii="Garamond" w:eastAsia="Garamond" w:hAnsi="Garamond" w:cs="Garamond"/>
-          <w:color w:val="000000"/>
-          <w:sz w:val="23"/>
-          <w:szCs w:val="23"/>
-          <w:lang w:val="es-BO"/>
-        </w:rPr>
-        <w:t xml:space="preserve">implifica la evaluación de restricciones ya que toda la información relevante para una clase está contenida dentro de su </w:t>
+        <w:t xml:space="preserve">restricciones ya que toda la información relevante para una clase está contenida dentro de su </w:t>
       </w:r>
       <w:r>
         <w:rPr>
@@ -38534,6 +40180,7 @@
           <w:szCs w:val="24"/>
         </w:rPr>
       </w:pPr>
+      <w:bookmarkStart w:id="79" w:name="_Toc196777364"/>
       <w:r>
         <w:rPr>
           <w:sz w:val="24"/>
@@ -38562,10 +40209,11 @@
         </w:rPr>
         <w:t>)</w:t>
       </w:r>
-    </w:p>
-    <w:p>
-      <w:pPr>
-        <w:spacing w:before="240" w:after="120"/>
+      <w:bookmarkEnd w:id="79"/>
+    </w:p>
+    <w:p>
+      <w:pPr>
+        <w:spacing w:before="120" w:after="120"/>
         <w:jc w:val="both"/>
         <w:rPr>
           <w:rFonts w:ascii="Garamond" w:eastAsia="Garamond" w:hAnsi="Garamond" w:cs="Garamond"/>
@@ -38628,7 +40276,7 @@
           <w:ilvl w:val="0"/>
           <w:numId w:val="34"/>
         </w:numPr>
-        <w:spacing w:before="240" w:after="120"/>
+        <w:spacing w:before="120" w:after="120"/>
         <w:jc w:val="both"/>
         <w:rPr>
           <w:rFonts w:ascii="Garamond" w:eastAsia="Garamond" w:hAnsi="Garamond" w:cs="Garamond"/>
@@ -38817,7 +40465,7 @@
           <w:ilvl w:val="0"/>
           <w:numId w:val="34"/>
         </w:numPr>
-        <w:spacing w:before="240" w:after="120"/>
+        <w:spacing w:before="120" w:after="120"/>
         <w:jc w:val="both"/>
         <w:rPr>
           <w:rFonts w:ascii="Garamond" w:eastAsia="Garamond" w:hAnsi="Garamond" w:cs="Garamond"/>
@@ -38946,7 +40594,7 @@
           <w:ilvl w:val="0"/>
           <w:numId w:val="34"/>
         </w:numPr>
-        <w:spacing w:before="240" w:after="120"/>
+        <w:spacing w:before="120" w:after="120"/>
         <w:jc w:val="both"/>
         <w:rPr>
           <w:rFonts w:ascii="Garamond" w:eastAsia="Garamond" w:hAnsi="Garamond" w:cs="Garamond"/>
@@ -38981,7 +40629,7 @@
     </w:p>
     <w:p>
       <w:pPr>
-        <w:spacing w:before="240" w:after="120"/>
+        <w:spacing w:before="120" w:after="120"/>
         <w:jc w:val="both"/>
         <w:rPr>
           <w:rFonts w:ascii="Garamond" w:eastAsia="Garamond" w:hAnsi="Garamond" w:cs="Garamond"/>
@@ -39110,6 +40758,7 @@
         </w:rPr>
         <w:t xml:space="preserve"> </w:t>
       </w:r>
+      <w:bookmarkStart w:id="80" w:name="_Toc196777365"/>
       <w:r>
         <w:rPr>
           <w:sz w:val="24"/>
@@ -39117,6 +40766,7 @@
         </w:rPr>
         <w:t>Población inicial</w:t>
       </w:r>
+      <w:bookmarkEnd w:id="80"/>
     </w:p>
     <w:p>
       <w:pPr>
@@ -39356,7 +41006,6 @@
           <w:szCs w:val="23"/>
           <w:lang w:val="es-BO"/>
         </w:rPr>
-        <w:lastRenderedPageBreak/>
         <w:t xml:space="preserve">Slots </w:t>
       </w:r>
       <w:r>
@@ -39396,19 +41045,6 @@
     </w:p>
     <w:p>
       <w:pPr>
-        <w:spacing w:before="240" w:after="120"/>
-        <w:jc w:val="both"/>
-        <w:rPr>
-          <w:rFonts w:ascii="Garamond" w:eastAsia="Garamond" w:hAnsi="Garamond" w:cs="Garamond"/>
-          <w:color w:val="000000"/>
-          <w:sz w:val="23"/>
-          <w:szCs w:val="23"/>
-          <w:lang w:val="es-BO"/>
-        </w:rPr>
-      </w:pPr>
-    </w:p>
-    <w:p>
-      <w:pPr>
         <w:pStyle w:val="Ttulo3"/>
         <w:spacing w:before="240" w:after="120" w:line="288" w:lineRule="auto"/>
         <w:rPr>
@@ -39416,6 +41052,7 @@
           <w:szCs w:val="24"/>
         </w:rPr>
       </w:pPr>
+      <w:bookmarkStart w:id="81" w:name="_Toc196777366"/>
       <w:r>
         <w:rPr>
           <w:sz w:val="24"/>
@@ -39423,10 +41060,11 @@
         </w:rPr>
         <w:t>Operadores genéticos</w:t>
       </w:r>
-    </w:p>
-    <w:p>
-      <w:pPr>
-        <w:spacing w:before="240" w:after="120"/>
+      <w:bookmarkEnd w:id="81"/>
+    </w:p>
+    <w:p>
+      <w:pPr>
+        <w:spacing w:before="120" w:after="120"/>
         <w:jc w:val="both"/>
         <w:rPr>
           <w:rFonts w:ascii="Garamond" w:eastAsia="Garamond" w:hAnsi="Garamond" w:cs="Garamond"/>
@@ -39464,7 +41102,7 @@
           <w:ilvl w:val="0"/>
           <w:numId w:val="36"/>
         </w:numPr>
-        <w:spacing w:before="240" w:after="120"/>
+        <w:spacing w:before="120" w:after="120"/>
         <w:jc w:val="both"/>
         <w:rPr>
           <w:rFonts w:ascii="Garamond" w:eastAsia="Garamond" w:hAnsi="Garamond" w:cs="Garamond"/>
@@ -39484,6 +41122,7 @@
           <w:szCs w:val="23"/>
           <w:lang w:val="es-BO"/>
         </w:rPr>
+        <w:lastRenderedPageBreak/>
         <w:t>Selección (</w:t>
       </w:r>
       <w:proofErr w:type="spellStart"/>
@@ -39635,7 +41274,7 @@
     </w:p>
     <w:p>
       <w:pPr>
-        <w:spacing w:before="240" w:after="120"/>
+        <w:spacing w:before="120" w:after="120"/>
         <w:jc w:val="both"/>
         <w:rPr>
           <w:rFonts w:ascii="Garamond" w:eastAsia="Garamond" w:hAnsi="Garamond" w:cs="Garamond"/>
@@ -39663,7 +41302,7 @@
           <w:ilvl w:val="0"/>
           <w:numId w:val="36"/>
         </w:numPr>
-        <w:spacing w:before="240" w:after="120"/>
+        <w:spacing w:before="120" w:after="120"/>
         <w:jc w:val="both"/>
         <w:rPr>
           <w:rFonts w:ascii="Garamond" w:eastAsia="Garamond" w:hAnsi="Garamond" w:cs="Garamond"/>
@@ -39782,7 +41421,7 @@
     </w:p>
     <w:p>
       <w:pPr>
-        <w:spacing w:before="240" w:after="120"/>
+        <w:spacing w:before="120" w:after="120"/>
         <w:jc w:val="both"/>
         <w:rPr>
           <w:rFonts w:ascii="Garamond" w:eastAsia="Garamond" w:hAnsi="Garamond" w:cs="Garamond"/>
@@ -39840,7 +41479,7 @@
           <w:ilvl w:val="0"/>
           <w:numId w:val="36"/>
         </w:numPr>
-        <w:spacing w:before="240" w:after="120"/>
+        <w:spacing w:before="120" w:after="120"/>
         <w:jc w:val="both"/>
         <w:rPr>
           <w:rFonts w:ascii="Garamond" w:eastAsia="Garamond" w:hAnsi="Garamond" w:cs="Garamond"/>
@@ -39980,12 +41619,34 @@
           <w:szCs w:val="23"/>
           <w:lang w:val="es-BO"/>
         </w:rPr>
-        <w:t xml:space="preserve">. Modifica una asignación aleatoria cambiando su aula o su franja horaria. La mutación es adaptativa: si un aula está sobreutilizada, hay mayor probabilidad de mutar el aula en lugar del horario; si un curso requiere un aula específica, solo se muta el horario. </w:t>
-      </w:r>
-    </w:p>
-    <w:p>
-      <w:pPr>
-        <w:spacing w:before="240" w:after="120"/>
+        <w:t xml:space="preserve">. Modifica una asignación aleatoria cambiando su aula o su franja horaria. La mutación es adaptativa: si un aula está </w:t>
+      </w:r>
+      <w:proofErr w:type="spellStart"/>
+      <w:r>
+        <w:rPr>
+          <w:rFonts w:ascii="Garamond" w:eastAsia="Garamond" w:hAnsi="Garamond" w:cs="Garamond"/>
+          <w:color w:val="000000"/>
+          <w:sz w:val="23"/>
+          <w:szCs w:val="23"/>
+          <w:lang w:val="es-BO"/>
+        </w:rPr>
+        <w:t>sobreutilizada</w:t>
+      </w:r>
+      <w:proofErr w:type="spellEnd"/>
+      <w:r>
+        <w:rPr>
+          <w:rFonts w:ascii="Garamond" w:eastAsia="Garamond" w:hAnsi="Garamond" w:cs="Garamond"/>
+          <w:color w:val="000000"/>
+          <w:sz w:val="23"/>
+          <w:szCs w:val="23"/>
+          <w:lang w:val="es-BO"/>
+        </w:rPr>
+        <w:t xml:space="preserve">, hay mayor probabilidad de mutar el aula en lugar del horario; si un curso requiere un aula específica, solo se muta el horario. </w:t>
+      </w:r>
+    </w:p>
+    <w:p>
+      <w:pPr>
+        <w:spacing w:before="120" w:after="120"/>
         <w:jc w:val="both"/>
         <w:rPr>
           <w:rFonts w:ascii="Garamond" w:eastAsia="Garamond" w:hAnsi="Garamond" w:cs="Garamond"/>
@@ -40025,34 +41686,44 @@
           <w:szCs w:val="23"/>
           <w:lang w:val="es-BO"/>
         </w:rPr>
-        <w:t>: aliviar la carga de aulas sobreutilizadas).</w:t>
+        <w:t xml:space="preserve">: aliviar la carga de aulas </w:t>
+      </w:r>
+      <w:proofErr w:type="spellStart"/>
+      <w:r>
+        <w:rPr>
+          <w:rFonts w:ascii="Garamond" w:eastAsia="Garamond" w:hAnsi="Garamond" w:cs="Garamond"/>
+          <w:color w:val="000000"/>
+          <w:sz w:val="23"/>
+          <w:szCs w:val="23"/>
+          <w:lang w:val="es-BO"/>
+        </w:rPr>
+        <w:t>sobreutilizadas</w:t>
+      </w:r>
+      <w:proofErr w:type="spellEnd"/>
+      <w:r>
+        <w:rPr>
+          <w:rFonts w:ascii="Garamond" w:eastAsia="Garamond" w:hAnsi="Garamond" w:cs="Garamond"/>
+          <w:color w:val="000000"/>
+          <w:sz w:val="23"/>
+          <w:szCs w:val="23"/>
+          <w:lang w:val="es-BO"/>
+        </w:rPr>
+        <w:t>).</w:t>
       </w:r>
     </w:p>
     <w:p>
       <w:pPr>
         <w:pStyle w:val="Ttulo3"/>
-        <w:spacing w:before="240" w:after="120" w:line="288" w:lineRule="auto"/>
-        <w:ind w:left="567" w:hanging="567"/>
-        <w:rPr>
-          <w:sz w:val="24"/>
-          <w:szCs w:val="24"/>
-        </w:rPr>
-      </w:pPr>
-      <w:r>
-        <w:rPr>
-          <w:sz w:val="24"/>
-          <w:szCs w:val="24"/>
-        </w:rPr>
+      </w:pPr>
+      <w:bookmarkStart w:id="82" w:name="_Toc196777367"/>
+      <w:r>
         <w:t xml:space="preserve">Manejo de </w:t>
       </w:r>
       <w:proofErr w:type="spellStart"/>
       <w:r>
-        <w:rPr>
-          <w:sz w:val="24"/>
-          <w:szCs w:val="24"/>
-        </w:rPr>
         <w:t>Restriccones</w:t>
       </w:r>
+      <w:bookmarkEnd w:id="82"/>
       <w:proofErr w:type="spellEnd"/>
     </w:p>
     <w:p>
@@ -40248,7 +41919,6 @@
           <w:szCs w:val="23"/>
           <w:lang w:val="es-BO"/>
         </w:rPr>
-        <w:lastRenderedPageBreak/>
         <w:t xml:space="preserve">Mecanismos de </w:t>
       </w:r>
       <w:r>
@@ -40654,13 +42324,16 @@
           <w:szCs w:val="24"/>
         </w:rPr>
       </w:pPr>
+      <w:bookmarkStart w:id="83" w:name="_Toc196777368"/>
       <w:r>
         <w:rPr>
           <w:sz w:val="24"/>
           <w:szCs w:val="24"/>
         </w:rPr>
+        <w:lastRenderedPageBreak/>
         <w:t>Proceso evolutivo</w:t>
       </w:r>
+      <w:bookmarkEnd w:id="83"/>
     </w:p>
     <w:p>
       <w:pPr>
@@ -41112,11 +42785,11 @@
         </w:numPr>
         <w:ind w:left="709" w:hanging="709"/>
       </w:pPr>
-      <w:bookmarkStart w:id="48" w:name="_Toc195598664"/>
+      <w:bookmarkStart w:id="84" w:name="_Toc196777369"/>
       <w:r>
         <w:t>Subtitulo</w:t>
       </w:r>
-      <w:bookmarkEnd w:id="48"/>
+      <w:bookmarkEnd w:id="84"/>
     </w:p>
     <w:p>
       <w:pPr>
@@ -41165,8 +42838,8 @@
           <w:szCs w:val="18"/>
         </w:rPr>
       </w:pPr>
-      <w:bookmarkStart w:id="49" w:name="_heading=h.qsh70q" w:colFirst="0" w:colLast="0"/>
-      <w:bookmarkEnd w:id="49"/>
+      <w:bookmarkStart w:id="85" w:name="_heading=h.qsh70q" w:colFirst="0" w:colLast="0"/>
+      <w:bookmarkEnd w:id="85"/>
       <w:r>
         <w:rPr>
           <w:b/>
@@ -41574,11 +43247,11 @@
         </w:numPr>
         <w:ind w:left="709" w:hanging="709"/>
       </w:pPr>
-      <w:bookmarkStart w:id="50" w:name="_Toc195598665"/>
+      <w:bookmarkStart w:id="86" w:name="_Toc196777370"/>
       <w:r>
         <w:t>Subtítulo, ejemplo: Recopilación de datos de…….</w:t>
       </w:r>
-      <w:bookmarkEnd w:id="50"/>
+      <w:bookmarkEnd w:id="86"/>
     </w:p>
     <w:p>
       <w:pPr>
@@ -41771,7 +43444,7 @@
                     <pic:cNvPicPr preferRelativeResize="0"/>
                   </pic:nvPicPr>
                   <pic:blipFill>
-                    <a:blip r:embed="rId34"/>
+                    <a:blip r:embed="rId33"/>
                     <a:srcRect l="1" r="625" b="13729"/>
                     <a:stretch>
                       <a:fillRect/>
@@ -41812,8 +43485,8 @@
           <w:szCs w:val="23"/>
         </w:rPr>
       </w:pPr>
-      <w:bookmarkStart w:id="51" w:name="_heading=h.1pxezwc" w:colFirst="0" w:colLast="0"/>
-      <w:bookmarkEnd w:id="51"/>
+      <w:bookmarkStart w:id="87" w:name="_heading=h.1pxezwc" w:colFirst="0" w:colLast="0"/>
+      <w:bookmarkEnd w:id="87"/>
       <w:r>
         <w:rPr>
           <w:b/>
@@ -41865,7 +43538,7 @@
                     <pic:cNvPicPr preferRelativeResize="0"/>
                   </pic:nvPicPr>
                   <pic:blipFill>
-                    <a:blip r:embed="rId35"/>
+                    <a:blip r:embed="rId34"/>
                     <a:srcRect t="10802" b="10702"/>
                     <a:stretch>
                       <a:fillRect/>
@@ -41906,8 +43579,8 @@
           <w:szCs w:val="18"/>
         </w:rPr>
       </w:pPr>
-      <w:bookmarkStart w:id="52" w:name="_heading=h.49x2ik5" w:colFirst="0" w:colLast="0"/>
-      <w:bookmarkEnd w:id="52"/>
+      <w:bookmarkStart w:id="88" w:name="_heading=h.49x2ik5" w:colFirst="0" w:colLast="0"/>
+      <w:bookmarkEnd w:id="88"/>
       <w:r>
         <w:rPr>
           <w:b/>
@@ -41979,11 +43652,11 @@
         </w:numPr>
         <w:ind w:left="709" w:hanging="709"/>
       </w:pPr>
-      <w:bookmarkStart w:id="53" w:name="_Toc195598666"/>
+      <w:bookmarkStart w:id="89" w:name="_Toc196777371"/>
       <w:r>
         <w:t>Subtítulo…….</w:t>
       </w:r>
-      <w:bookmarkEnd w:id="53"/>
+      <w:bookmarkEnd w:id="89"/>
     </w:p>
     <w:p>
       <w:pPr>
@@ -42042,7 +43715,7 @@
         </w:numPr>
         <w:ind w:left="709" w:hanging="709"/>
       </w:pPr>
-      <w:bookmarkStart w:id="54" w:name="_Toc195598667"/>
+      <w:bookmarkStart w:id="90" w:name="_Toc196777372"/>
       <w:r>
         <w:t xml:space="preserve">Subtítulo/ Diseño/ </w:t>
       </w:r>
@@ -42050,7 +43723,7 @@
       <w:r>
         <w:t>Modelacion</w:t>
       </w:r>
-      <w:bookmarkEnd w:id="54"/>
+      <w:bookmarkEnd w:id="90"/>
       <w:proofErr w:type="spellEnd"/>
     </w:p>
     <w:p>
@@ -42254,7 +43927,7 @@
           <w:szCs w:val="23"/>
         </w:rPr>
         <w:sectPr>
-          <w:headerReference w:type="default" r:id="rId36"/>
+          <w:headerReference w:type="default" r:id="rId35"/>
           <w:pgSz w:w="12242" w:h="15842"/>
           <w:pgMar w:top="1699" w:right="1440" w:bottom="1699" w:left="1584" w:header="720" w:footer="720" w:gutter="0"/>
           <w:cols w:space="720"/>
@@ -42270,12 +43943,12 @@
         </w:numPr>
         <w:spacing w:before="240" w:after="240" w:line="288" w:lineRule="auto"/>
       </w:pPr>
-      <w:bookmarkStart w:id="55" w:name="_Toc195598668"/>
+      <w:bookmarkStart w:id="91" w:name="_Toc196777373"/>
       <w:r>
         <w:lastRenderedPageBreak/>
         <w:t>Análisis de Resultados y Discusión</w:t>
       </w:r>
-      <w:bookmarkEnd w:id="55"/>
+      <w:bookmarkEnd w:id="91"/>
     </w:p>
     <w:p>
       <w:pPr>
@@ -42417,11 +44090,11 @@
         </w:numPr>
         <w:ind w:left="709" w:hanging="709"/>
       </w:pPr>
-      <w:bookmarkStart w:id="56" w:name="_Toc195598669"/>
+      <w:bookmarkStart w:id="92" w:name="_Toc196777374"/>
       <w:r>
         <w:t>Resultados de …….</w:t>
       </w:r>
-      <w:bookmarkEnd w:id="56"/>
+      <w:bookmarkEnd w:id="92"/>
     </w:p>
     <w:p>
       <w:pPr>
@@ -42489,8 +44162,8 @@
           <w:szCs w:val="23"/>
         </w:rPr>
       </w:pPr>
-      <w:bookmarkStart w:id="57" w:name="_heading=h.ihv636" w:colFirst="0" w:colLast="0"/>
-      <w:bookmarkEnd w:id="57"/>
+      <w:bookmarkStart w:id="93" w:name="_heading=h.ihv636" w:colFirst="0" w:colLast="0"/>
+      <w:bookmarkEnd w:id="93"/>
       <w:r>
         <w:rPr>
           <w:b/>
@@ -42637,11 +44310,11 @@
         </w:numPr>
         <w:ind w:left="680"/>
       </w:pPr>
-      <w:bookmarkStart w:id="58" w:name="_Toc195598670"/>
+      <w:bookmarkStart w:id="94" w:name="_Toc196777375"/>
       <w:r>
         <w:t>Discusión de resultados</w:t>
       </w:r>
-      <w:bookmarkEnd w:id="58"/>
+      <w:bookmarkEnd w:id="94"/>
     </w:p>
     <w:p>
       <w:pPr>
@@ -42727,8 +44400,8 @@
           <w:szCs w:val="18"/>
         </w:rPr>
       </w:pPr>
-      <w:bookmarkStart w:id="59" w:name="_heading=h.1hmsyys" w:colFirst="0" w:colLast="0"/>
-      <w:bookmarkEnd w:id="59"/>
+      <w:bookmarkStart w:id="95" w:name="_heading=h.1hmsyys" w:colFirst="0" w:colLast="0"/>
+      <w:bookmarkEnd w:id="95"/>
       <w:r>
         <w:rPr>
           <w:b/>
@@ -42762,8 +44435,8 @@
           <w:szCs w:val="18"/>
         </w:rPr>
       </w:pPr>
-      <w:bookmarkStart w:id="60" w:name="_heading=h.41mghml" w:colFirst="0" w:colLast="0"/>
-      <w:bookmarkEnd w:id="60"/>
+      <w:bookmarkStart w:id="96" w:name="_heading=h.41mghml" w:colFirst="0" w:colLast="0"/>
+      <w:bookmarkEnd w:id="96"/>
       <w:r>
         <w:rPr>
           <w:b/>
@@ -43048,7 +44721,7 @@
           <w:color w:val="000000"/>
         </w:rPr>
         <w:sectPr>
-          <w:headerReference w:type="default" r:id="rId37"/>
+          <w:headerReference w:type="default" r:id="rId36"/>
           <w:pgSz w:w="12242" w:h="15842"/>
           <w:pgMar w:top="1699" w:right="1440" w:bottom="1699" w:left="1584" w:header="720" w:footer="720" w:gutter="0"/>
           <w:cols w:space="720"/>
@@ -43064,12 +44737,12 @@
         </w:numPr>
         <w:spacing w:before="240" w:after="240" w:line="288" w:lineRule="auto"/>
       </w:pPr>
-      <w:bookmarkStart w:id="61" w:name="_Toc195598671"/>
+      <w:bookmarkStart w:id="97" w:name="_Toc196777376"/>
       <w:r>
         <w:lastRenderedPageBreak/>
         <w:t>Conclusiones</w:t>
       </w:r>
-      <w:bookmarkEnd w:id="61"/>
+      <w:bookmarkEnd w:id="97"/>
     </w:p>
     <w:p>
       <w:pPr>
@@ -43156,7 +44829,7 @@
           <w:szCs w:val="23"/>
         </w:rPr>
         <w:sectPr>
-          <w:headerReference w:type="default" r:id="rId38"/>
+          <w:headerReference w:type="default" r:id="rId37"/>
           <w:pgSz w:w="12242" w:h="15842"/>
           <w:pgMar w:top="1699" w:right="1440" w:bottom="1699" w:left="1584" w:header="720" w:footer="720" w:gutter="0"/>
           <w:cols w:space="720"/>
@@ -43181,12 +44854,12 @@
         </w:numPr>
         <w:spacing w:before="240" w:after="240" w:line="288" w:lineRule="auto"/>
       </w:pPr>
-      <w:bookmarkStart w:id="62" w:name="_Toc195598672"/>
+      <w:bookmarkStart w:id="98" w:name="_Toc196777377"/>
       <w:r>
         <w:lastRenderedPageBreak/>
         <w:t>Recomendaciones</w:t>
       </w:r>
-      <w:bookmarkEnd w:id="62"/>
+      <w:bookmarkEnd w:id="98"/>
     </w:p>
     <w:p>
       <w:pPr>
@@ -43411,7 +45084,7 @@
           <w:szCs w:val="23"/>
         </w:rPr>
         <w:sectPr>
-          <w:headerReference w:type="default" r:id="rId39"/>
+          <w:headerReference w:type="default" r:id="rId38"/>
           <w:pgSz w:w="12242" w:h="15842"/>
           <w:pgMar w:top="1699" w:right="1440" w:bottom="1699" w:left="1584" w:header="720" w:footer="720" w:gutter="0"/>
           <w:cols w:space="720"/>
@@ -43435,7 +45108,7 @@
         <w:t xml:space="preserve"> TOTAL DE DOCUMENTO, ENTRE 30 – 60 PÁGINAS.</w:t>
       </w:r>
     </w:p>
-    <w:bookmarkStart w:id="63" w:name="_Toc195598673" w:displacedByCustomXml="next"/>
+    <w:bookmarkStart w:id="99" w:name="_Toc196777378" w:displacedByCustomXml="next"/>
     <w:sdt>
       <w:sdtPr>
         <w:rPr>
@@ -43471,7 +45144,7 @@
         </w:p>
       </w:sdtContent>
     </w:sdt>
-    <w:bookmarkEnd w:id="63" w:displacedByCustomXml="prev"/>
+    <w:bookmarkEnd w:id="99" w:displacedByCustomXml="prev"/>
     <w:p>
       <w:pPr>
         <w:pBdr>
@@ -43554,7 +45227,43 @@
           <w:color w:val="000000"/>
           <w:lang w:val="en-US"/>
         </w:rPr>
-        <w:t xml:space="preserve">, G. N., Moschopoulos, C. N., Kaperonis, G. P., &amp; </w:t>
+        <w:t xml:space="preserve">, G. N., </w:t>
+      </w:r>
+      <w:proofErr w:type="spellStart"/>
+      <w:r>
+        <w:rPr>
+          <w:rFonts w:ascii="Garamond" w:hAnsi="Garamond"/>
+          <w:color w:val="000000"/>
+          <w:lang w:val="en-US"/>
+        </w:rPr>
+        <w:t>Moschopoulos</w:t>
+      </w:r>
+      <w:proofErr w:type="spellEnd"/>
+      <w:r>
+        <w:rPr>
+          <w:rFonts w:ascii="Garamond" w:hAnsi="Garamond"/>
+          <w:color w:val="000000"/>
+          <w:lang w:val="en-US"/>
+        </w:rPr>
+        <w:t xml:space="preserve">, C. N., </w:t>
+      </w:r>
+      <w:proofErr w:type="spellStart"/>
+      <w:r>
+        <w:rPr>
+          <w:rFonts w:ascii="Garamond" w:hAnsi="Garamond"/>
+          <w:color w:val="000000"/>
+          <w:lang w:val="en-US"/>
+        </w:rPr>
+        <w:t>Kaperonis</w:t>
+      </w:r>
+      <w:proofErr w:type="spellEnd"/>
+      <w:r>
+        <w:rPr>
+          <w:rFonts w:ascii="Garamond" w:hAnsi="Garamond"/>
+          <w:color w:val="000000"/>
+          <w:lang w:val="en-US"/>
+        </w:rPr>
+        <w:t xml:space="preserve">, G. P., &amp; </w:t>
       </w:r>
       <w:proofErr w:type="spellStart"/>
       <w:r>
@@ -44079,13 +45788,23 @@
           <w:lang w:val="en-US"/>
         </w:rPr>
       </w:pPr>
+      <w:proofErr w:type="spellStart"/>
       <w:r>
         <w:rPr>
           <w:rFonts w:ascii="Garamond" w:hAnsi="Garamond"/>
           <w:color w:val="000000"/>
           <w:lang w:val="en-US"/>
         </w:rPr>
-        <w:t xml:space="preserve">Eiben, A. E., </w:t>
+        <w:t>Eiben</w:t>
+      </w:r>
+      <w:proofErr w:type="spellEnd"/>
+      <w:r>
+        <w:rPr>
+          <w:rFonts w:ascii="Garamond" w:hAnsi="Garamond"/>
+          <w:color w:val="000000"/>
+          <w:lang w:val="en-US"/>
+        </w:rPr>
+        <w:t xml:space="preserve">, A. E., </w:t>
       </w:r>
       <w:proofErr w:type="spellStart"/>
       <w:r>
@@ -44103,7 +45822,25 @@
           <w:color w:val="000000"/>
           <w:lang w:val="en-US"/>
         </w:rPr>
-        <w:t>, R., &amp; Michalewicz, Z. (1999). Parameter control in evolutionary algorithms. IEEE Transactions on evolutionary computation, 3(2), 124-141.</w:t>
+        <w:t xml:space="preserve">, R., &amp; </w:t>
+      </w:r>
+      <w:proofErr w:type="spellStart"/>
+      <w:r>
+        <w:rPr>
+          <w:rFonts w:ascii="Garamond" w:hAnsi="Garamond"/>
+          <w:color w:val="000000"/>
+          <w:lang w:val="en-US"/>
+        </w:rPr>
+        <w:t>Michalewicz</w:t>
+      </w:r>
+      <w:proofErr w:type="spellEnd"/>
+      <w:r>
+        <w:rPr>
+          <w:rFonts w:ascii="Garamond" w:hAnsi="Garamond"/>
+          <w:color w:val="000000"/>
+          <w:lang w:val="en-US"/>
+        </w:rPr>
+        <w:t>, Z. (1999). Parameter control in evolutionary algorithms. IEEE Transactions on evolutionary computation, 3(2), 124-141.</w:t>
       </w:r>
     </w:p>
     <w:p>
@@ -44124,13 +45861,41 @@
           <w:lang w:val="en-US"/>
         </w:rPr>
       </w:pPr>
+      <w:proofErr w:type="spellStart"/>
       <w:r>
         <w:rPr>
           <w:rFonts w:ascii="Garamond" w:eastAsia="Garamond" w:hAnsi="Garamond" w:cs="Garamond"/>
           <w:color w:val="000000"/>
           <w:lang w:val="en-US"/>
         </w:rPr>
-        <w:t xml:space="preserve">Elmasri, R., &amp; Navathe, S. (2016). </w:t>
+        <w:t>Elmasri</w:t>
+      </w:r>
+      <w:proofErr w:type="spellEnd"/>
+      <w:r>
+        <w:rPr>
+          <w:rFonts w:ascii="Garamond" w:eastAsia="Garamond" w:hAnsi="Garamond" w:cs="Garamond"/>
+          <w:color w:val="000000"/>
+          <w:lang w:val="en-US"/>
+        </w:rPr>
+        <w:t xml:space="preserve">, R., &amp; </w:t>
+      </w:r>
+      <w:proofErr w:type="spellStart"/>
+      <w:r>
+        <w:rPr>
+          <w:rFonts w:ascii="Garamond" w:eastAsia="Garamond" w:hAnsi="Garamond" w:cs="Garamond"/>
+          <w:color w:val="000000"/>
+          <w:lang w:val="en-US"/>
+        </w:rPr>
+        <w:t>Navathe</w:t>
+      </w:r>
+      <w:proofErr w:type="spellEnd"/>
+      <w:r>
+        <w:rPr>
+          <w:rFonts w:ascii="Garamond" w:eastAsia="Garamond" w:hAnsi="Garamond" w:cs="Garamond"/>
+          <w:color w:val="000000"/>
+          <w:lang w:val="en-US"/>
+        </w:rPr>
+        <w:t xml:space="preserve">, S. (2016). </w:t>
       </w:r>
       <w:r>
         <w:rPr>
@@ -44167,13 +45932,23 @@
           <w:lang w:val="en-US"/>
         </w:rPr>
       </w:pPr>
+      <w:proofErr w:type="spellStart"/>
       <w:r>
         <w:rPr>
           <w:rFonts w:ascii="Garamond" w:hAnsi="Garamond"/>
           <w:color w:val="000000"/>
           <w:lang w:val="en-US"/>
         </w:rPr>
-        <w:t>Erben, W., &amp; Keppler, J. (1996). A genetic algorithm solving a weekly course-timetabling problem. In Practice and Theory of Automated Timetabling (pp. 198-211). Springer.</w:t>
+        <w:t>Erben</w:t>
+      </w:r>
+      <w:proofErr w:type="spellEnd"/>
+      <w:r>
+        <w:rPr>
+          <w:rFonts w:ascii="Garamond" w:hAnsi="Garamond"/>
+          <w:color w:val="000000"/>
+          <w:lang w:val="en-US"/>
+        </w:rPr>
+        <w:t>, W., &amp; Keppler, J. (1996). A genetic algorithm solving a weekly course-timetabling problem. In Practice and Theory of Automated Timetabling (pp. 198-211). Springer.</w:t>
       </w:r>
     </w:p>
     <w:p>
@@ -44194,6 +45969,7 @@
           <w:lang w:val="en-US"/>
         </w:rPr>
       </w:pPr>
+      <w:proofErr w:type="spellStart"/>
       <w:r>
         <w:rPr>
           <w:rFonts w:ascii="Garamond" w:eastAsia="Garamond" w:hAnsi="Garamond" w:cs="Garamond"/>
@@ -44201,7 +45977,16 @@
           <w:lang w:val="en-US"/>
         </w:rPr>
         <w:lastRenderedPageBreak/>
-        <w:t xml:space="preserve">Gainza, V. H. (2013). </w:t>
+        <w:t>Gainza</w:t>
+      </w:r>
+      <w:proofErr w:type="spellEnd"/>
+      <w:r>
+        <w:rPr>
+          <w:rFonts w:ascii="Garamond" w:eastAsia="Garamond" w:hAnsi="Garamond" w:cs="Garamond"/>
+          <w:color w:val="000000"/>
+          <w:lang w:val="en-US"/>
+        </w:rPr>
+        <w:t xml:space="preserve">, V. H. (2013). </w:t>
       </w:r>
       <w:r>
         <w:rPr>
@@ -44639,7 +46424,25 @@
           <w:color w:val="000000"/>
           <w:lang w:val="en-US"/>
         </w:rPr>
-        <w:t xml:space="preserve">Rossi-Doria, O., </w:t>
+        <w:t>Rossi-</w:t>
+      </w:r>
+      <w:proofErr w:type="spellStart"/>
+      <w:r>
+        <w:rPr>
+          <w:rFonts w:ascii="Garamond" w:hAnsi="Garamond"/>
+          <w:color w:val="000000"/>
+          <w:lang w:val="en-US"/>
+        </w:rPr>
+        <w:t>Doria</w:t>
+      </w:r>
+      <w:proofErr w:type="spellEnd"/>
+      <w:r>
+        <w:rPr>
+          <w:rFonts w:ascii="Garamond" w:hAnsi="Garamond"/>
+          <w:color w:val="000000"/>
+          <w:lang w:val="en-US"/>
+        </w:rPr>
+        <w:t xml:space="preserve">, O., </w:t>
       </w:r>
       <w:proofErr w:type="spellStart"/>
       <w:r>
@@ -45230,7 +47033,7 @@
           <w:color w:val="000000"/>
         </w:rPr>
         <w:sectPr>
-          <w:headerReference w:type="default" r:id="rId40"/>
+          <w:headerReference w:type="default" r:id="rId39"/>
           <w:pgSz w:w="12242" w:h="15842"/>
           <w:pgMar w:top="1699" w:right="1440" w:bottom="1699" w:left="1584" w:header="720" w:footer="720" w:gutter="0"/>
           <w:cols w:space="720"/>
@@ -45242,12 +47045,12 @@
         <w:pStyle w:val="Ttulo1"/>
         <w:spacing w:before="240" w:after="240" w:line="288" w:lineRule="auto"/>
       </w:pPr>
-      <w:bookmarkStart w:id="64" w:name="_Toc195598674"/>
+      <w:bookmarkStart w:id="100" w:name="_Toc196777379"/>
       <w:r>
         <w:lastRenderedPageBreak/>
         <w:t>Anexos</w:t>
       </w:r>
-      <w:bookmarkEnd w:id="64"/>
+      <w:bookmarkEnd w:id="100"/>
     </w:p>
     <w:p>
       <w:pPr>
@@ -45259,11 +47062,11 @@
         <w:spacing w:before="240" w:after="240" w:line="288" w:lineRule="auto"/>
         <w:ind w:left="1134" w:hanging="1145"/>
       </w:pPr>
-      <w:bookmarkStart w:id="65" w:name="_Toc195598675"/>
+      <w:bookmarkStart w:id="101" w:name="_Toc196777380"/>
       <w:r>
         <w:t>Resultados de encuesta sobre ……</w:t>
       </w:r>
-      <w:bookmarkEnd w:id="65"/>
+      <w:bookmarkEnd w:id="101"/>
     </w:p>
     <w:p>
       <w:pPr>
@@ -45303,13 +47106,13 @@
         <w:pStyle w:val="Ttulo1"/>
         <w:spacing w:before="240" w:after="240" w:line="288" w:lineRule="auto"/>
       </w:pPr>
-      <w:bookmarkStart w:id="66" w:name="_heading=h.2u6wntf" w:colFirst="0" w:colLast="0"/>
-      <w:bookmarkStart w:id="67" w:name="_Toc195598676"/>
-      <w:bookmarkEnd w:id="66"/>
+      <w:bookmarkStart w:id="102" w:name="_heading=h.2u6wntf" w:colFirst="0" w:colLast="0"/>
+      <w:bookmarkStart w:id="103" w:name="_Toc196777381"/>
+      <w:bookmarkEnd w:id="102"/>
       <w:r>
         <w:t>Anexo PRINCIPAL: CD</w:t>
       </w:r>
-      <w:bookmarkEnd w:id="67"/>
+      <w:bookmarkEnd w:id="103"/>
       <w:r>
         <w:t xml:space="preserve"> </w:t>
       </w:r>
@@ -45384,7 +47187,7 @@
       </w:r>
     </w:p>
     <w:sectPr>
-      <w:headerReference w:type="default" r:id="rId41"/>
+      <w:headerReference w:type="default" r:id="rId40"/>
       <w:pgSz w:w="12242" w:h="15842"/>
       <w:pgMar w:top="1699" w:right="1440" w:bottom="1699" w:left="1584" w:header="720" w:footer="720" w:gutter="0"/>
       <w:cols w:space="720"/>
@@ -45983,8 +47786,9 @@
         <w:rFonts w:ascii="Helvetica Neue" w:eastAsia="Helvetica Neue" w:hAnsi="Helvetica Neue" w:cs="Helvetica Neue"/>
         <w:smallCaps/>
         <w:color w:val="000000"/>
-        <w:sz w:val="14"/>
-        <w:szCs w:val="14"/>
+        <w:sz w:val="10"/>
+        <w:szCs w:val="10"/>
+        <w:lang w:val="es-BO"/>
       </w:rPr>
     </w:pPr>
     <w:r>
@@ -45992,10 +47796,11 @@
         <w:rFonts w:ascii="Helvetica Neue" w:eastAsia="Helvetica Neue" w:hAnsi="Helvetica Neue" w:cs="Helvetica Neue"/>
         <w:smallCaps/>
         <w:color w:val="000000"/>
-        <w:sz w:val="14"/>
-        <w:szCs w:val="14"/>
+        <w:sz w:val="10"/>
+        <w:szCs w:val="10"/>
+        <w:lang w:val="es-BO"/>
       </w:rPr>
-      <w:t>escribir el título del proyecto</w:t>
+      <w:t>OPTIMIZACIÓN DE HORARIOS MEDIANTE ALGORITMOS GENÉTICOS</w:t>
     </w:r>
   </w:p>
 </w:hdr>
@@ -46117,7 +47922,7 @@
             </wp:anchor>
           </w:drawing>
         </mc:Choice>
-        <mc:Fallback xmlns:sl="http://schemas.openxmlformats.org/schemaLibrary/2006/main" xmlns:a="http://schemas.openxmlformats.org/drawingml/2006/main" xmlns:pic="http://schemas.openxmlformats.org/drawingml/2006/picture" xmlns:c="http://schemas.openxmlformats.org/drawingml/2006/chart" xmlns:lc="http://schemas.openxmlformats.org/drawingml/2006/lockedCanvas" xmlns:dgm="http://schemas.openxmlformats.org/drawingml/2006/diagram" xmlns="http://schemas.microsoft.com/office/tasks/2019/documenttasks" xmlns:cr="http://schemas.microsoft.com/office/comments/2020/reactions" xmlns:w16sdtfl="http://schemas.microsoft.com/office/word/2024/wordml/sdtformatlock" xmlns:w16du="http://schemas.microsoft.com/office/word/2023/wordml/word16du" xmlns:oel="http://schemas.microsoft.com/office/2019/extlst">
+        <mc:Fallback xmlns:oel="http://schemas.microsoft.com/office/2019/extlst" xmlns:w16du="http://schemas.microsoft.com/office/word/2023/wordml/word16du" xmlns:w16sdtfl="http://schemas.microsoft.com/office/word/2024/wordml/sdtformatlock" xmlns:cr="http://schemas.microsoft.com/office/comments/2020/reactions" xmlns="http://schemas.microsoft.com/office/tasks/2019/documenttasks" xmlns:dgm="http://schemas.openxmlformats.org/drawingml/2006/diagram" xmlns:lc="http://schemas.openxmlformats.org/drawingml/2006/lockedCanvas" xmlns:c="http://schemas.openxmlformats.org/drawingml/2006/chart" xmlns:pic="http://schemas.openxmlformats.org/drawingml/2006/picture" xmlns:a="http://schemas.openxmlformats.org/drawingml/2006/main" xmlns:sl="http://schemas.openxmlformats.org/schemaLibrary/2006/main">
           <w:drawing>
             <wp:anchor allowOverlap="1" behindDoc="0" distB="0" distT="0" distL="114300" distR="114300" hidden="0" layoutInCell="1" locked="0" relativeHeight="0" simplePos="0">
               <wp:simplePos x="0" y="0"/>
@@ -46197,7 +48002,17 @@
         <w:sz w:val="14"/>
         <w:szCs w:val="14"/>
       </w:rPr>
-      <w:t>Marco metodológico</w:t>
+      <w:t xml:space="preserve">Marco </w:t>
+    </w:r>
+    <w:r>
+      <w:rPr>
+        <w:rFonts w:ascii="Helvetica Neue" w:eastAsia="Helvetica Neue" w:hAnsi="Helvetica Neue" w:cs="Helvetica Neue"/>
+        <w:smallCaps/>
+        <w:color w:val="000000"/>
+        <w:sz w:val="10"/>
+        <w:szCs w:val="10"/>
+      </w:rPr>
+      <w:t>METODOLÓGICO</w:t>
     </w:r>
   </w:p>
 </w:hdr>
@@ -47328,6 +49143,119 @@
     </w:lvl>
   </w:abstractNum>
   <w:abstractNum w:abstractNumId="8" w15:restartNumberingAfterBreak="0">
+    <w:nsid w:val="2113019F"/>
+    <w:multiLevelType w:val="hybridMultilevel"/>
+    <w:tmpl w:val="E404EC3A"/>
+    <w:lvl w:ilvl="0" w:tplc="400A0001">
+      <w:start w:val="1"/>
+      <w:numFmt w:val="bullet"/>
+      <w:lvlText w:val=""/>
+      <w:lvlJc w:val="left"/>
+      <w:pPr>
+        <w:ind w:left="360" w:hanging="360"/>
+      </w:pPr>
+      <w:rPr>
+        <w:rFonts w:ascii="Symbol" w:hAnsi="Symbol" w:hint="default"/>
+      </w:rPr>
+    </w:lvl>
+    <w:lvl w:ilvl="1" w:tplc="400A0003" w:tentative="1">
+      <w:start w:val="1"/>
+      <w:numFmt w:val="bullet"/>
+      <w:lvlText w:val="o"/>
+      <w:lvlJc w:val="left"/>
+      <w:pPr>
+        <w:ind w:left="1080" w:hanging="360"/>
+      </w:pPr>
+      <w:rPr>
+        <w:rFonts w:ascii="Courier New" w:hAnsi="Courier New" w:cs="Courier New" w:hint="default"/>
+      </w:rPr>
+    </w:lvl>
+    <w:lvl w:ilvl="2" w:tplc="400A0005" w:tentative="1">
+      <w:start w:val="1"/>
+      <w:numFmt w:val="bullet"/>
+      <w:lvlText w:val=""/>
+      <w:lvlJc w:val="left"/>
+      <w:pPr>
+        <w:ind w:left="1800" w:hanging="360"/>
+      </w:pPr>
+      <w:rPr>
+        <w:rFonts w:ascii="Wingdings" w:hAnsi="Wingdings" w:hint="default"/>
+      </w:rPr>
+    </w:lvl>
+    <w:lvl w:ilvl="3" w:tplc="400A0001" w:tentative="1">
+      <w:start w:val="1"/>
+      <w:numFmt w:val="bullet"/>
+      <w:lvlText w:val=""/>
+      <w:lvlJc w:val="left"/>
+      <w:pPr>
+        <w:ind w:left="2520" w:hanging="360"/>
+      </w:pPr>
+      <w:rPr>
+        <w:rFonts w:ascii="Symbol" w:hAnsi="Symbol" w:hint="default"/>
+      </w:rPr>
+    </w:lvl>
+    <w:lvl w:ilvl="4" w:tplc="400A0003" w:tentative="1">
+      <w:start w:val="1"/>
+      <w:numFmt w:val="bullet"/>
+      <w:lvlText w:val="o"/>
+      <w:lvlJc w:val="left"/>
+      <w:pPr>
+        <w:ind w:left="3240" w:hanging="360"/>
+      </w:pPr>
+      <w:rPr>
+        <w:rFonts w:ascii="Courier New" w:hAnsi="Courier New" w:cs="Courier New" w:hint="default"/>
+      </w:rPr>
+    </w:lvl>
+    <w:lvl w:ilvl="5" w:tplc="400A0005" w:tentative="1">
+      <w:start w:val="1"/>
+      <w:numFmt w:val="bullet"/>
+      <w:lvlText w:val=""/>
+      <w:lvlJc w:val="left"/>
+      <w:pPr>
+        <w:ind w:left="3960" w:hanging="360"/>
+      </w:pPr>
+      <w:rPr>
+        <w:rFonts w:ascii="Wingdings" w:hAnsi="Wingdings" w:hint="default"/>
+      </w:rPr>
+    </w:lvl>
+    <w:lvl w:ilvl="6" w:tplc="400A0001" w:tentative="1">
+      <w:start w:val="1"/>
+      <w:numFmt w:val="bullet"/>
+      <w:lvlText w:val=""/>
+      <w:lvlJc w:val="left"/>
+      <w:pPr>
+        <w:ind w:left="4680" w:hanging="360"/>
+      </w:pPr>
+      <w:rPr>
+        <w:rFonts w:ascii="Symbol" w:hAnsi="Symbol" w:hint="default"/>
+      </w:rPr>
+    </w:lvl>
+    <w:lvl w:ilvl="7" w:tplc="400A0003" w:tentative="1">
+      <w:start w:val="1"/>
+      <w:numFmt w:val="bullet"/>
+      <w:lvlText w:val="o"/>
+      <w:lvlJc w:val="left"/>
+      <w:pPr>
+        <w:ind w:left="5400" w:hanging="360"/>
+      </w:pPr>
+      <w:rPr>
+        <w:rFonts w:ascii="Courier New" w:hAnsi="Courier New" w:cs="Courier New" w:hint="default"/>
+      </w:rPr>
+    </w:lvl>
+    <w:lvl w:ilvl="8" w:tplc="400A0005" w:tentative="1">
+      <w:start w:val="1"/>
+      <w:numFmt w:val="bullet"/>
+      <w:lvlText w:val=""/>
+      <w:lvlJc w:val="left"/>
+      <w:pPr>
+        <w:ind w:left="6120" w:hanging="360"/>
+      </w:pPr>
+      <w:rPr>
+        <w:rFonts w:ascii="Wingdings" w:hAnsi="Wingdings" w:hint="default"/>
+      </w:rPr>
+    </w:lvl>
+  </w:abstractNum>
+  <w:abstractNum w:abstractNumId="9" w15:restartNumberingAfterBreak="0">
     <w:nsid w:val="24173FF5"/>
     <w:multiLevelType w:val="multilevel"/>
     <w:tmpl w:val="A3881FF4"/>
@@ -47476,7 +49404,7 @@
       </w:rPr>
     </w:lvl>
   </w:abstractNum>
-  <w:abstractNum w:abstractNumId="9" w15:restartNumberingAfterBreak="0">
+  <w:abstractNum w:abstractNumId="10" w15:restartNumberingAfterBreak="0">
     <w:nsid w:val="248D6574"/>
     <w:multiLevelType w:val="multilevel"/>
     <w:tmpl w:val="C332DDFE"/>
@@ -47562,7 +49490,7 @@
       </w:pPr>
     </w:lvl>
   </w:abstractNum>
-  <w:abstractNum w:abstractNumId="10" w15:restartNumberingAfterBreak="0">
+  <w:abstractNum w:abstractNumId="11" w15:restartNumberingAfterBreak="0">
     <w:nsid w:val="24F63761"/>
     <w:multiLevelType w:val="multilevel"/>
     <w:tmpl w:val="6B0AC400"/>
@@ -47711,7 +49639,7 @@
       </w:rPr>
     </w:lvl>
   </w:abstractNum>
-  <w:abstractNum w:abstractNumId="11" w15:restartNumberingAfterBreak="0">
+  <w:abstractNum w:abstractNumId="12" w15:restartNumberingAfterBreak="0">
     <w:nsid w:val="25D354B2"/>
     <w:multiLevelType w:val="multilevel"/>
     <w:tmpl w:val="400A0025"/>
@@ -47806,7 +49734,7 @@
       </w:pPr>
     </w:lvl>
   </w:abstractNum>
-  <w:abstractNum w:abstractNumId="12" w15:restartNumberingAfterBreak="0">
+  <w:abstractNum w:abstractNumId="13" w15:restartNumberingAfterBreak="0">
     <w:nsid w:val="264A0BB4"/>
     <w:multiLevelType w:val="multilevel"/>
     <w:tmpl w:val="D97CE78A"/>
@@ -47923,7 +49851,7 @@
       </w:pPr>
     </w:lvl>
   </w:abstractNum>
-  <w:abstractNum w:abstractNumId="13" w15:restartNumberingAfterBreak="0">
+  <w:abstractNum w:abstractNumId="14" w15:restartNumberingAfterBreak="0">
     <w:nsid w:val="2AEB4069"/>
     <w:multiLevelType w:val="multilevel"/>
     <w:tmpl w:val="93CEADAA"/>
@@ -48036,7 +49964,7 @@
       </w:pPr>
     </w:lvl>
   </w:abstractNum>
-  <w:abstractNum w:abstractNumId="14" w15:restartNumberingAfterBreak="0">
+  <w:abstractNum w:abstractNumId="15" w15:restartNumberingAfterBreak="0">
     <w:nsid w:val="2BA167BB"/>
     <w:multiLevelType w:val="multilevel"/>
     <w:tmpl w:val="400A001D"/>
@@ -48122,7 +50050,7 @@
       </w:pPr>
     </w:lvl>
   </w:abstractNum>
-  <w:abstractNum w:abstractNumId="15" w15:restartNumberingAfterBreak="0">
+  <w:abstractNum w:abstractNumId="16" w15:restartNumberingAfterBreak="0">
     <w:nsid w:val="2DE85B8A"/>
     <w:multiLevelType w:val="multilevel"/>
     <w:tmpl w:val="329CD6CC"/>
@@ -48239,7 +50167,7 @@
       </w:pPr>
     </w:lvl>
   </w:abstractNum>
-  <w:abstractNum w:abstractNumId="16" w15:restartNumberingAfterBreak="0">
+  <w:abstractNum w:abstractNumId="17" w15:restartNumberingAfterBreak="0">
     <w:nsid w:val="2F866038"/>
     <w:multiLevelType w:val="multilevel"/>
     <w:tmpl w:val="3F5E4DAE"/>
@@ -48388,7 +50316,7 @@
       </w:rPr>
     </w:lvl>
   </w:abstractNum>
-  <w:abstractNum w:abstractNumId="17" w15:restartNumberingAfterBreak="0">
+  <w:abstractNum w:abstractNumId="18" w15:restartNumberingAfterBreak="0">
     <w:nsid w:val="3BAB57C8"/>
     <w:multiLevelType w:val="multilevel"/>
     <w:tmpl w:val="C69E2020"/>
@@ -48537,7 +50465,7 @@
       </w:rPr>
     </w:lvl>
   </w:abstractNum>
-  <w:abstractNum w:abstractNumId="18" w15:restartNumberingAfterBreak="0">
+  <w:abstractNum w:abstractNumId="19" w15:restartNumberingAfterBreak="0">
     <w:nsid w:val="3C9B393F"/>
     <w:multiLevelType w:val="multilevel"/>
     <w:tmpl w:val="D97CE78A"/>
@@ -48654,7 +50582,7 @@
       </w:pPr>
     </w:lvl>
   </w:abstractNum>
-  <w:abstractNum w:abstractNumId="19" w15:restartNumberingAfterBreak="0">
+  <w:abstractNum w:abstractNumId="20" w15:restartNumberingAfterBreak="0">
     <w:nsid w:val="427410B0"/>
     <w:multiLevelType w:val="multilevel"/>
     <w:tmpl w:val="D6CE2F9C"/>
@@ -48803,7 +50731,7 @@
       </w:rPr>
     </w:lvl>
   </w:abstractNum>
-  <w:abstractNum w:abstractNumId="20" w15:restartNumberingAfterBreak="0">
+  <w:abstractNum w:abstractNumId="21" w15:restartNumberingAfterBreak="0">
     <w:nsid w:val="43915892"/>
     <w:multiLevelType w:val="hybridMultilevel"/>
     <w:tmpl w:val="3CF016CE"/>
@@ -48889,7 +50817,7 @@
       </w:pPr>
     </w:lvl>
   </w:abstractNum>
-  <w:abstractNum w:abstractNumId="21" w15:restartNumberingAfterBreak="0">
+  <w:abstractNum w:abstractNumId="22" w15:restartNumberingAfterBreak="0">
     <w:nsid w:val="450C282D"/>
     <w:multiLevelType w:val="multilevel"/>
     <w:tmpl w:val="07E8B272"/>
@@ -49038,7 +50966,7 @@
       </w:rPr>
     </w:lvl>
   </w:abstractNum>
-  <w:abstractNum w:abstractNumId="22" w15:restartNumberingAfterBreak="0">
+  <w:abstractNum w:abstractNumId="23" w15:restartNumberingAfterBreak="0">
     <w:nsid w:val="491F7166"/>
     <w:multiLevelType w:val="multilevel"/>
     <w:tmpl w:val="2A52E126"/>
@@ -49187,7 +51115,7 @@
       </w:rPr>
     </w:lvl>
   </w:abstractNum>
-  <w:abstractNum w:abstractNumId="23" w15:restartNumberingAfterBreak="0">
+  <w:abstractNum w:abstractNumId="24" w15:restartNumberingAfterBreak="0">
     <w:nsid w:val="4D1D2098"/>
     <w:multiLevelType w:val="multilevel"/>
     <w:tmpl w:val="648CE8CC"/>
@@ -49304,7 +51232,7 @@
       </w:pPr>
     </w:lvl>
   </w:abstractNum>
-  <w:abstractNum w:abstractNumId="24" w15:restartNumberingAfterBreak="0">
+  <w:abstractNum w:abstractNumId="25" w15:restartNumberingAfterBreak="0">
     <w:nsid w:val="517006CD"/>
     <w:multiLevelType w:val="multilevel"/>
     <w:tmpl w:val="6B0AC400"/>
@@ -49453,7 +51381,7 @@
       </w:rPr>
     </w:lvl>
   </w:abstractNum>
-  <w:abstractNum w:abstractNumId="25" w15:restartNumberingAfterBreak="0">
+  <w:abstractNum w:abstractNumId="26" w15:restartNumberingAfterBreak="0">
     <w:nsid w:val="53CC6D9B"/>
     <w:multiLevelType w:val="hybridMultilevel"/>
     <w:tmpl w:val="1BF02280"/>
@@ -49566,7 +51494,7 @@
       </w:rPr>
     </w:lvl>
   </w:abstractNum>
-  <w:abstractNum w:abstractNumId="26" w15:restartNumberingAfterBreak="0">
+  <w:abstractNum w:abstractNumId="27" w15:restartNumberingAfterBreak="0">
     <w:nsid w:val="597D5825"/>
     <w:multiLevelType w:val="hybridMultilevel"/>
     <w:tmpl w:val="85686F36"/>
@@ -49652,7 +51580,7 @@
       </w:pPr>
     </w:lvl>
   </w:abstractNum>
-  <w:abstractNum w:abstractNumId="27" w15:restartNumberingAfterBreak="0">
+  <w:abstractNum w:abstractNumId="28" w15:restartNumberingAfterBreak="0">
     <w:nsid w:val="5E745E36"/>
     <w:multiLevelType w:val="multilevel"/>
     <w:tmpl w:val="2228B5E2"/>
@@ -49765,7 +51693,7 @@
       </w:pPr>
     </w:lvl>
   </w:abstractNum>
-  <w:abstractNum w:abstractNumId="28" w15:restartNumberingAfterBreak="0">
+  <w:abstractNum w:abstractNumId="29" w15:restartNumberingAfterBreak="0">
     <w:nsid w:val="6A161AAA"/>
     <w:multiLevelType w:val="hybridMultilevel"/>
     <w:tmpl w:val="29283A38"/>
@@ -49851,7 +51779,7 @@
       </w:pPr>
     </w:lvl>
   </w:abstractNum>
-  <w:abstractNum w:abstractNumId="29" w15:restartNumberingAfterBreak="0">
+  <w:abstractNum w:abstractNumId="30" w15:restartNumberingAfterBreak="0">
     <w:nsid w:val="6A575AFD"/>
     <w:multiLevelType w:val="multilevel"/>
     <w:tmpl w:val="B71E9444"/>
@@ -49941,7 +51869,7 @@
       </w:pPr>
     </w:lvl>
   </w:abstractNum>
-  <w:abstractNum w:abstractNumId="30" w15:restartNumberingAfterBreak="0">
+  <w:abstractNum w:abstractNumId="31" w15:restartNumberingAfterBreak="0">
     <w:nsid w:val="71953EBF"/>
     <w:multiLevelType w:val="multilevel"/>
     <w:tmpl w:val="315281E6"/>
@@ -50056,7 +51984,7 @@
       </w:rPr>
     </w:lvl>
   </w:abstractNum>
-  <w:abstractNum w:abstractNumId="31" w15:restartNumberingAfterBreak="0">
+  <w:abstractNum w:abstractNumId="32" w15:restartNumberingAfterBreak="0">
     <w:nsid w:val="737363D6"/>
     <w:multiLevelType w:val="multilevel"/>
     <w:tmpl w:val="3B1E39BC"/>
@@ -50205,7 +52133,7 @@
       </w:rPr>
     </w:lvl>
   </w:abstractNum>
-  <w:abstractNum w:abstractNumId="32" w15:restartNumberingAfterBreak="0">
+  <w:abstractNum w:abstractNumId="33" w15:restartNumberingAfterBreak="0">
     <w:nsid w:val="74180618"/>
     <w:multiLevelType w:val="multilevel"/>
     <w:tmpl w:val="315281E6"/>
@@ -50320,7 +52248,7 @@
       </w:rPr>
     </w:lvl>
   </w:abstractNum>
-  <w:abstractNum w:abstractNumId="33" w15:restartNumberingAfterBreak="0">
+  <w:abstractNum w:abstractNumId="34" w15:restartNumberingAfterBreak="0">
     <w:nsid w:val="747A37AE"/>
     <w:multiLevelType w:val="hybridMultilevel"/>
     <w:tmpl w:val="9C16A5A2"/>
@@ -50410,7 +52338,7 @@
       </w:pPr>
     </w:lvl>
   </w:abstractNum>
-  <w:abstractNum w:abstractNumId="34" w15:restartNumberingAfterBreak="0">
+  <w:abstractNum w:abstractNumId="35" w15:restartNumberingAfterBreak="0">
     <w:nsid w:val="7C3D72A6"/>
     <w:multiLevelType w:val="hybridMultilevel"/>
     <w:tmpl w:val="2F542840"/>
@@ -50525,7 +52453,7 @@
       </w:rPr>
     </w:lvl>
   </w:abstractNum>
-  <w:abstractNum w:abstractNumId="35" w15:restartNumberingAfterBreak="0">
+  <w:abstractNum w:abstractNumId="36" w15:restartNumberingAfterBreak="0">
     <w:nsid w:val="7CBF7FA4"/>
     <w:multiLevelType w:val="multilevel"/>
     <w:tmpl w:val="3B1E39BC"/>
@@ -50674,7 +52602,7 @@
       </w:rPr>
     </w:lvl>
   </w:abstractNum>
-  <w:abstractNum w:abstractNumId="36" w15:restartNumberingAfterBreak="0">
+  <w:abstractNum w:abstractNumId="37" w15:restartNumberingAfterBreak="0">
     <w:nsid w:val="7D6306F3"/>
     <w:multiLevelType w:val="multilevel"/>
     <w:tmpl w:val="3B1E39BC"/>
@@ -50823,7 +52751,7 @@
       </w:rPr>
     </w:lvl>
   </w:abstractNum>
-  <w:abstractNum w:abstractNumId="37" w15:restartNumberingAfterBreak="0">
+  <w:abstractNum w:abstractNumId="38" w15:restartNumberingAfterBreak="0">
     <w:nsid w:val="7F936C84"/>
     <w:multiLevelType w:val="multilevel"/>
     <w:tmpl w:val="BABA192E"/>
@@ -50972,7 +52900,7 @@
       </w:rPr>
     </w:lvl>
   </w:abstractNum>
-  <w:abstractNum w:abstractNumId="38" w15:restartNumberingAfterBreak="0">
+  <w:abstractNum w:abstractNumId="39" w15:restartNumberingAfterBreak="0">
     <w:nsid w:val="7FED7586"/>
     <w:multiLevelType w:val="multilevel"/>
     <w:tmpl w:val="EF88E74C"/>
@@ -51090,43 +53018,43 @@
     </w:lvl>
   </w:abstractNum>
   <w:num w:numId="1">
-    <w:abstractNumId w:val="9"/>
+    <w:abstractNumId w:val="10"/>
   </w:num>
   <w:num w:numId="2">
-    <w:abstractNumId w:val="29"/>
+    <w:abstractNumId w:val="30"/>
   </w:num>
   <w:num w:numId="3">
-    <w:abstractNumId w:val="32"/>
+    <w:abstractNumId w:val="33"/>
   </w:num>
   <w:num w:numId="4">
-    <w:abstractNumId w:val="11"/>
+    <w:abstractNumId w:val="12"/>
   </w:num>
   <w:num w:numId="5">
     <w:abstractNumId w:val="3"/>
   </w:num>
   <w:num w:numId="6">
-    <w:abstractNumId w:val="28"/>
+    <w:abstractNumId w:val="29"/>
   </w:num>
   <w:num w:numId="7">
-    <w:abstractNumId w:val="20"/>
+    <w:abstractNumId w:val="21"/>
   </w:num>
   <w:num w:numId="8">
     <w:abstractNumId w:val="0"/>
   </w:num>
   <w:num w:numId="9">
-    <w:abstractNumId w:val="8"/>
+    <w:abstractNumId w:val="9"/>
   </w:num>
   <w:num w:numId="10">
-    <w:abstractNumId w:val="18"/>
+    <w:abstractNumId w:val="19"/>
   </w:num>
   <w:num w:numId="11">
     <w:abstractNumId w:val="6"/>
   </w:num>
   <w:num w:numId="12">
-    <w:abstractNumId w:val="23"/>
+    <w:abstractNumId w:val="24"/>
   </w:num>
   <w:num w:numId="13">
-    <w:abstractNumId w:val="15"/>
+    <w:abstractNumId w:val="16"/>
   </w:num>
   <w:num w:numId="14">
     <w:abstractNumId w:val="1"/>
@@ -51135,67 +53063,67 @@
     <w:abstractNumId w:val="5"/>
   </w:num>
   <w:num w:numId="16">
+    <w:abstractNumId w:val="39"/>
+  </w:num>
+  <w:num w:numId="17">
+    <w:abstractNumId w:val="32"/>
+  </w:num>
+  <w:num w:numId="18">
+    <w:abstractNumId w:val="13"/>
+  </w:num>
+  <w:num w:numId="19">
+    <w:abstractNumId w:val="31"/>
+  </w:num>
+  <w:num w:numId="20">
+    <w:abstractNumId w:val="22"/>
+  </w:num>
+  <w:num w:numId="21">
+    <w:abstractNumId w:val="36"/>
+  </w:num>
+  <w:num w:numId="22">
+    <w:abstractNumId w:val="37"/>
+  </w:num>
+  <w:num w:numId="23">
+    <w:abstractNumId w:val="18"/>
+  </w:num>
+  <w:num w:numId="24">
+    <w:abstractNumId w:val="35"/>
+  </w:num>
+  <w:num w:numId="25">
+    <w:abstractNumId w:val="11"/>
+  </w:num>
+  <w:num w:numId="26">
+    <w:abstractNumId w:val="25"/>
+  </w:num>
+  <w:num w:numId="27">
+    <w:abstractNumId w:val="34"/>
+  </w:num>
+  <w:num w:numId="28">
+    <w:abstractNumId w:val="28"/>
+  </w:num>
+  <w:num w:numId="29">
     <w:abstractNumId w:val="38"/>
   </w:num>
-  <w:num w:numId="17">
-    <w:abstractNumId w:val="31"/>
-  </w:num>
-  <w:num w:numId="18">
-    <w:abstractNumId w:val="12"/>
-  </w:num>
-  <w:num w:numId="19">
-    <w:abstractNumId w:val="30"/>
-  </w:num>
-  <w:num w:numId="20">
-    <w:abstractNumId w:val="21"/>
-  </w:num>
-  <w:num w:numId="21">
-    <w:abstractNumId w:val="35"/>
-  </w:num>
-  <w:num w:numId="22">
-    <w:abstractNumId w:val="36"/>
-  </w:num>
-  <w:num w:numId="23">
-    <w:abstractNumId w:val="17"/>
-  </w:num>
-  <w:num w:numId="24">
-    <w:abstractNumId w:val="34"/>
-  </w:num>
-  <w:num w:numId="25">
-    <w:abstractNumId w:val="10"/>
-  </w:num>
-  <w:num w:numId="26">
-    <w:abstractNumId w:val="24"/>
-  </w:num>
-  <w:num w:numId="27">
-    <w:abstractNumId w:val="33"/>
-  </w:num>
-  <w:num w:numId="28">
-    <w:abstractNumId w:val="27"/>
-  </w:num>
-  <w:num w:numId="29">
-    <w:abstractNumId w:val="37"/>
-  </w:num>
   <w:num w:numId="30">
-    <w:abstractNumId w:val="13"/>
+    <w:abstractNumId w:val="14"/>
   </w:num>
   <w:num w:numId="31">
-    <w:abstractNumId w:val="22"/>
+    <w:abstractNumId w:val="23"/>
   </w:num>
   <w:num w:numId="32">
-    <w:abstractNumId w:val="26"/>
+    <w:abstractNumId w:val="27"/>
   </w:num>
   <w:num w:numId="33">
     <w:abstractNumId w:val="4"/>
   </w:num>
   <w:num w:numId="34">
-    <w:abstractNumId w:val="19"/>
+    <w:abstractNumId w:val="20"/>
   </w:num>
   <w:num w:numId="35">
-    <w:abstractNumId w:val="16"/>
+    <w:abstractNumId w:val="17"/>
   </w:num>
   <w:num w:numId="36">
-    <w:abstractNumId w:val="14"/>
+    <w:abstractNumId w:val="15"/>
   </w:num>
   <w:num w:numId="37">
     <w:abstractNumId w:val="7"/>
@@ -51204,7 +53132,10 @@
     <w:abstractNumId w:val="2"/>
   </w:num>
   <w:num w:numId="39">
-    <w:abstractNumId w:val="25"/>
+    <w:abstractNumId w:val="26"/>
+  </w:num>
+  <w:num w:numId="40">
+    <w:abstractNumId w:val="8"/>
   </w:num>
   <w:numIdMacAtCleanup w:val="39"/>
 </w:numbering>
@@ -51716,7 +53647,6 @@
     <w:basedOn w:val="Normal"/>
     <w:next w:val="Normal"/>
     <w:uiPriority w:val="9"/>
-    <w:semiHidden/>
     <w:unhideWhenUsed/>
     <w:qFormat/>
     <w:pPr>
@@ -51749,7 +53679,6 @@
     <w:basedOn w:val="Normal"/>
     <w:next w:val="Normal"/>
     <w:uiPriority w:val="9"/>
-    <w:semiHidden/>
     <w:unhideWhenUsed/>
     <w:qFormat/>
     <w:pPr>
@@ -52623,6 +54552,12 @@
 </file>
 
 <file path=customXml/item1.xml><?xml version="1.0" encoding="utf-8"?>
+<go:gDocsCustomXmlDataStorage xmlns:go="http://customooxmlschemas.google.com/" xmlns:r="http://schemas.openxmlformats.org/officeDocument/2006/relationships" uri="GoogleDocsCustomDataVersion2">
+  <go:docsCustomData xmlns:go="http://customooxmlschemas.google.com/" roundtripDataSignature="AMtx7mg2QkgiVwVI8acaHqa4n0Om8Es/Ig==">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</go:docsCustomData>
+</go:gDocsCustomXmlDataStorage>
+</file>
+
+<file path=customXml/item2.xml><?xml version="1.0" encoding="utf-8"?>
 <b:Sources xmlns:b="http://schemas.openxmlformats.org/officeDocument/2006/bibliography" xmlns="http://schemas.openxmlformats.org/officeDocument/2006/bibliography" SelectedStyle="\APASixthEditionOfficeOnline.xsl" StyleName="APA" Version="6">
   <b:Source>
     <b:Tag>Per24</b:Tag>
@@ -52662,25 +54597,19 @@
 </b:Sources>
 </file>
 
-<file path=customXml/item2.xml><?xml version="1.0" encoding="utf-8"?>
-<go:gDocsCustomXmlDataStorage xmlns:go="http://customooxmlschemas.google.com/" xmlns:r="http://schemas.openxmlformats.org/officeDocument/2006/relationships" uri="GoogleDocsCustomDataVersion2">
-  <go:docsCustomData xmlns:go="http://customooxmlschemas.google.com/" roundtripDataSignature="AMtx7mg2QkgiVwVI8acaHqa4n0Om8Es/Ig==">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</go:docsCustomData>
-</go:gDocsCustomXmlDataStorage>
-</file>
-
 <file path=customXml/itemProps1.xml><?xml version="1.0" encoding="utf-8"?>
-<ds:datastoreItem xmlns:ds="http://schemas.openxmlformats.org/officeDocument/2006/customXml" ds:itemID="{02CECDD1-6BED-4FBE-8EAC-5746B510D320}">
-  <ds:schemaRefs>
-    <ds:schemaRef ds:uri="http://schemas.openxmlformats.org/officeDocument/2006/bibliography"/>
-  </ds:schemaRefs>
-</ds:datastoreItem>
-</file>
-
-<file path=customXml/itemProps2.xml><?xml version="1.0" encoding="utf-8"?>
 <ds:datastoreItem xmlns:ds="http://schemas.openxmlformats.org/officeDocument/2006/customXml" ds:itemID="{11111111-1234-1234-1234-123412341234}">
   <ds:schemaRefs>
     <ds:schemaRef ds:uri="http://customooxmlschemas.google.com/"/>
     <ds:schemaRef ds:uri="http://schemas.openxmlformats.org/officeDocument/2006/relationships"/>
   </ds:schemaRefs>
 </ds:datastoreItem>
+</file>
+
+<file path=customXml/itemProps2.xml><?xml version="1.0" encoding="utf-8"?>
+<ds:datastoreItem xmlns:ds="http://schemas.openxmlformats.org/officeDocument/2006/customXml" ds:itemID="{02CECDD1-6BED-4FBE-8EAC-5746B510D320}">
+  <ds:schemaRefs>
+    <ds:schemaRef ds:uri="http://schemas.openxmlformats.org/officeDocument/2006/bibliography"/>
+  </ds:schemaRefs>
+</ds:datastoreItem>
 </file>